--- a/data/단골요건(doc버전)_20250226_2.docx
+++ b/data/단골요건(doc버전)_20250226_2.docx
@@ -333,6 +333,21 @@
         </w:rPr>
         <w:t>모집 방법</w:t>
       </w:r>
+      <w:r>
+        <w:rPr>
+          <w:rFonts w:hint="eastAsia"/>
+        </w:rPr>
+        <w:t xml:space="preserve"> </w:t>
+      </w:r>
+      <w:r>
+        <w:t>(</w:t>
+      </w:r>
+      <w:r>
+        <w:rPr>
+          <w:rFonts w:hint="eastAsia"/>
+        </w:rPr>
+        <w:t>등록 방법)</w:t>
+      </w:r>
     </w:p>
     <w:p>
       <w:r>
@@ -431,10 +446,107 @@
         <w:rPr>
           <w:rFonts w:hint="eastAsia"/>
         </w:rPr>
-        <w:t>단골 관심 정보,</w:t>
-      </w:r>
-      <w:r>
-        <w:t xml:space="preserve"> </w:t>
+        <w:t xml:space="preserve">단골 </w:t>
+      </w:r>
+      <w:r>
+        <w:rPr>
+          <w:rFonts w:hint="eastAsia"/>
+        </w:rPr>
+        <w:t>추가 수집 정보</w:t>
+      </w:r>
+    </w:p>
+    <w:p>
+      <w:r>
+        <w:rPr>
+          <w:rFonts w:hint="eastAsia"/>
+        </w:rPr>
+        <w:t>#</w:t>
+      </w:r>
+      <w:r>
+        <w:t xml:space="preserve">## </w:t>
+      </w:r>
+      <w:r>
+        <w:rPr>
+          <w:rFonts w:hint="eastAsia"/>
+        </w:rPr>
+        <w:t>정의</w:t>
+      </w:r>
+    </w:p>
+    <w:p>
+      <w:r>
+        <w:rPr>
+          <w:rFonts w:hint="eastAsia"/>
+        </w:rPr>
+        <w:t>오퍼링에 활용하기 위해 고객을 탐색하여 얻은 정보를 입력한 것</w:t>
+      </w:r>
+    </w:p>
+    <w:p>
+      <w:r>
+        <w:t xml:space="preserve">### </w:t>
+      </w:r>
+      <w:r>
+        <w:rPr>
+          <w:rFonts w:hint="eastAsia"/>
+        </w:rPr>
+        <w:t>단골 관심 정보</w:t>
+      </w:r>
+      <w:r>
+        <w:rPr>
+          <w:rFonts w:hint="eastAsia"/>
+        </w:rPr>
+        <w:t xml:space="preserve"> </w:t>
+      </w:r>
+      <w:r>
+        <w:t>(</w:t>
+      </w:r>
+      <w:r>
+        <w:rPr>
+          <w:rFonts w:hint="eastAsia"/>
+        </w:rPr>
+        <w:t>단골관심정보)</w:t>
+      </w:r>
+    </w:p>
+    <w:p>
+      <w:r>
+        <w:t xml:space="preserve">단골 등록시 </w:t>
+      </w:r>
+      <w:r>
+        <w:rPr>
+          <w:rFonts w:hint="eastAsia"/>
+        </w:rPr>
+        <w:t>선호단말,</w:t>
+      </w:r>
+      <w:r>
+        <w:t xml:space="preserve"> </w:t>
+      </w:r>
+      <w:r>
+        <w:rPr>
+          <w:rFonts w:hint="eastAsia"/>
+        </w:rPr>
+        <w:t xml:space="preserve">구매가능성 등 </w:t>
+      </w:r>
+      <w:r>
+        <w:t>오퍼링 관련 중요 항목을 선택</w:t>
+      </w:r>
+      <w:r>
+        <w:rPr>
+          <w:rFonts w:hint="eastAsia"/>
+        </w:rPr>
+        <w:t>하여</w:t>
+      </w:r>
+      <w:r>
+        <w:t xml:space="preserve"> 저장</w:t>
+      </w:r>
+    </w:p>
+    <w:p>
+      <w:r>
+        <w:rPr>
+          <w:rFonts w:hint="eastAsia"/>
+        </w:rPr>
+        <w:t>#</w:t>
+      </w:r>
+      <w:r>
+        <w:t xml:space="preserve">## </w:t>
       </w:r>
       <w:r>
         <w:rPr>
@@ -442,6 +554,135 @@
         </w:rPr>
         <w:t>단골 메모</w:t>
       </w:r>
+      <w:r>
+        <w:rPr>
+          <w:rFonts w:hint="eastAsia"/>
+        </w:rPr>
+        <w:t xml:space="preserve"> </w:t>
+      </w:r>
+      <w:r>
+        <w:t>(</w:t>
+      </w:r>
+      <w:r>
+        <w:rPr>
+          <w:rFonts w:hint="eastAsia"/>
+        </w:rPr>
+        <w:t>단골메모)</w:t>
+      </w:r>
+    </w:p>
+    <w:p>
+      <w:r>
+        <w:t xml:space="preserve">단골 관련 정보를 </w:t>
+      </w:r>
+      <w:r>
+        <w:rPr>
+          <w:rFonts w:hint="eastAsia"/>
+        </w:rPr>
+        <w:t xml:space="preserve">해쉬태그 형태로 시스템에 </w:t>
+      </w:r>
+      <w:r>
+        <w:t>수기 작성</w:t>
+      </w:r>
+      <w:r>
+        <w:rPr>
+          <w:rFonts w:hint="eastAsia"/>
+        </w:rPr>
+        <w:t>하여</w:t>
+      </w:r>
+      <w:r>
+        <w:t xml:space="preserve"> 저장</w:t>
+      </w:r>
+    </w:p>
+    <w:p>
+      <w:r>
+        <w:t xml:space="preserve">### </w:t>
+      </w:r>
+      <w:r>
+        <w:rPr>
+          <w:rFonts w:hint="eastAsia"/>
+        </w:rPr>
+        <w:t>주의 사항</w:t>
+      </w:r>
+    </w:p>
+    <w:p>
+      <w:r>
+        <w:rPr>
+          <w:rFonts w:hint="eastAsia"/>
+        </w:rPr>
+        <w:t xml:space="preserve">단골 </w:t>
+      </w:r>
+      <w:r>
+        <w:rPr>
+          <w:rFonts w:hint="eastAsia"/>
+        </w:rPr>
+        <w:t>관심 정보</w:t>
+      </w:r>
+      <w:r>
+        <w:t xml:space="preserve">, </w:t>
+      </w:r>
+      <w:r>
+        <w:rPr>
+          <w:rFonts w:hint="eastAsia"/>
+        </w:rPr>
+        <w:t xml:space="preserve">단골 </w:t>
+      </w:r>
+      <w:r>
+        <w:t xml:space="preserve">메모는 순서대로 </w:t>
+      </w:r>
+      <w:r>
+        <w:rPr>
+          <w:rFonts w:hint="eastAsia"/>
+        </w:rPr>
+        <w:t xml:space="preserve">한 컬럼에 </w:t>
+      </w:r>
+      <w:r>
+        <w:t>Text</w:t>
+      </w:r>
+      <w:r>
+        <w:rPr>
+          <w:rFonts w:hint="eastAsia"/>
+        </w:rPr>
+        <w:t xml:space="preserve">로 </w:t>
+      </w:r>
+      <w:r>
+        <w:t xml:space="preserve">저장되므로 </w:t>
+      </w:r>
+      <w:r>
+        <w:rPr>
+          <w:rFonts w:hint="eastAsia"/>
+        </w:rPr>
+        <w:t xml:space="preserve">여러 키워드를 </w:t>
+      </w:r>
+      <w:r>
+        <w:rPr>
+          <w:rFonts w:hint="eastAsia"/>
+        </w:rPr>
+        <w:t>검색할 때</w:t>
+      </w:r>
+      <w:r>
+        <w:rPr>
+          <w:rFonts w:hint="eastAsia"/>
+        </w:rPr>
+        <w:t>는</w:t>
+      </w:r>
+      <w:r>
+        <w:rPr>
+          <w:rFonts w:hint="eastAsia"/>
+        </w:rPr>
+        <w:t xml:space="preserve"> 작성한</w:t>
+      </w:r>
+      <w:r>
+        <w:t xml:space="preserve"> 키워드</w:t>
+      </w:r>
+      <w:r>
+        <w:rPr>
+          <w:rFonts w:hint="eastAsia"/>
+        </w:rPr>
+        <w:t xml:space="preserve"> </w:t>
+      </w:r>
+      <w:r>
+        <w:t>순서대로 사용해야 됨</w:t>
+      </w:r>
     </w:p>
     <w:p>
       <w:r>
@@ -451,64 +692,55 @@
         <w:t>#</w:t>
       </w:r>
       <w:r>
-        <w:t xml:space="preserve">## </w:t>
-      </w:r>
-      <w:r>
-        <w:rPr>
-          <w:rFonts w:hint="eastAsia"/>
-        </w:rPr>
-        <w:t>정의</w:t>
-      </w:r>
-    </w:p>
-    <w:p>
-      <w:r>
-        <w:rPr>
-          <w:rFonts w:hint="eastAsia"/>
-        </w:rPr>
-        <w:t>오퍼링에 활용하기 위해 고객을 탐색하여 얻은 정보를 입력한 것</w:t>
-      </w:r>
-    </w:p>
-    <w:p>
-      <w:r>
-        <w:t xml:space="preserve">### </w:t>
-      </w:r>
-      <w:r>
-        <w:rPr>
-          <w:rFonts w:hint="eastAsia"/>
-        </w:rPr>
-        <w:t>단골 관심 정보</w:t>
-      </w:r>
-    </w:p>
-    <w:p>
-      <w:r>
-        <w:t xml:space="preserve">단골 등록시 </w:t>
-      </w:r>
-      <w:r>
-        <w:rPr>
-          <w:rFonts w:hint="eastAsia"/>
-        </w:rPr>
-        <w:t>선호단말,</w:t>
-      </w:r>
-      <w:r>
-        <w:t xml:space="preserve"> </w:t>
-      </w:r>
-      <w:r>
-        <w:rPr>
-          <w:rFonts w:hint="eastAsia"/>
-        </w:rPr>
-        <w:t xml:space="preserve">구매가능성 등 </w:t>
-      </w:r>
-      <w:r>
-        <w:t>오퍼링 관련 중요 항목을 선택</w:t>
-      </w:r>
-      <w:r>
-        <w:rPr>
-          <w:rFonts w:hint="eastAsia"/>
-        </w:rPr>
-        <w:t>하여</w:t>
-      </w:r>
-      <w:r>
-        <w:t xml:space="preserve"> 저장</w:t>
+        <w:t xml:space="preserve"># </w:t>
+      </w:r>
+      <w:r>
+        <w:rPr>
+          <w:rFonts w:hint="eastAsia"/>
+        </w:rPr>
+        <w:t>마.</w:t>
+      </w:r>
+      <w:r>
+        <w:t xml:space="preserve"> </w:t>
+      </w:r>
+      <w:r>
+        <w:rPr>
+          <w:rFonts w:hint="eastAsia"/>
+        </w:rPr>
+        <w:t>단골 등록</w:t>
+      </w:r>
+      <w:r>
+        <w:t xml:space="preserve"> </w:t>
+      </w:r>
+      <w:r>
+        <w:rPr>
+          <w:rFonts w:hint="eastAsia"/>
+        </w:rPr>
+        <w:t>(단골 모집,</w:t>
+      </w:r>
+      <w:r>
+        <w:t xml:space="preserve"> </w:t>
+      </w:r>
+      <w:r>
+        <w:rPr>
+          <w:rFonts w:hint="eastAsia"/>
+        </w:rPr>
+        <w:t>단골 가입)</w:t>
+      </w:r>
+      <w:r>
+        <w:rPr>
+          <w:rFonts w:hint="eastAsia"/>
+        </w:rPr>
+        <w:t xml:space="preserve"> 상세 내용 및 로직</w:t>
+      </w:r>
+      <w:r>
+        <w:t xml:space="preserve"> (</w:t>
+      </w:r>
+      <w:r>
+        <w:rPr>
+          <w:rFonts w:hint="eastAsia"/>
+        </w:rPr>
+        <w:t>요건)</w:t>
       </w:r>
     </w:p>
     <w:p>
@@ -519,164 +751,6 @@
         <w:t>#</w:t>
       </w:r>
       <w:r>
-        <w:t xml:space="preserve">## </w:t>
-      </w:r>
-      <w:r>
-        <w:rPr>
-          <w:rFonts w:hint="eastAsia"/>
-        </w:rPr>
-        <w:t>단골 메모</w:t>
-      </w:r>
-    </w:p>
-    <w:p>
-      <w:r>
-        <w:t xml:space="preserve">단골 관련 정보를 </w:t>
-      </w:r>
-      <w:r>
-        <w:rPr>
-          <w:rFonts w:hint="eastAsia"/>
-        </w:rPr>
-        <w:t xml:space="preserve">해쉬태그 형태로 시스템에 </w:t>
-      </w:r>
-      <w:r>
-        <w:t>수기 작성</w:t>
-      </w:r>
-      <w:r>
-        <w:rPr>
-          <w:rFonts w:hint="eastAsia"/>
-        </w:rPr>
-        <w:t>하여</w:t>
-      </w:r>
-      <w:r>
-        <w:t xml:space="preserve"> 저장</w:t>
-      </w:r>
-    </w:p>
-    <w:p>
-      <w:r>
-        <w:t xml:space="preserve">### </w:t>
-      </w:r>
-      <w:r>
-        <w:rPr>
-          <w:rFonts w:hint="eastAsia"/>
-        </w:rPr>
-        <w:t>주의 사항</w:t>
-      </w:r>
-    </w:p>
-    <w:p>
-      <w:pPr>
-        <w:rPr>
-          <w:rFonts w:hint="eastAsia"/>
-        </w:rPr>
-      </w:pPr>
-      <w:r>
-        <w:rPr>
-          <w:rFonts w:hint="eastAsia"/>
-        </w:rPr>
-        <w:t>관심 정보</w:t>
-      </w:r>
-      <w:r>
-        <w:t xml:space="preserve">, 메모는 순서대로 </w:t>
-      </w:r>
-      <w:r>
-        <w:rPr>
-          <w:rFonts w:hint="eastAsia"/>
-        </w:rPr>
-        <w:t xml:space="preserve">한 컬럼에 </w:t>
-      </w:r>
-      <w:r>
-        <w:t xml:space="preserve">저장되므로 </w:t>
-      </w:r>
-      <w:r>
-        <w:rPr>
-          <w:rFonts w:hint="eastAsia"/>
-        </w:rPr>
-        <w:t>검색할 때 작성한</w:t>
-      </w:r>
-      <w:r>
-        <w:t xml:space="preserve"> 키워드</w:t>
-      </w:r>
-      <w:r>
-        <w:rPr>
-          <w:rFonts w:hint="eastAsia"/>
-        </w:rPr>
-        <w:t xml:space="preserve"> </w:t>
-      </w:r>
-      <w:r>
-        <w:t>순서대로 사용해야 됨</w:t>
-      </w:r>
-    </w:p>
-    <w:p>
-      <w:pPr>
-        <w:rPr>
-          <w:rFonts w:hint="eastAsia"/>
-        </w:rPr>
-      </w:pPr>
-      <w:r>
-        <w:rPr>
-          <w:rFonts w:hint="eastAsia"/>
-        </w:rPr>
-        <w:t>#</w:t>
-      </w:r>
-      <w:r>
-        <w:t xml:space="preserve"># </w:t>
-      </w:r>
-      <w:r>
-        <w:rPr>
-          <w:rFonts w:hint="eastAsia"/>
-        </w:rPr>
-        <w:t>마.</w:t>
-      </w:r>
-      <w:r>
-        <w:t xml:space="preserve"> </w:t>
-      </w:r>
-      <w:r>
-        <w:rPr>
-          <w:rFonts w:hint="eastAsia"/>
-        </w:rPr>
-        <w:t>단골 등록</w:t>
-      </w:r>
-      <w:r>
-        <w:t xml:space="preserve"> </w:t>
-      </w:r>
-      <w:r>
-        <w:rPr>
-          <w:rFonts w:hint="eastAsia"/>
-        </w:rPr>
-        <w:t>(단골 모집,</w:t>
-      </w:r>
-      <w:r>
-        <w:t xml:space="preserve"> </w:t>
-      </w:r>
-      <w:r>
-        <w:rPr>
-          <w:rFonts w:hint="eastAsia"/>
-        </w:rPr>
-        <w:t>단골 가입)</w:t>
-      </w:r>
-      <w:r>
-        <w:rPr>
-          <w:rFonts w:hint="eastAsia"/>
-        </w:rPr>
-        <w:t xml:space="preserve"> 상세 내용 및 로직</w:t>
-      </w:r>
-      <w:r>
-        <w:t xml:space="preserve"> (</w:t>
-      </w:r>
-      <w:r>
-        <w:rPr>
-          <w:rFonts w:hint="eastAsia"/>
-        </w:rPr>
-        <w:t>요건)</w:t>
-      </w:r>
-    </w:p>
-    <w:p>
-      <w:r>
-        <w:rPr>
-          <w:rFonts w:hint="eastAsia"/>
-        </w:rPr>
-        <w:t>#</w:t>
-      </w:r>
-      <w:r>
         <w:t xml:space="preserve">## 1) </w:t>
       </w:r>
       <w:r>
@@ -692,15 +766,40 @@
         <w:rPr>
           <w:rFonts w:hint="eastAsia"/>
         </w:rPr>
-        <w:t>모수)</w:t>
-      </w:r>
-    </w:p>
-    <w:p>
-      <w:pPr>
-        <w:rPr>
-          <w:rFonts w:hint="eastAsia"/>
-        </w:rPr>
-      </w:pPr>
+        <w:t>모수</w:t>
+      </w:r>
+      <w:r>
+        <w:rPr>
+          <w:rFonts w:hint="eastAsia"/>
+        </w:rPr>
+        <w:t>,</w:t>
+      </w:r>
+      <w:r>
+        <w:t xml:space="preserve"> </w:t>
+      </w:r>
+      <w:r>
+        <w:rPr>
+          <w:rFonts w:hint="eastAsia"/>
+        </w:rPr>
+        <w:t>단골 모집 모수,</w:t>
+      </w:r>
+      <w:r>
+        <w:t xml:space="preserve"> </w:t>
+      </w:r>
+      <w:r>
+        <w:rPr>
+          <w:rFonts w:hint="eastAsia"/>
+        </w:rPr>
+        <w:t>단골 모수</w:t>
+      </w:r>
+      <w:r>
+        <w:rPr>
+          <w:rFonts w:hint="eastAsia"/>
+        </w:rPr>
+        <w:t>)</w:t>
+      </w:r>
+    </w:p>
+    <w:p>
       <w:r>
         <w:rPr>
           <w:rFonts w:hint="eastAsia"/>
@@ -814,7 +913,37 @@
         <w:rPr>
           <w:rFonts w:hint="eastAsia"/>
         </w:rPr>
-        <w:t>판매 등록 모수)</w:t>
+        <w:t>판매 등록 모수</w:t>
+      </w:r>
+      <w:r>
+        <w:rPr>
+          <w:rFonts w:hint="eastAsia"/>
+        </w:rPr>
+        <w:t>,</w:t>
+      </w:r>
+      <w:r>
+        <w:t xml:space="preserve"> </w:t>
+      </w:r>
+      <w:r>
+        <w:rPr>
+          <w:rFonts w:hint="eastAsia"/>
+        </w:rPr>
+        <w:t>판매 모집 모수,</w:t>
+      </w:r>
+      <w:r>
+        <w:t xml:space="preserve"> </w:t>
+      </w:r>
+      <w:r>
+        <w:rPr>
+          <w:rFonts w:hint="eastAsia"/>
+        </w:rPr>
+        <w:t>단골 판매 모수</w:t>
+      </w:r>
+      <w:r>
+        <w:rPr>
+          <w:rFonts w:hint="eastAsia"/>
+        </w:rPr>
+        <w:t>)</w:t>
       </w:r>
     </w:p>
     <w:p>
@@ -838,11 +967,6 @@
       </w:r>
     </w:p>
     <w:p>
-      <w:pPr>
-        <w:rPr>
-          <w:rFonts w:hint="eastAsia"/>
-        </w:rPr>
-      </w:pPr>
       <w:r>
         <w:t xml:space="preserve">2nd Device 제외 (태블릿, 워치, 포켓파이 등), </w:t>
       </w:r>
@@ -936,7 +1060,37 @@
         <w:rPr>
           <w:rFonts w:hint="eastAsia"/>
         </w:rPr>
-        <w:t xml:space="preserve">내방 등록 모수) </w:t>
+        <w:t>내방 등록 모수</w:t>
+      </w:r>
+      <w:r>
+        <w:rPr>
+          <w:rFonts w:hint="eastAsia"/>
+        </w:rPr>
+        <w:t>,</w:t>
+      </w:r>
+      <w:r>
+        <w:t xml:space="preserve"> </w:t>
+      </w:r>
+      <w:r>
+        <w:rPr>
+          <w:rFonts w:hint="eastAsia"/>
+        </w:rPr>
+        <w:t>단골 내방 모수</w:t>
+      </w:r>
+      <w:r>
+        <w:t xml:space="preserve">, </w:t>
+      </w:r>
+      <w:r>
+        <w:rPr>
+          <w:rFonts w:hint="eastAsia"/>
+        </w:rPr>
+        <w:t>내방 모집 모수</w:t>
+      </w:r>
+      <w:r>
+        <w:rPr>
+          <w:rFonts w:hint="eastAsia"/>
+        </w:rPr>
+        <w:t xml:space="preserve">) </w:t>
       </w:r>
     </w:p>
     <w:p>
@@ -958,13 +1112,7 @@
     </w:p>
     <w:p>
       <w:r>
-        <w:rPr>
-          <w:rFonts w:hint="eastAsia"/>
-        </w:rPr>
-        <w:t>스마트플래너</w:t>
-      </w:r>
-      <w:r>
-        <w:t>, 스윙 등 전산 업무</w:t>
+        <w:t>전산 업무</w:t>
       </w:r>
       <w:r>
         <w:rPr>
@@ -991,13 +1139,25 @@
         <w:t xml:space="preserve"> 내방일 </w:t>
       </w:r>
       <w:r>
-        <w:rPr>
-          <w:rFonts w:hint="eastAsia"/>
-        </w:rPr>
-        <w:t>기준</w:t>
-      </w:r>
-      <w:r>
-        <w:t xml:space="preserve"> D-1일 단골 미등록 </w:t>
+        <w:t>D-1일</w:t>
+      </w:r>
+      <w:r>
+        <w:rPr>
+          <w:rFonts w:hint="eastAsia"/>
+        </w:rPr>
+        <w:t xml:space="preserve"> 기준 대리점,</w:t>
+      </w:r>
+      <w:r>
+        <w:t xml:space="preserve"> </w:t>
+      </w:r>
+      <w:r>
+        <w:rPr>
+          <w:rFonts w:hint="eastAsia"/>
+        </w:rPr>
+        <w:t>매장 무관</w:t>
+      </w:r>
+      <w:r>
+        <w:t xml:space="preserve"> 단골 미등록 </w:t>
       </w:r>
       <w:r>
         <w:rPr>
@@ -1006,256 +1166,508 @@
         <w:t>회선</w:t>
       </w:r>
       <w:r>
+        <w:t xml:space="preserve">. </w:t>
+      </w:r>
+      <w:r>
+        <w:rPr>
+          <w:rFonts w:hint="eastAsia"/>
+        </w:rPr>
+        <w:t xml:space="preserve">내방 </w:t>
+      </w:r>
+      <w:r>
+        <w:t>Data</w:t>
+      </w:r>
+      <w:r>
+        <w:rPr>
+          <w:rFonts w:hint="eastAsia"/>
+        </w:rPr>
+        <w:t xml:space="preserve">는 </w:t>
+      </w:r>
+      <w:r>
+        <w:t xml:space="preserve">D-2 </w:t>
+      </w:r>
+      <w:r>
+        <w:rPr>
+          <w:rFonts w:hint="eastAsia"/>
+        </w:rPr>
+        <w:t xml:space="preserve">집계되므로 익월 </w:t>
+      </w:r>
+      <w:r>
+        <w:t>2</w:t>
+      </w:r>
+      <w:r>
+        <w:rPr>
+          <w:rFonts w:hint="eastAsia"/>
+        </w:rPr>
+        <w:t>일 최종 숫자 측정 가능함</w:t>
+      </w:r>
+    </w:p>
+    <w:p>
+      <w:r>
+        <w:rPr>
+          <w:rFonts w:hint="eastAsia"/>
+        </w:rPr>
+        <w:t>스마트</w:t>
+      </w:r>
+      <w:r>
+        <w:t xml:space="preserve"> 진단서, 스마트 계산기</w:t>
+      </w:r>
+      <w:r>
+        <w:rPr>
+          <w:rFonts w:hint="eastAsia"/>
+        </w:rPr>
+        <w:t>를</w:t>
+      </w:r>
+      <w:r>
+        <w:t xml:space="preserve"> </w:t>
+      </w:r>
+      <w:r>
+        <w:rPr>
+          <w:rFonts w:hint="eastAsia"/>
+        </w:rPr>
+        <w:t xml:space="preserve">인증 없이 </w:t>
+      </w:r>
+      <w:r>
+        <w:t xml:space="preserve">사용한 </w:t>
+      </w:r>
+      <w:r>
+        <w:rPr>
+          <w:rFonts w:hint="eastAsia"/>
+        </w:rPr>
+        <w:t>경우</w:t>
+      </w:r>
+      <w:r>
+        <w:rPr>
+          <w:rFonts w:hint="eastAsia"/>
+        </w:rPr>
+        <w:t>는</w:t>
+      </w:r>
+      <w:r>
+        <w:t xml:space="preserve"> </w:t>
+      </w:r>
+      <w:r>
+        <w:t>고객 오퍼링 정보를 확인</w:t>
+      </w:r>
+      <w:r>
+        <w:rPr>
+          <w:rFonts w:hint="eastAsia"/>
+        </w:rPr>
+        <w:t xml:space="preserve">할 수 있으므로 </w:t>
+      </w:r>
+      <w:r>
+        <w:t>단골 모집 가능한 오퍼링 단계에 진입했다고 간주</w:t>
+      </w:r>
+      <w:r>
+        <w:rPr>
+          <w:rFonts w:hint="eastAsia"/>
+        </w:rPr>
+        <w:t>하여</w:t>
+      </w:r>
+      <w:r>
+        <w:t xml:space="preserve"> 모수</w:t>
+      </w:r>
+      <w:r>
+        <w:rPr>
+          <w:rFonts w:hint="eastAsia"/>
+        </w:rPr>
+        <w:t>에 포함됨</w:t>
+      </w:r>
+    </w:p>
+    <w:p>
+      <w:r>
+        <w:rPr>
+          <w:rFonts w:hint="eastAsia"/>
+        </w:rPr>
+        <w:t>1회 이상</w:t>
+      </w:r>
+      <w:r>
+        <w:t xml:space="preserve"> 내방시 모두 집계됨. (</w:t>
+      </w:r>
+      <w:r>
+        <w:rPr>
+          <w:rFonts w:hint="eastAsia"/>
+        </w:rPr>
+        <w:t xml:space="preserve">예 </w:t>
+      </w:r>
+      <w:r>
+        <w:t>: 1일 내방</w:t>
+      </w:r>
+      <w:r>
+        <w:rPr>
+          <w:rFonts w:hint="eastAsia"/>
+        </w:rPr>
+        <w:t xml:space="preserve"> </w:t>
+      </w:r>
+      <w:r>
+        <w:t xml:space="preserve">&amp; </w:t>
+      </w:r>
+      <w:r>
+        <w:rPr>
+          <w:rFonts w:hint="eastAsia"/>
+        </w:rPr>
+        <w:t>단골</w:t>
+      </w:r>
+      <w:r>
+        <w:t xml:space="preserve"> 미등록하고 3일 내방</w:t>
+      </w:r>
+      <w:r>
+        <w:rPr>
+          <w:rFonts w:hint="eastAsia"/>
+        </w:rPr>
+        <w:t xml:space="preserve"> </w:t>
+      </w:r>
+      <w:r>
+        <w:t xml:space="preserve">&amp; </w:t>
+      </w:r>
+      <w:r>
+        <w:rPr>
+          <w:rFonts w:hint="eastAsia"/>
+        </w:rPr>
+        <w:t>단골</w:t>
+      </w:r>
+      <w:r>
+        <w:t xml:space="preserve"> 등록</w:t>
+      </w:r>
+      <w:r>
+        <w:rPr>
+          <w:rFonts w:hint="eastAsia"/>
+        </w:rPr>
+        <w:t xml:space="preserve"> </w:t>
+      </w:r>
+      <w:r>
+        <w:t>Case</w:t>
+      </w:r>
+      <w:r>
+        <w:rPr>
+          <w:rFonts w:hint="eastAsia"/>
+        </w:rPr>
+        <w:t xml:space="preserve">는 </w:t>
+      </w:r>
+      <w:r>
+        <w:t>1</w:t>
+      </w:r>
+      <w:r>
+        <w:rPr>
+          <w:rFonts w:hint="eastAsia"/>
+        </w:rPr>
+        <w:t>일 모수,</w:t>
+      </w:r>
+      <w:r>
+        <w:t xml:space="preserve"> 3</w:t>
+      </w:r>
+      <w:r>
+        <w:rPr>
+          <w:rFonts w:hint="eastAsia"/>
+        </w:rPr>
+        <w:t>일 모수,</w:t>
+      </w:r>
+      <w:r>
+        <w:t xml:space="preserve"> </w:t>
+      </w:r>
+      <w:r>
+        <w:rPr>
+          <w:rFonts w:hint="eastAsia"/>
+        </w:rPr>
+        <w:t xml:space="preserve">자수 집계되어 최종적으로 모수 </w:t>
+      </w:r>
+      <w:r>
+        <w:t>2</w:t>
+      </w:r>
+      <w:r>
+        <w:rPr>
+          <w:rFonts w:hint="eastAsia"/>
+        </w:rPr>
+        <w:t>건,</w:t>
+      </w:r>
+      <w:r>
+        <w:t xml:space="preserve"> </w:t>
+      </w:r>
+      <w:r>
+        <w:rPr>
+          <w:rFonts w:hint="eastAsia"/>
+        </w:rPr>
+        <w:t xml:space="preserve">자수 </w:t>
+      </w:r>
+      <w:r>
+        <w:t>2</w:t>
+      </w:r>
+      <w:r>
+        <w:rPr>
+          <w:rFonts w:hint="eastAsia"/>
+        </w:rPr>
+        <w:t>건이 집계됨)</w:t>
+      </w:r>
+    </w:p>
+    <w:p>
+      <w:r>
+        <w:rPr>
+          <w:rFonts w:hint="eastAsia"/>
+        </w:rPr>
+        <w:t>#</w:t>
+      </w:r>
+      <w:r>
+        <w:t xml:space="preserve">##### </w:t>
+      </w:r>
+      <w:r>
+        <w:rPr>
+          <w:rFonts w:hint="eastAsia"/>
+        </w:rPr>
+        <w:t>수도권 기준</w:t>
+      </w:r>
+    </w:p>
+    <w:p>
+      <w:r>
+        <w:rPr>
+          <w:rFonts w:hint="eastAsia"/>
+        </w:rPr>
+        <w:t xml:space="preserve">내방 단골 </w:t>
+      </w:r>
+      <w:r>
+        <w:rPr>
+          <w:rFonts w:hint="eastAsia"/>
+        </w:rPr>
+        <w:t>모집이 어려운</w:t>
+      </w:r>
+      <w:r>
+        <w:rPr>
+          <w:rFonts w:hint="eastAsia"/>
+        </w:rPr>
+        <w:t xml:space="preserve"> 대상</w:t>
+      </w:r>
+      <w:r>
+        <w:rPr>
+          <w:rFonts w:hint="eastAsia"/>
+        </w:rPr>
+        <w:t>을 제외하</w:t>
+      </w:r>
+      <w:r>
+        <w:rPr>
+          <w:rFonts w:hint="eastAsia"/>
+        </w:rPr>
+        <w:t>고 정확하게 측정하기 위해</w:t>
+      </w:r>
+      <w:r>
+        <w:rPr>
+          <w:rFonts w:hint="eastAsia"/>
+        </w:rPr>
+        <w:t xml:space="preserve"> </w:t>
+      </w:r>
+      <w:r>
+        <w:t>'25</w:t>
+      </w:r>
+      <w:r>
+        <w:rPr>
+          <w:rFonts w:hint="eastAsia"/>
+        </w:rPr>
+        <w:t>년</w:t>
+      </w:r>
+      <w:r>
+        <w:t>2</w:t>
+      </w:r>
+      <w:r>
+        <w:rPr>
+          <w:rFonts w:hint="eastAsia"/>
+        </w:rPr>
+        <w:t xml:space="preserve">월부터 </w:t>
+      </w:r>
+      <w:r>
+        <w:rPr>
+          <w:rFonts w:hint="eastAsia"/>
+        </w:rPr>
+        <w:t>별도 정형 리포트</w:t>
+      </w:r>
+      <w:r>
+        <w:rPr>
+          <w:rFonts w:hint="eastAsia"/>
+        </w:rPr>
+        <w:t>를 사용하여</w:t>
+      </w:r>
+      <w:r>
+        <w:rPr>
+          <w:rFonts w:hint="eastAsia"/>
+        </w:rPr>
+        <w:t xml:space="preserve"> </w:t>
+      </w:r>
+      <w:r>
+        <w:rPr>
+          <w:rFonts w:hint="eastAsia"/>
+        </w:rPr>
+        <w:t>수도권 자체 로직</w:t>
+      </w:r>
+      <w:r>
+        <w:rPr>
+          <w:rFonts w:hint="eastAsia"/>
+        </w:rPr>
+        <w:t>으로</w:t>
+      </w:r>
+      <w:r>
+        <w:rPr>
+          <w:rFonts w:hint="eastAsia"/>
+        </w:rPr>
+        <w:t xml:space="preserve"> 집계</w:t>
+      </w:r>
+      <w:r>
+        <w:rPr>
+          <w:rFonts w:hint="eastAsia"/>
+        </w:rPr>
+        <w:t>함</w:t>
+      </w:r>
+    </w:p>
+    <w:p>
+      <w:r>
+        <w:rPr>
+          <w:rFonts w:hint="eastAsia"/>
+        </w:rPr>
+        <w:t>세컨 디바이스,</w:t>
+      </w:r>
+      <w:r>
+        <w:t xml:space="preserve"> </w:t>
+      </w:r>
+      <w:r>
+        <w:rPr>
+          <w:rFonts w:hint="eastAsia"/>
+        </w:rPr>
+        <w:t>특수단말 제외,</w:t>
+      </w:r>
+      <w:r>
+        <w:t xml:space="preserve"> T Tab, </w:t>
+      </w:r>
+      <w:r>
+        <w:rPr>
+          <w:rFonts w:hint="eastAsia"/>
+        </w:rPr>
+        <w:t>데함쓰,</w:t>
+      </w:r>
+      <w:r>
+        <w:t xml:space="preserve"> </w:t>
+      </w:r>
+      <w:r>
+        <w:rPr>
+          <w:rFonts w:hint="eastAsia"/>
+        </w:rPr>
+        <w:t>워치 등 메인 회선 요금제 아닌 것 제외,</w:t>
+      </w:r>
+      <w:r>
+        <w:t xml:space="preserve"> </w:t>
+      </w:r>
+      <w:r>
+        <w:rPr>
+          <w:rFonts w:hint="eastAsia"/>
+        </w:rPr>
+        <w:t>해지 회선 제외,</w:t>
+      </w:r>
+      <w:r>
+        <w:t xml:space="preserve"> </w:t>
+      </w:r>
+      <w:r>
+        <w:rPr>
+          <w:rFonts w:hint="eastAsia"/>
+        </w:rPr>
+        <w:t>미성년 제외,</w:t>
+      </w:r>
+      <w:r>
+        <w:t xml:space="preserve"> </w:t>
+      </w:r>
+      <w:r>
+        <w:rPr>
+          <w:rFonts w:hint="eastAsia"/>
+        </w:rPr>
+        <w:t>법인 제외,</w:t>
+      </w:r>
+      <w:r>
+        <w:t xml:space="preserve"> </w:t>
+      </w:r>
+      <w:r>
+        <w:rPr>
+          <w:rFonts w:hint="eastAsia"/>
+        </w:rPr>
+        <w:t xml:space="preserve">당월 내 중복 내방시 </w:t>
+      </w:r>
+      <w:r>
+        <w:t>1</w:t>
+      </w:r>
+      <w:r>
+        <w:rPr>
+          <w:rFonts w:hint="eastAsia"/>
+        </w:rPr>
+        <w:t>건만 측정 등의 허수</w:t>
+      </w:r>
+      <w:r>
+        <w:rPr>
+          <w:rFonts w:hint="eastAsia"/>
+        </w:rPr>
+        <w:t>를</w:t>
+      </w:r>
+      <w:r>
+        <w:rPr>
+          <w:rFonts w:hint="eastAsia"/>
+        </w:rPr>
+        <w:t xml:space="preserve"> 제외</w:t>
+      </w:r>
+    </w:p>
+    <w:p>
+      <w:r>
+        <w:rPr>
+          <w:rFonts w:hint="eastAsia"/>
+        </w:rPr>
+        <w:t>#</w:t>
+      </w:r>
+      <w:r>
+        <w:t xml:space="preserve">## 2) </w:t>
+      </w:r>
+      <w:r>
+        <w:rPr>
+          <w:rFonts w:hint="eastAsia"/>
+        </w:rPr>
+        <w:t xml:space="preserve">등록 현황 </w:t>
+      </w:r>
+      <w:r>
         <w:t>(</w:t>
       </w:r>
       <w:r>
         <w:rPr>
           <w:rFonts w:hint="eastAsia"/>
         </w:rPr>
-        <w:t>동일 매장/대리점 여부 무관)</w:t>
-      </w:r>
-      <w:r>
-        <w:t xml:space="preserve">. </w:t>
-      </w:r>
-      <w:r>
-        <w:rPr>
-          <w:rFonts w:hint="eastAsia"/>
-        </w:rPr>
-        <w:t xml:space="preserve">내방 </w:t>
-      </w:r>
-      <w:r>
-        <w:t>Data</w:t>
-      </w:r>
-      <w:r>
-        <w:rPr>
-          <w:rFonts w:hint="eastAsia"/>
-        </w:rPr>
-        <w:t xml:space="preserve">는 </w:t>
-      </w:r>
-      <w:r>
-        <w:t xml:space="preserve">D-2 </w:t>
-      </w:r>
-      <w:r>
-        <w:rPr>
-          <w:rFonts w:hint="eastAsia"/>
-        </w:rPr>
-        <w:t xml:space="preserve">집계되므로 익월 </w:t>
-      </w:r>
-      <w:r>
-        <w:t>2</w:t>
-      </w:r>
-      <w:r>
-        <w:rPr>
-          <w:rFonts w:hint="eastAsia"/>
-        </w:rPr>
-        <w:t>일 최종 숫자 측정 가능함</w:t>
-      </w:r>
-    </w:p>
-    <w:p>
-      <w:r>
-        <w:rPr>
-          <w:rFonts w:hint="eastAsia"/>
-        </w:rPr>
-        <w:t>단,</w:t>
-      </w:r>
-      <w:r>
-        <w:t xml:space="preserve"> </w:t>
-      </w:r>
-      <w:r>
-        <w:rPr>
-          <w:rFonts w:hint="eastAsia"/>
-        </w:rPr>
-        <w:t>스마트</w:t>
-      </w:r>
-      <w:r>
-        <w:t xml:space="preserve"> 진단서, 스마트 계산기</w:t>
-      </w:r>
-      <w:r>
-        <w:rPr>
-          <w:rFonts w:hint="eastAsia"/>
-        </w:rPr>
-        <w:t>를</w:t>
-      </w:r>
-      <w:r>
-        <w:t xml:space="preserve"> </w:t>
-      </w:r>
-      <w:r>
-        <w:rPr>
-          <w:rFonts w:hint="eastAsia"/>
-        </w:rPr>
-        <w:t xml:space="preserve">인증 없이 </w:t>
-      </w:r>
-      <w:r>
-        <w:t xml:space="preserve">사용한 </w:t>
-      </w:r>
-      <w:r>
-        <w:rPr>
-          <w:rFonts w:hint="eastAsia"/>
-        </w:rPr>
-        <w:t>경우</w:t>
-      </w:r>
-      <w:r>
-        <w:t xml:space="preserve"> </w:t>
-      </w:r>
-      <w:r>
-        <w:t xml:space="preserve">고객 오퍼링 정보를 </w:t>
-      </w:r>
-      <w:proofErr w:type="gramStart"/>
-      <w:r>
-        <w:t>확인</w:t>
-      </w:r>
-      <w:r>
-        <w:rPr>
-          <w:rFonts w:hint="eastAsia"/>
-        </w:rPr>
-        <w:t xml:space="preserve">하였으므로 </w:t>
-      </w:r>
-      <w:r>
-        <w:t xml:space="preserve"> 단골</w:t>
-      </w:r>
-      <w:proofErr w:type="gramEnd"/>
-      <w:r>
-        <w:t xml:space="preserve"> 모집 가능한 오퍼링 단계에 진입했다고 간주</w:t>
-      </w:r>
-      <w:r>
-        <w:rPr>
-          <w:rFonts w:hint="eastAsia"/>
-        </w:rPr>
-        <w:t>하여</w:t>
-      </w:r>
-      <w:r>
-        <w:t xml:space="preserve"> 모수 집계</w:t>
-      </w:r>
-      <w:r>
-        <w:rPr>
-          <w:rFonts w:hint="eastAsia"/>
-        </w:rPr>
-        <w:t>함</w:t>
-      </w:r>
-    </w:p>
-    <w:p>
-      <w:r>
-        <w:rPr>
-          <w:rFonts w:hint="eastAsia"/>
-        </w:rPr>
-        <w:t>1회 이상</w:t>
-      </w:r>
-      <w:r>
-        <w:t xml:space="preserve"> 내방시 모두 집계됨. (</w:t>
-      </w:r>
-      <w:r>
-        <w:rPr>
-          <w:rFonts w:hint="eastAsia"/>
-        </w:rPr>
-        <w:t xml:space="preserve">예 </w:t>
-      </w:r>
-      <w:r>
-        <w:t>: 1일 내방</w:t>
-      </w:r>
-      <w:r>
-        <w:rPr>
-          <w:rFonts w:hint="eastAsia"/>
-        </w:rPr>
-        <w:t xml:space="preserve"> </w:t>
-      </w:r>
-      <w:r>
-        <w:t xml:space="preserve">&amp; </w:t>
-      </w:r>
-      <w:r>
-        <w:rPr>
-          <w:rFonts w:hint="eastAsia"/>
-        </w:rPr>
-        <w:t>단골</w:t>
-      </w:r>
-      <w:r>
-        <w:t xml:space="preserve"> 미등록하고 3일 내방</w:t>
-      </w:r>
-      <w:r>
-        <w:rPr>
-          <w:rFonts w:hint="eastAsia"/>
-        </w:rPr>
-        <w:t xml:space="preserve"> </w:t>
-      </w:r>
-      <w:r>
-        <w:t xml:space="preserve">&amp; </w:t>
-      </w:r>
-      <w:r>
-        <w:rPr>
-          <w:rFonts w:hint="eastAsia"/>
-        </w:rPr>
-        <w:t>단골</w:t>
-      </w:r>
-      <w:r>
-        <w:t xml:space="preserve"> 등록</w:t>
-      </w:r>
-      <w:r>
-        <w:rPr>
-          <w:rFonts w:hint="eastAsia"/>
-        </w:rPr>
-        <w:t xml:space="preserve"> </w:t>
-      </w:r>
-      <w:r>
-        <w:t>Case</w:t>
-      </w:r>
-      <w:r>
-        <w:rPr>
-          <w:rFonts w:hint="eastAsia"/>
-        </w:rPr>
-        <w:t xml:space="preserve">는 </w:t>
-      </w:r>
-      <w:r>
-        <w:t>1</w:t>
-      </w:r>
-      <w:r>
-        <w:rPr>
-          <w:rFonts w:hint="eastAsia"/>
-        </w:rPr>
-        <w:t>일 모수,</w:t>
-      </w:r>
-      <w:r>
-        <w:t xml:space="preserve"> 3</w:t>
-      </w:r>
-      <w:r>
-        <w:rPr>
-          <w:rFonts w:hint="eastAsia"/>
-        </w:rPr>
-        <w:t>일 모수,</w:t>
-      </w:r>
-      <w:r>
-        <w:t xml:space="preserve"> </w:t>
-      </w:r>
-      <w:r>
-        <w:rPr>
-          <w:rFonts w:hint="eastAsia"/>
-        </w:rPr>
-        <w:t xml:space="preserve">자수 집계되어 최종적으로 모수 </w:t>
-      </w:r>
-      <w:r>
-        <w:t>2</w:t>
-      </w:r>
-      <w:r>
-        <w:rPr>
-          <w:rFonts w:hint="eastAsia"/>
-        </w:rPr>
-        <w:t>건,</w:t>
-      </w:r>
-      <w:r>
-        <w:t xml:space="preserve"> </w:t>
-      </w:r>
-      <w:r>
-        <w:rPr>
-          <w:rFonts w:hint="eastAsia"/>
-        </w:rPr>
-        <w:t xml:space="preserve">자수 </w:t>
-      </w:r>
-      <w:r>
-        <w:t>2</w:t>
-      </w:r>
-      <w:r>
-        <w:rPr>
-          <w:rFonts w:hint="eastAsia"/>
-        </w:rPr>
-        <w:t>건이 집계됨)</w:t>
+        <w:t>자수</w:t>
+      </w:r>
+      <w:r>
+        <w:rPr>
+          <w:rFonts w:hint="eastAsia"/>
+        </w:rPr>
+        <w:t>,</w:t>
+      </w:r>
+      <w:r>
+        <w:t xml:space="preserve"> </w:t>
+      </w:r>
+      <w:r>
+        <w:rPr>
+          <w:rFonts w:hint="eastAsia"/>
+        </w:rPr>
+        <w:t>등록 건수,</w:t>
+      </w:r>
+      <w:r>
+        <w:t xml:space="preserve"> </w:t>
+      </w:r>
+      <w:r>
+        <w:rPr>
+          <w:rFonts w:hint="eastAsia"/>
+        </w:rPr>
+        <w:t>단골 등록,</w:t>
+      </w:r>
+      <w:r>
+        <w:t xml:space="preserve"> </w:t>
+      </w:r>
+      <w:r>
+        <w:rPr>
+          <w:rFonts w:hint="eastAsia"/>
+        </w:rPr>
+        <w:t>단골 등록 건수</w:t>
+      </w:r>
+      <w:r>
+        <w:rPr>
+          <w:rFonts w:hint="eastAsia"/>
+        </w:rPr>
+        <w:t>)</w:t>
       </w:r>
     </w:p>
     <w:p>
@@ -1266,173 +1678,48 @@
         <w:t>#</w:t>
       </w:r>
       <w:r>
-        <w:t xml:space="preserve">##### </w:t>
-      </w:r>
-      <w:r>
-        <w:rPr>
-          <w:rFonts w:hint="eastAsia"/>
-        </w:rPr>
-        <w:t>수도권 기준</w:t>
-      </w:r>
-    </w:p>
-    <w:p>
-      <w:r>
-        <w:rPr>
-          <w:rFonts w:hint="eastAsia"/>
-        </w:rPr>
-        <w:t xml:space="preserve">내방 단골 </w:t>
-      </w:r>
-      <w:r>
-        <w:rPr>
-          <w:rFonts w:hint="eastAsia"/>
-        </w:rPr>
-        <w:t>모집이 어려운</w:t>
-      </w:r>
-      <w:r>
-        <w:rPr>
-          <w:rFonts w:hint="eastAsia"/>
-        </w:rPr>
-        <w:t xml:space="preserve"> 대상</w:t>
-      </w:r>
-      <w:r>
-        <w:rPr>
-          <w:rFonts w:hint="eastAsia"/>
-        </w:rPr>
-        <w:t>을 제외하기 위해</w:t>
-      </w:r>
-      <w:r>
-        <w:rPr>
-          <w:rFonts w:hint="eastAsia"/>
-        </w:rPr>
-        <w:t xml:space="preserve"> </w:t>
-      </w:r>
-      <w:r>
-        <w:t>'25</w:t>
-      </w:r>
-      <w:r>
-        <w:rPr>
-          <w:rFonts w:hint="eastAsia"/>
-        </w:rPr>
-        <w:t>년</w:t>
-      </w:r>
-      <w:r>
-        <w:t>2</w:t>
-      </w:r>
-      <w:r>
-        <w:rPr>
-          <w:rFonts w:hint="eastAsia"/>
-        </w:rPr>
-        <w:t xml:space="preserve">월부터 </w:t>
-      </w:r>
-      <w:r>
-        <w:rPr>
-          <w:rFonts w:hint="eastAsia"/>
-        </w:rPr>
-        <w:t xml:space="preserve">별도 정형 리포트로 </w:t>
-      </w:r>
-      <w:r>
-        <w:rPr>
-          <w:rFonts w:hint="eastAsia"/>
-        </w:rPr>
-        <w:t>수도권 자체 로직 집계</w:t>
-      </w:r>
-      <w:r>
-        <w:rPr>
-          <w:rFonts w:hint="eastAsia"/>
-        </w:rPr>
-        <w:t>함</w:t>
-      </w:r>
-    </w:p>
-    <w:p>
-      <w:r>
-        <w:rPr>
-          <w:rFonts w:hint="eastAsia"/>
-        </w:rPr>
-        <w:t>세컨 디바이스,</w:t>
-      </w:r>
-      <w:r>
-        <w:t xml:space="preserve"> </w:t>
-      </w:r>
-      <w:r>
-        <w:rPr>
-          <w:rFonts w:hint="eastAsia"/>
-        </w:rPr>
-        <w:t>특수단말 제외,</w:t>
-      </w:r>
-      <w:r>
-        <w:t xml:space="preserve"> T Tab, </w:t>
-      </w:r>
-      <w:r>
-        <w:rPr>
-          <w:rFonts w:hint="eastAsia"/>
-        </w:rPr>
-        <w:t>데함쓰,</w:t>
-      </w:r>
-      <w:r>
-        <w:t xml:space="preserve"> </w:t>
-      </w:r>
-      <w:r>
-        <w:rPr>
-          <w:rFonts w:hint="eastAsia"/>
-        </w:rPr>
-        <w:t>워치 등 메인 회선 요금제 아닌 것 제외,</w:t>
-      </w:r>
-      <w:r>
-        <w:t xml:space="preserve"> </w:t>
-      </w:r>
-      <w:r>
-        <w:rPr>
-          <w:rFonts w:hint="eastAsia"/>
-        </w:rPr>
-        <w:t>해지 회선 제외,</w:t>
-      </w:r>
-      <w:r>
-        <w:t xml:space="preserve"> </w:t>
-      </w:r>
-      <w:r>
-        <w:rPr>
-          <w:rFonts w:hint="eastAsia"/>
-        </w:rPr>
-        <w:t>미성년 제외,</w:t>
-      </w:r>
-      <w:r>
-        <w:t xml:space="preserve"> </w:t>
-      </w:r>
-      <w:r>
-        <w:rPr>
-          <w:rFonts w:hint="eastAsia"/>
-        </w:rPr>
-        <w:t>법인 제외,</w:t>
-      </w:r>
-      <w:r>
-        <w:t xml:space="preserve"> </w:t>
-      </w:r>
-      <w:r>
-        <w:rPr>
-          <w:rFonts w:hint="eastAsia"/>
-        </w:rPr>
-        <w:t xml:space="preserve">당월 내 중복 내방시 </w:t>
-      </w:r>
-      <w:r>
-        <w:t>1</w:t>
-      </w:r>
-      <w:r>
-        <w:rPr>
-          <w:rFonts w:hint="eastAsia"/>
-        </w:rPr>
-        <w:t>건만 측정 등의 허수</w:t>
-      </w:r>
-      <w:r>
-        <w:rPr>
-          <w:rFonts w:hint="eastAsia"/>
-        </w:rPr>
-        <w:t>를</w:t>
-      </w:r>
-      <w:r>
-        <w:rPr>
-          <w:rFonts w:hint="eastAsia"/>
-        </w:rPr>
-        <w:t xml:space="preserve"> 제외</w:t>
+        <w:t xml:space="preserve">### A. </w:t>
+      </w:r>
+      <w:r>
+        <w:rPr>
+          <w:rFonts w:hint="eastAsia"/>
+        </w:rPr>
+        <w:t>정의</w:t>
+      </w:r>
+    </w:p>
+    <w:p>
+      <w:r>
+        <w:rPr>
+          <w:rFonts w:hint="eastAsia"/>
+        </w:rPr>
+        <w:t>스윙</w:t>
+      </w:r>
+      <w:r>
+        <w:t xml:space="preserve">, 플래너에서 </w:t>
+      </w:r>
+      <w:r>
+        <w:rPr>
+          <w:rFonts w:hint="eastAsia"/>
+        </w:rPr>
+        <w:t>판매나 업무처리한</w:t>
+      </w:r>
+      <w:r>
+        <w:t xml:space="preserve"> 고객이 단골 등록했는지 여부</w:t>
+      </w:r>
+      <w:r>
+        <w:rPr>
+          <w:rFonts w:hint="eastAsia"/>
+        </w:rPr>
+        <w:t>이며 유형별로 판매 등록,</w:t>
+      </w:r>
+      <w:r>
+        <w:t xml:space="preserve"> </w:t>
+      </w:r>
+      <w:r>
+        <w:rPr>
+          <w:rFonts w:hint="eastAsia"/>
+        </w:rPr>
+        <w:t>내방 등록으로 구분함</w:t>
       </w:r>
     </w:p>
     <w:p>
@@ -1443,13 +1730,13 @@
         <w:t>#</w:t>
       </w:r>
       <w:r>
-        <w:t xml:space="preserve">## 2) </w:t>
-      </w:r>
-      <w:r>
-        <w:rPr>
-          <w:rFonts w:hint="eastAsia"/>
-        </w:rPr>
-        <w:t xml:space="preserve">등록 현황 </w:t>
+        <w:t xml:space="preserve">### B. </w:t>
+      </w:r>
+      <w:r>
+        <w:rPr>
+          <w:rFonts w:hint="eastAsia"/>
+        </w:rPr>
+        <w:t xml:space="preserve">종류 </w:t>
       </w:r>
       <w:r>
         <w:t>(</w:t>
@@ -1458,15 +1745,10 @@
         <w:rPr>
           <w:rFonts w:hint="eastAsia"/>
         </w:rPr>
-        <w:t>자수)</w:t>
-      </w:r>
-    </w:p>
-    <w:p>
-      <w:pPr>
-        <w:rPr>
-          <w:rFonts w:hint="eastAsia"/>
-        </w:rPr>
-      </w:pPr>
+        <w:t>유형)</w:t>
+      </w:r>
+    </w:p>
+    <w:p>
       <w:r>
         <w:rPr>
           <w:rFonts w:hint="eastAsia"/>
@@ -1474,65 +1756,13 @@
         <w:t>#</w:t>
       </w:r>
       <w:r>
-        <w:t xml:space="preserve">### A. </w:t>
-      </w:r>
-      <w:r>
-        <w:rPr>
-          <w:rFonts w:hint="eastAsia"/>
-        </w:rPr>
-        <w:t>정의</w:t>
-      </w:r>
-    </w:p>
-    <w:p>
-      <w:r>
-        <w:rPr>
-          <w:rFonts w:hint="eastAsia"/>
-        </w:rPr>
-        <w:t>스윙</w:t>
-      </w:r>
-      <w:r>
-        <w:t xml:space="preserve">, 플래너에서 </w:t>
-      </w:r>
-      <w:r>
-        <w:rPr>
-          <w:rFonts w:hint="eastAsia"/>
-        </w:rPr>
-        <w:t>판매나 업무처리한</w:t>
-      </w:r>
-      <w:r>
-        <w:t xml:space="preserve"> 고객이 단골고객 등록했는지 여부</w:t>
-      </w:r>
-      <w:r>
-        <w:rPr>
-          <w:rFonts w:hint="eastAsia"/>
-        </w:rPr>
-        <w:t>이며 유형별로 판매/신규기변 등록,</w:t>
-      </w:r>
-      <w:r>
-        <w:t xml:space="preserve"> </w:t>
-      </w:r>
-      <w:r>
-        <w:rPr>
-          <w:rFonts w:hint="eastAsia"/>
-        </w:rPr>
-        <w:t>업무처리/내방 등록으로 구분함</w:t>
-      </w:r>
-    </w:p>
-    <w:p>
-      <w:r>
-        <w:rPr>
-          <w:rFonts w:hint="eastAsia"/>
-        </w:rPr>
-        <w:t>#</w:t>
-      </w:r>
-      <w:r>
-        <w:t xml:space="preserve">### B. </w:t>
-      </w:r>
-      <w:r>
-        <w:rPr>
-          <w:rFonts w:hint="eastAsia"/>
-        </w:rPr>
-        <w:t xml:space="preserve">종류 </w:t>
+        <w:t xml:space="preserve">#### </w:t>
+      </w:r>
+      <w:r>
+        <w:rPr>
+          <w:rFonts w:hint="eastAsia"/>
+        </w:rPr>
+        <w:t xml:space="preserve">판매 등록 </w:t>
       </w:r>
       <w:r>
         <w:t>(</w:t>
@@ -1541,33 +1771,43 @@
         <w:rPr>
           <w:rFonts w:hint="eastAsia"/>
         </w:rPr>
-        <w:t>유형)</w:t>
-      </w:r>
-    </w:p>
-    <w:p>
-      <w:r>
-        <w:rPr>
-          <w:rFonts w:hint="eastAsia"/>
-        </w:rPr>
-        <w:t>#</w:t>
-      </w:r>
-      <w:r>
-        <w:t xml:space="preserve">#### </w:t>
-      </w:r>
-      <w:r>
-        <w:rPr>
-          <w:rFonts w:hint="eastAsia"/>
-        </w:rPr>
-        <w:t xml:space="preserve">판매 등록 </w:t>
-      </w:r>
-      <w:r>
-        <w:t>(</w:t>
-      </w:r>
-      <w:r>
-        <w:rPr>
-          <w:rFonts w:hint="eastAsia"/>
-        </w:rPr>
-        <w:t>신규기변 등록)</w:t>
+        <w:t>신규기변 등록</w:t>
+      </w:r>
+      <w:r>
+        <w:rPr>
+          <w:rFonts w:hint="eastAsia"/>
+        </w:rPr>
+        <w:t>,</w:t>
+      </w:r>
+      <w:r>
+        <w:t xml:space="preserve"> </w:t>
+      </w:r>
+      <w:r>
+        <w:rPr>
+          <w:rFonts w:hint="eastAsia"/>
+        </w:rPr>
+        <w:t>판매 모집</w:t>
+      </w:r>
+      <w:r>
+        <w:rPr>
+          <w:rFonts w:hint="eastAsia"/>
+        </w:rPr>
+        <w:t>,</w:t>
+      </w:r>
+      <w:r>
+        <w:t xml:space="preserve"> </w:t>
+      </w:r>
+      <w:r>
+        <w:rPr>
+          <w:rFonts w:hint="eastAsia"/>
+        </w:rPr>
+        <w:t>신규기변 모집</w:t>
+      </w:r>
+      <w:r>
+        <w:rPr>
+          <w:rFonts w:hint="eastAsia"/>
+        </w:rPr>
+        <w:t>)</w:t>
       </w:r>
     </w:p>
     <w:p>
@@ -1587,559 +1827,28 @@
         <w:rPr>
           <w:rFonts w:hint="eastAsia"/>
         </w:rPr>
-        <w:t>. 타대리점 기등록된 단골 등록</w:t>
-      </w:r>
-      <w:r>
-        <w:rPr>
-          <w:rFonts w:hint="eastAsia"/>
-        </w:rPr>
-        <w:lastRenderedPageBreak/>
-        <w:t>(변경)하면 자수는 포함되고 모수는 제외</w:t>
-      </w:r>
-    </w:p>
-    <w:p>
-      <w:pPr>
-        <w:rPr>
-          <w:rFonts w:hint="eastAsia"/>
-        </w:rPr>
-      </w:pPr>
-      <w:r>
-        <w:rPr>
-          <w:rFonts w:hint="eastAsia"/>
-        </w:rPr>
-        <w:t>#</w:t>
-      </w:r>
-      <w:r>
-        <w:t xml:space="preserve">#### </w:t>
-      </w:r>
-      <w:r>
-        <w:rPr>
-          <w:rFonts w:hint="eastAsia"/>
-        </w:rPr>
-        <w:t xml:space="preserve">내방 등록 </w:t>
-      </w:r>
-      <w:r>
-        <w:t>(</w:t>
-      </w:r>
-      <w:r>
-        <w:rPr>
-          <w:rFonts w:hint="eastAsia"/>
-        </w:rPr>
-        <w:t>업무처리 등록)</w:t>
-      </w:r>
-    </w:p>
-    <w:p>
-      <w:r>
-        <w:t>단골등록 시점 D-1일 이내 신규/기변 이력 존재하지 않는 경우</w:t>
-      </w:r>
-      <w:r>
-        <w:rPr>
-          <w:rFonts w:hint="eastAsia"/>
-        </w:rPr>
-        <w:t>.</w:t>
-      </w:r>
-      <w:r>
-        <w:t xml:space="preserve"> </w:t>
-      </w:r>
-      <w:r>
-        <w:rPr>
-          <w:rFonts w:hint="eastAsia"/>
-        </w:rPr>
-        <w:t>즉,</w:t>
-      </w:r>
-      <w:r>
-        <w:t xml:space="preserve"> </w:t>
-      </w:r>
-      <w:r>
-        <w:rPr>
-          <w:rFonts w:hint="eastAsia"/>
-        </w:rPr>
-        <w:t>판매 등록(신규기변 등록)으로 분류되지 않은 나머지를 전체를 업무처리/내방 등록으로 간주함</w:t>
-      </w:r>
-    </w:p>
-    <w:p>
-      <w:r>
-        <w:rPr>
-          <w:rFonts w:hint="eastAsia"/>
-        </w:rPr>
-        <w:t>#</w:t>
-      </w:r>
-      <w:r>
-        <w:t xml:space="preserve">## 3) </w:t>
-      </w:r>
-      <w:r>
-        <w:rPr>
-          <w:rFonts w:hint="eastAsia"/>
-        </w:rPr>
-        <w:t xml:space="preserve">단골 모집율 </w:t>
-      </w:r>
-      <w:r>
-        <w:t>(</w:t>
-      </w:r>
-      <w:r>
-        <w:rPr>
-          <w:rFonts w:hint="eastAsia"/>
-        </w:rPr>
-        <w:t>단골 등록율)</w:t>
-      </w:r>
-    </w:p>
-    <w:p>
-      <w:r>
-        <w:rPr>
-          <w:rFonts w:hint="eastAsia"/>
-        </w:rPr>
-        <w:t>#</w:t>
-      </w:r>
-      <w:r>
-        <w:t xml:space="preserve">### </w:t>
-      </w:r>
-      <w:r>
-        <w:rPr>
-          <w:rFonts w:hint="eastAsia"/>
-        </w:rPr>
-        <w:t>A</w:t>
-      </w:r>
-      <w:r>
-        <w:t xml:space="preserve">. </w:t>
-      </w:r>
-      <w:r>
-        <w:rPr>
-          <w:rFonts w:hint="eastAsia"/>
-        </w:rPr>
-        <w:t>정의</w:t>
-      </w:r>
-    </w:p>
-    <w:p>
-      <w:r>
-        <w:rPr>
-          <w:rFonts w:hint="eastAsia"/>
-        </w:rPr>
-        <w:t>모집 대상 대비 모집 결과 비율로 어느 정도 모집을 하였는지 측정하는 지표</w:t>
-      </w:r>
-    </w:p>
-    <w:p>
-      <w:r>
-        <w:rPr>
-          <w:rFonts w:hint="eastAsia"/>
-        </w:rPr>
-        <w:t>#</w:t>
-      </w:r>
-      <w:r>
-        <w:t xml:space="preserve">### B. </w:t>
-      </w:r>
-      <w:r>
-        <w:rPr>
-          <w:rFonts w:hint="eastAsia"/>
-        </w:rPr>
-        <w:t>지표 종류</w:t>
-      </w:r>
-    </w:p>
-    <w:p>
-      <w:r>
-        <w:rPr>
-          <w:rFonts w:hint="eastAsia"/>
-        </w:rPr>
-        <w:t>#</w:t>
-      </w:r>
-      <w:r>
-        <w:t>####</w:t>
-      </w:r>
-      <w:r>
-        <w:t xml:space="preserve"> </w:t>
-      </w:r>
-      <w:r>
-        <w:t>판매등록율</w:t>
-      </w:r>
-      <w:r>
-        <w:rPr>
-          <w:rFonts w:hint="eastAsia"/>
-        </w:rPr>
-        <w:t>,</w:t>
-      </w:r>
-      <w:r>
-        <w:t xml:space="preserve"> (</w:t>
-      </w:r>
-      <w:r>
-        <w:rPr>
-          <w:rFonts w:hint="eastAsia"/>
-        </w:rPr>
-        <w:t>단골판매등록율,</w:t>
-      </w:r>
-      <w:r>
-        <w:t xml:space="preserve"> </w:t>
-      </w:r>
-      <w:r>
-        <w:rPr>
-          <w:rFonts w:hint="eastAsia"/>
-        </w:rPr>
-        <w:t>판매단골등록율)</w:t>
-      </w:r>
-    </w:p>
-    <w:p>
-      <w:r>
-        <w:t>판매 등록</w:t>
-      </w:r>
-      <w:r>
-        <w:rPr>
-          <w:rFonts w:hint="eastAsia"/>
-        </w:rPr>
-        <w:t xml:space="preserve"> </w:t>
-      </w:r>
-      <w:proofErr w:type="gramStart"/>
-      <w:r>
-        <w:rPr>
-          <w:rFonts w:hint="eastAsia"/>
-        </w:rPr>
-        <w:t>자수</w:t>
-      </w:r>
-      <w:r>
-        <w:t xml:space="preserve"> /</w:t>
-      </w:r>
-      <w:proofErr w:type="gramEnd"/>
-      <w:r>
-        <w:t xml:space="preserve"> </w:t>
-      </w:r>
-      <w:r>
-        <w:rPr>
-          <w:rFonts w:hint="eastAsia"/>
-        </w:rPr>
-        <w:t>신규기변</w:t>
-      </w:r>
-      <w:r>
-        <w:t xml:space="preserve"> 모수</w:t>
-      </w:r>
-    </w:p>
-    <w:p>
-      <w:r>
-        <w:rPr>
-          <w:rFonts w:hint="eastAsia"/>
-        </w:rPr>
-        <w:t>#</w:t>
-      </w:r>
-      <w:r>
-        <w:t xml:space="preserve">#### </w:t>
-      </w:r>
-      <w:r>
-        <w:rPr>
-          <w:rFonts w:hint="eastAsia"/>
-        </w:rPr>
-        <w:t>내방</w:t>
-      </w:r>
-      <w:r>
-        <w:t>등록율</w:t>
-      </w:r>
-      <w:r>
-        <w:rPr>
-          <w:rFonts w:hint="eastAsia"/>
-        </w:rPr>
-        <w:t>,</w:t>
-      </w:r>
-      <w:r>
-        <w:t xml:space="preserve"> (</w:t>
-      </w:r>
-      <w:r>
-        <w:rPr>
-          <w:rFonts w:hint="eastAsia"/>
-        </w:rPr>
-        <w:t>단골내방등록율,</w:t>
-      </w:r>
-      <w:r>
-        <w:t xml:space="preserve"> </w:t>
-      </w:r>
-      <w:r>
-        <w:rPr>
-          <w:rFonts w:hint="eastAsia"/>
-        </w:rPr>
-        <w:t>내방단골등록율)</w:t>
-      </w:r>
-    </w:p>
-    <w:p>
-      <w:r>
-        <w:t>내방</w:t>
-      </w:r>
-      <w:r>
-        <w:rPr>
-          <w:rFonts w:hint="eastAsia"/>
-        </w:rPr>
-        <w:t xml:space="preserve"> 등륵 </w:t>
-      </w:r>
-      <w:proofErr w:type="gramStart"/>
-      <w:r>
-        <w:rPr>
-          <w:rFonts w:hint="eastAsia"/>
-        </w:rPr>
-        <w:t xml:space="preserve">자수 </w:t>
-      </w:r>
-      <w:r>
-        <w:t>/</w:t>
-      </w:r>
-      <w:proofErr w:type="gramEnd"/>
-      <w:r>
-        <w:t xml:space="preserve"> </w:t>
-      </w:r>
-      <w:r>
-        <w:rPr>
-          <w:rFonts w:hint="eastAsia"/>
-        </w:rPr>
-        <w:t xml:space="preserve">내방 단골 </w:t>
-      </w:r>
-      <w:r>
-        <w:t>모수</w:t>
-      </w:r>
-    </w:p>
-    <w:p>
-      <w:r>
-        <w:rPr>
-          <w:rFonts w:hint="eastAsia"/>
-        </w:rPr>
-        <w:t>#</w:t>
-      </w:r>
-      <w:r>
-        <w:t xml:space="preserve">#### </w:t>
-      </w:r>
-      <w:r>
-        <w:rPr>
-          <w:rFonts w:hint="eastAsia"/>
-        </w:rPr>
-        <w:t>합산등록율,</w:t>
-      </w:r>
-      <w:r>
-        <w:t xml:space="preserve"> (</w:t>
-      </w:r>
-      <w:r>
-        <w:rPr>
-          <w:rFonts w:hint="eastAsia"/>
-        </w:rPr>
-        <w:t>전체등록율,</w:t>
-      </w:r>
-      <w:r>
-        <w:t xml:space="preserve"> </w:t>
-      </w:r>
-      <w:r>
-        <w:rPr>
-          <w:rFonts w:hint="eastAsia"/>
-        </w:rPr>
-        <w:t>단골등록율)</w:t>
-      </w:r>
-    </w:p>
-    <w:p>
-      <w:r>
-        <w:rPr>
-          <w:rFonts w:hint="eastAsia"/>
-        </w:rPr>
-        <w:t>단골 전체 등록(판매+내방</w:t>
-      </w:r>
-      <w:proofErr w:type="gramStart"/>
-      <w:r>
-        <w:rPr>
-          <w:rFonts w:hint="eastAsia"/>
-        </w:rPr>
-        <w:t>)</w:t>
-      </w:r>
-      <w:r>
-        <w:t xml:space="preserve"> /</w:t>
-      </w:r>
-      <w:proofErr w:type="gramEnd"/>
-      <w:r>
-        <w:t xml:space="preserve"> (판매 모수</w:t>
-      </w:r>
-      <w:r>
-        <w:rPr>
-          <w:rFonts w:hint="eastAsia"/>
-        </w:rPr>
-        <w:t xml:space="preserve"> </w:t>
-      </w:r>
-      <w:r>
-        <w:t xml:space="preserve">+ </w:t>
-      </w:r>
-      <w:r>
-        <w:rPr>
-          <w:rFonts w:hint="eastAsia"/>
-        </w:rPr>
-        <w:t>내방 모수)</w:t>
-      </w:r>
-    </w:p>
-    <w:p/>
-    <w:p>
-      <w:r>
-        <w:rPr>
-          <w:rFonts w:hint="eastAsia"/>
-        </w:rPr>
-        <w:t>#</w:t>
-      </w:r>
-      <w:r>
-        <w:t xml:space="preserve"># </w:t>
-      </w:r>
-      <w:r>
-        <w:rPr>
-          <w:rFonts w:hint="eastAsia"/>
-        </w:rPr>
-        <w:t>바.</w:t>
-      </w:r>
-      <w:r>
-        <w:t xml:space="preserve"> </w:t>
-      </w:r>
-      <w:r>
-        <w:rPr>
-          <w:rFonts w:hint="eastAsia"/>
-        </w:rPr>
-        <w:t>스윙</w:t>
-      </w:r>
-      <w:r>
-        <w:t xml:space="preserve"> 단골고객현황통계</w:t>
-      </w:r>
-      <w:r>
-        <w:rPr>
-          <w:rFonts w:hint="eastAsia"/>
-        </w:rPr>
-        <w:t xml:space="preserve"> 화면 </w:t>
-      </w:r>
-      <w:r>
-        <w:rPr>
-          <w:rFonts w:hint="eastAsia"/>
-        </w:rPr>
-        <w:t>설명</w:t>
-      </w:r>
-    </w:p>
-    <w:p>
-      <w:pPr>
-        <w:rPr>
-          <w:rFonts w:hint="eastAsia"/>
-        </w:rPr>
-      </w:pPr>
-      <w:r>
-        <w:t xml:space="preserve">### </w:t>
-      </w:r>
-      <w:r>
-        <w:rPr>
-          <w:rFonts w:hint="eastAsia"/>
-        </w:rPr>
-        <w:t>화면의 주요 내용</w:t>
-      </w:r>
-    </w:p>
-    <w:p>
-      <w:pPr>
-        <w:rPr>
-          <w:rFonts w:hint="eastAsia"/>
-        </w:rPr>
-      </w:pPr>
-      <w:r>
-        <w:rPr>
-          <w:rFonts w:hint="eastAsia"/>
-        </w:rPr>
-        <w:t>단골</w:t>
-      </w:r>
-      <w:r>
-        <w:t xml:space="preserve"> 등록, 해지, </w:t>
-      </w:r>
-      <w:r>
-        <w:rPr>
-          <w:rFonts w:hint="eastAsia"/>
-        </w:rPr>
-        <w:t>등급(</w:t>
-      </w:r>
-      <w:r>
-        <w:t>Grade) 등 단골에 대한 상세 현황과 MMS발송, TM 등에 대한 전반적 현황</w:t>
-      </w:r>
-      <w:r>
-        <w:rPr>
-          <w:rFonts w:hint="eastAsia"/>
-        </w:rPr>
-        <w:t>확인</w:t>
-      </w:r>
-    </w:p>
-    <w:p>
-      <w:r>
-        <w:rPr>
-          <w:rFonts w:hint="eastAsia"/>
-        </w:rPr>
-        <w:t>#</w:t>
-      </w:r>
-      <w:r>
-        <w:t xml:space="preserve">### </w:t>
-      </w:r>
-      <w:r>
-        <w:rPr>
-          <w:rFonts w:hint="eastAsia"/>
-        </w:rPr>
-        <w:t>A</w:t>
-      </w:r>
-      <w:r>
-        <w:t xml:space="preserve">. </w:t>
-      </w:r>
-      <w:r>
-        <w:rPr>
-          <w:rFonts w:hint="eastAsia"/>
-        </w:rPr>
-        <w:t>모집 채널</w:t>
-      </w:r>
-    </w:p>
-    <w:p>
-      <w:r>
-        <w:rPr>
-          <w:rFonts w:hint="eastAsia"/>
-        </w:rPr>
-        <w:t>#</w:t>
-      </w:r>
-      <w:r>
-        <w:t xml:space="preserve">#### </w:t>
-      </w:r>
-      <w:r>
-        <w:rPr>
-          <w:rFonts w:hint="eastAsia"/>
-        </w:rPr>
-        <w:t>온라인 단독</w:t>
-      </w:r>
-    </w:p>
-    <w:p>
-      <w:r>
-        <w:t>TWF 단골 등록 건 중 당일 내방이력이 존재하지 않는 경우</w:t>
-      </w:r>
-    </w:p>
-    <w:p>
-      <w:r>
-        <w:t xml:space="preserve">##### </w:t>
-      </w:r>
-      <w:r>
-        <w:rPr>
-          <w:rFonts w:hint="eastAsia"/>
-        </w:rPr>
-        <w:t>타사</w:t>
-      </w:r>
-    </w:p>
-    <w:p>
-      <w:r>
-        <w:t>타사 고객의 단골 등록 건 중 TWF를 통해 등록하지 않은 건</w:t>
-      </w:r>
-    </w:p>
-    <w:p>
-      <w:r>
-        <w:rPr>
-          <w:rFonts w:hint="eastAsia"/>
-        </w:rPr>
-        <w:t>#</w:t>
-      </w:r>
-      <w:r>
-        <w:t>####</w:t>
-      </w:r>
-      <w:r>
-        <w:rPr>
-          <w:rFonts w:hint="eastAsia"/>
-        </w:rPr>
-        <w:t xml:space="preserve"> 타사온라인</w:t>
-      </w:r>
-    </w:p>
-    <w:p>
-      <w:r>
-        <w:t>TWF를 통해 단골 등록한 타사 고객</w:t>
-      </w:r>
-    </w:p>
-    <w:p>
-      <w:pPr>
-        <w:rPr>
-          <w:rFonts w:hint="eastAsia"/>
-        </w:rPr>
-      </w:pPr>
+        <w:t>. 타대리점 기등록된 단골</w:t>
+      </w:r>
+      <w:r>
+        <w:rPr>
+          <w:rFonts w:hint="eastAsia"/>
+        </w:rPr>
+        <w:t>을 모집</w:t>
+      </w:r>
+      <w:r>
+        <w:rPr>
+          <w:rFonts w:hint="eastAsia"/>
+        </w:rPr>
+        <w:t xml:space="preserve">하면 모수는 </w:t>
+      </w:r>
+      <w:r>
+        <w:rPr>
+          <w:rFonts w:hint="eastAsia"/>
+        </w:rPr>
+        <w:t>포함되지 않고 자수에만 포함됨.</w:t>
+      </w:r>
+    </w:p>
+    <w:p>
       <w:r>
         <w:rPr>
           <w:rFonts w:hint="eastAsia"/>
@@ -2148,9 +1857,597 @@
         <w:t>#</w:t>
       </w:r>
       <w:r>
+        <w:t xml:space="preserve">#### </w:t>
+      </w:r>
+      <w:r>
+        <w:rPr>
+          <w:rFonts w:hint="eastAsia"/>
+        </w:rPr>
+        <w:t xml:space="preserve">내방 등록 </w:t>
+      </w:r>
+      <w:r>
+        <w:t>(</w:t>
+      </w:r>
+      <w:r>
+        <w:rPr>
+          <w:rFonts w:hint="eastAsia"/>
+        </w:rPr>
+        <w:t>업무처리 등록</w:t>
+      </w:r>
+      <w:r>
+        <w:rPr>
+          <w:rFonts w:hint="eastAsia"/>
+        </w:rPr>
+        <w:t>, 내방 모집</w:t>
+      </w:r>
+      <w:r>
+        <w:rPr>
+          <w:rFonts w:hint="eastAsia"/>
+        </w:rPr>
+        <w:t>)</w:t>
+      </w:r>
+    </w:p>
+    <w:p>
+      <w:r>
+        <w:t>단골등록 시점 D-1일 이내 신규/기변 이력 존재하지 않는 경우</w:t>
+      </w:r>
+      <w:r>
+        <w:rPr>
+          <w:rFonts w:hint="eastAsia"/>
+        </w:rPr>
+        <w:t>.</w:t>
+      </w:r>
+      <w:r>
+        <w:t xml:space="preserve"> </w:t>
+      </w:r>
+      <w:r>
+        <w:rPr>
+          <w:rFonts w:hint="eastAsia"/>
+        </w:rPr>
+        <w:t>즉,</w:t>
+      </w:r>
+      <w:r>
+        <w:t xml:space="preserve"> </w:t>
+      </w:r>
+      <w:r>
+        <w:rPr>
+          <w:rFonts w:hint="eastAsia"/>
+        </w:rPr>
+        <w:t>판매 등록(신규기변 등록)으로 분류</w:t>
+      </w:r>
+      <w:r>
+        <w:rPr>
+          <w:rFonts w:hint="eastAsia"/>
+        </w:rPr>
+        <w:t xml:space="preserve">하고 남은 </w:t>
+      </w:r>
+      <w:r>
+        <w:rPr>
+          <w:rFonts w:hint="eastAsia"/>
+        </w:rPr>
+        <w:t>나머지 전체를</w:t>
+      </w:r>
+      <w:r>
+        <w:rPr>
+          <w:rFonts w:hint="eastAsia"/>
+        </w:rPr>
+        <w:t xml:space="preserve">가 </w:t>
+      </w:r>
+      <w:r>
+        <w:rPr>
+          <w:rFonts w:hint="eastAsia"/>
+        </w:rPr>
+        <w:t>내방 등록</w:t>
+      </w:r>
+      <w:r>
+        <w:rPr>
+          <w:rFonts w:hint="eastAsia"/>
+        </w:rPr>
+        <w:t>이라고 보면 됨</w:t>
+      </w:r>
+    </w:p>
+    <w:p>
+      <w:r>
+        <w:rPr>
+          <w:rFonts w:hint="eastAsia"/>
+        </w:rPr>
+        <w:t>#</w:t>
+      </w:r>
+      <w:r>
+        <w:t xml:space="preserve">## 3) </w:t>
+      </w:r>
+      <w:r>
+        <w:rPr>
+          <w:rFonts w:hint="eastAsia"/>
+        </w:rPr>
+        <w:t xml:space="preserve">단골 모집율 </w:t>
+      </w:r>
+      <w:r>
+        <w:t>(</w:t>
+      </w:r>
+      <w:r>
+        <w:rPr>
+          <w:rFonts w:hint="eastAsia"/>
+        </w:rPr>
+        <w:t>단골 등록율)</w:t>
+      </w:r>
+    </w:p>
+    <w:p>
+      <w:r>
+        <w:rPr>
+          <w:rFonts w:hint="eastAsia"/>
+        </w:rPr>
+        <w:t>#</w:t>
+      </w:r>
+      <w:r>
         <w:t xml:space="preserve">### </w:t>
       </w:r>
       <w:r>
+        <w:rPr>
+          <w:rFonts w:hint="eastAsia"/>
+        </w:rPr>
+        <w:t>A</w:t>
+      </w:r>
+      <w:r>
+        <w:t xml:space="preserve">. </w:t>
+      </w:r>
+      <w:r>
+        <w:rPr>
+          <w:rFonts w:hint="eastAsia"/>
+        </w:rPr>
+        <w:t>정의</w:t>
+      </w:r>
+    </w:p>
+    <w:p>
+      <w:r>
+        <w:rPr>
+          <w:rFonts w:hint="eastAsia"/>
+        </w:rPr>
+        <w:t xml:space="preserve">모집 대상 대비 모집 </w:t>
+      </w:r>
+      <w:r>
+        <w:rPr>
+          <w:rFonts w:hint="eastAsia"/>
+        </w:rPr>
+        <w:t>건수</w:t>
+      </w:r>
+      <w:r>
+        <w:rPr>
+          <w:rFonts w:hint="eastAsia"/>
+        </w:rPr>
+        <w:t xml:space="preserve"> 비율</w:t>
+      </w:r>
+      <w:r>
+        <w:rPr>
+          <w:rFonts w:hint="eastAsia"/>
+        </w:rPr>
+        <w:t>이며</w:t>
+      </w:r>
+      <w:r>
+        <w:rPr>
+          <w:rFonts w:hint="eastAsia"/>
+        </w:rPr>
+        <w:t xml:space="preserve"> 어느 정도 모집하였는지 측정하는 지표</w:t>
+      </w:r>
+    </w:p>
+    <w:p>
+      <w:r>
+        <w:rPr>
+          <w:rFonts w:hint="eastAsia"/>
+        </w:rPr>
+        <w:t>#</w:t>
+      </w:r>
+      <w:r>
+        <w:t xml:space="preserve">### B. </w:t>
+      </w:r>
+      <w:r>
+        <w:rPr>
+          <w:rFonts w:hint="eastAsia"/>
+        </w:rPr>
+        <w:t>지표 종류</w:t>
+      </w:r>
+    </w:p>
+    <w:p>
+      <w:r>
+        <w:rPr>
+          <w:rFonts w:hint="eastAsia"/>
+        </w:rPr>
+        <w:t>#</w:t>
+      </w:r>
+      <w:r>
+        <w:t>####</w:t>
+      </w:r>
+      <w:r>
+        <w:t xml:space="preserve"> </w:t>
+      </w:r>
+      <w:r>
+        <w:t>판매등록율</w:t>
+      </w:r>
+      <w:r>
+        <w:rPr>
+          <w:rFonts w:hint="eastAsia"/>
+        </w:rPr>
+        <w:t>,</w:t>
+      </w:r>
+      <w:r>
+        <w:t xml:space="preserve"> (</w:t>
+      </w:r>
+      <w:r>
+        <w:rPr>
+          <w:rFonts w:hint="eastAsia"/>
+        </w:rPr>
+        <w:t>단골판매등록율,</w:t>
+      </w:r>
+      <w:r>
+        <w:t xml:space="preserve"> </w:t>
+      </w:r>
+      <w:r>
+        <w:rPr>
+          <w:rFonts w:hint="eastAsia"/>
+        </w:rPr>
+        <w:t>판매단골등록율)</w:t>
+      </w:r>
+    </w:p>
+    <w:p>
+      <w:r>
+        <w:t>판매 등록</w:t>
+      </w:r>
+      <w:r>
+        <w:rPr>
+          <w:rFonts w:hint="eastAsia"/>
+        </w:rPr>
+        <w:t xml:space="preserve"> </w:t>
+      </w:r>
+      <w:proofErr w:type="gramStart"/>
+      <w:r>
+        <w:rPr>
+          <w:rFonts w:hint="eastAsia"/>
+        </w:rPr>
+        <w:t>자수</w:t>
+      </w:r>
+      <w:r>
+        <w:t xml:space="preserve"> /</w:t>
+      </w:r>
+      <w:proofErr w:type="gramEnd"/>
+      <w:r>
+        <w:t xml:space="preserve"> </w:t>
+      </w:r>
+      <w:r>
+        <w:rPr>
+          <w:rFonts w:hint="eastAsia"/>
+        </w:rPr>
+        <w:t>신규기변</w:t>
+      </w:r>
+      <w:r>
+        <w:t xml:space="preserve"> 모수</w:t>
+      </w:r>
+    </w:p>
+    <w:p>
+      <w:r>
+        <w:rPr>
+          <w:rFonts w:hint="eastAsia"/>
+        </w:rPr>
+        <w:t>#</w:t>
+      </w:r>
+      <w:r>
+        <w:t xml:space="preserve">#### </w:t>
+      </w:r>
+      <w:r>
+        <w:rPr>
+          <w:rFonts w:hint="eastAsia"/>
+        </w:rPr>
+        <w:t>내방</w:t>
+      </w:r>
+      <w:r>
+        <w:t>등록율</w:t>
+      </w:r>
+      <w:r>
+        <w:rPr>
+          <w:rFonts w:hint="eastAsia"/>
+        </w:rPr>
+        <w:t>,</w:t>
+      </w:r>
+      <w:r>
+        <w:t xml:space="preserve"> (</w:t>
+      </w:r>
+      <w:r>
+        <w:rPr>
+          <w:rFonts w:hint="eastAsia"/>
+        </w:rPr>
+        <w:t>단골내방등록율,</w:t>
+      </w:r>
+      <w:r>
+        <w:t xml:space="preserve"> </w:t>
+      </w:r>
+      <w:r>
+        <w:rPr>
+          <w:rFonts w:hint="eastAsia"/>
+        </w:rPr>
+        <w:t>내방단골등록율)</w:t>
+      </w:r>
+    </w:p>
+    <w:p>
+      <w:r>
+        <w:t>내방</w:t>
+      </w:r>
+      <w:r>
+        <w:rPr>
+          <w:rFonts w:hint="eastAsia"/>
+        </w:rPr>
+        <w:t xml:space="preserve"> 등륵 </w:t>
+      </w:r>
+      <w:proofErr w:type="gramStart"/>
+      <w:r>
+        <w:rPr>
+          <w:rFonts w:hint="eastAsia"/>
+        </w:rPr>
+        <w:t xml:space="preserve">자수 </w:t>
+      </w:r>
+      <w:r>
+        <w:t>/</w:t>
+      </w:r>
+      <w:proofErr w:type="gramEnd"/>
+      <w:r>
+        <w:t xml:space="preserve"> </w:t>
+      </w:r>
+      <w:r>
+        <w:rPr>
+          <w:rFonts w:hint="eastAsia"/>
+        </w:rPr>
+        <w:t xml:space="preserve">내방 단골 </w:t>
+      </w:r>
+      <w:r>
+        <w:t>모수</w:t>
+      </w:r>
+    </w:p>
+    <w:p>
+      <w:r>
+        <w:rPr>
+          <w:rFonts w:hint="eastAsia"/>
+        </w:rPr>
+        <w:t>#</w:t>
+      </w:r>
+      <w:r>
+        <w:t xml:space="preserve">#### </w:t>
+      </w:r>
+      <w:r>
+        <w:rPr>
+          <w:rFonts w:hint="eastAsia"/>
+        </w:rPr>
+        <w:t>합산등록율,</w:t>
+      </w:r>
+      <w:r>
+        <w:t xml:space="preserve"> (</w:t>
+      </w:r>
+      <w:r>
+        <w:rPr>
+          <w:rFonts w:hint="eastAsia"/>
+        </w:rPr>
+        <w:t>전체등록율,</w:t>
+      </w:r>
+      <w:r>
+        <w:t xml:space="preserve"> </w:t>
+      </w:r>
+      <w:r>
+        <w:rPr>
+          <w:rFonts w:hint="eastAsia"/>
+        </w:rPr>
+        <w:t>단골등록율)</w:t>
+      </w:r>
+    </w:p>
+    <w:p>
+      <w:r>
+        <w:rPr>
+          <w:rFonts w:hint="eastAsia"/>
+        </w:rPr>
+        <w:t>단골 전체 등록(판매+내방</w:t>
+      </w:r>
+      <w:proofErr w:type="gramStart"/>
+      <w:r>
+        <w:rPr>
+          <w:rFonts w:hint="eastAsia"/>
+        </w:rPr>
+        <w:t>)</w:t>
+      </w:r>
+      <w:r>
+        <w:t xml:space="preserve"> /</w:t>
+      </w:r>
+      <w:proofErr w:type="gramEnd"/>
+      <w:r>
+        <w:t xml:space="preserve"> (판매 모수</w:t>
+      </w:r>
+      <w:r>
+        <w:rPr>
+          <w:rFonts w:hint="eastAsia"/>
+        </w:rPr>
+        <w:t xml:space="preserve"> </w:t>
+      </w:r>
+      <w:r>
+        <w:t xml:space="preserve">+ </w:t>
+      </w:r>
+      <w:r>
+        <w:rPr>
+          <w:rFonts w:hint="eastAsia"/>
+        </w:rPr>
+        <w:t>내방 모수)</w:t>
+      </w:r>
+    </w:p>
+    <w:p/>
+    <w:p>
+      <w:r>
+        <w:rPr>
+          <w:rFonts w:hint="eastAsia"/>
+        </w:rPr>
+        <w:t>#</w:t>
+      </w:r>
+      <w:r>
+        <w:t xml:space="preserve"># </w:t>
+      </w:r>
+      <w:r>
+        <w:rPr>
+          <w:rFonts w:hint="eastAsia"/>
+        </w:rPr>
+        <w:t>바.</w:t>
+      </w:r>
+      <w:r>
+        <w:t xml:space="preserve"> </w:t>
+      </w:r>
+      <w:r>
+        <w:rPr>
+          <w:rFonts w:hint="eastAsia"/>
+        </w:rPr>
+        <w:t>스윙</w:t>
+      </w:r>
+      <w:r>
+        <w:t xml:space="preserve"> 단골고객현황통계</w:t>
+      </w:r>
+      <w:r>
+        <w:rPr>
+          <w:rFonts w:hint="eastAsia"/>
+        </w:rPr>
+        <w:t xml:space="preserve"> 화면 </w:t>
+      </w:r>
+      <w:r>
+        <w:rPr>
+          <w:rFonts w:hint="eastAsia"/>
+        </w:rPr>
+        <w:t>설명</w:t>
+      </w:r>
+    </w:p>
+    <w:p>
+      <w:r>
+        <w:t xml:space="preserve">### </w:t>
+      </w:r>
+      <w:r>
+        <w:rPr>
+          <w:rFonts w:hint="eastAsia"/>
+        </w:rPr>
+        <w:t>화면의 주요 내용</w:t>
+      </w:r>
+    </w:p>
+    <w:p>
+      <w:r>
+        <w:rPr>
+          <w:rFonts w:hint="eastAsia"/>
+        </w:rPr>
+        <w:t>단골</w:t>
+      </w:r>
+      <w:r>
+        <w:t xml:space="preserve"> 등록, 해지, </w:t>
+      </w:r>
+      <w:r>
+        <w:rPr>
+          <w:rFonts w:hint="eastAsia"/>
+        </w:rPr>
+        <w:t>등급(</w:t>
+      </w:r>
+      <w:r>
+        <w:t>Grade) 등 단골에 대한 상세 현황과 MMS발송, TM 등에 대한 전반적 현황</w:t>
+      </w:r>
+      <w:r>
+        <w:rPr>
+          <w:rFonts w:hint="eastAsia"/>
+        </w:rPr>
+        <w:t>확인</w:t>
+      </w:r>
+    </w:p>
+    <w:p>
+      <w:r>
+        <w:rPr>
+          <w:rFonts w:hint="eastAsia"/>
+        </w:rPr>
+        <w:t>#</w:t>
+      </w:r>
+      <w:r>
+        <w:t xml:space="preserve">### </w:t>
+      </w:r>
+      <w:r>
+        <w:rPr>
+          <w:rFonts w:hint="eastAsia"/>
+        </w:rPr>
+        <w:t>A</w:t>
+      </w:r>
+      <w:r>
+        <w:t xml:space="preserve">. </w:t>
+      </w:r>
+      <w:r>
+        <w:rPr>
+          <w:rFonts w:hint="eastAsia"/>
+        </w:rPr>
+        <w:t>모집 채널</w:t>
+      </w:r>
+    </w:p>
+    <w:p>
+      <w:r>
+        <w:rPr>
+          <w:rFonts w:hint="eastAsia"/>
+        </w:rPr>
+        <w:t>#</w:t>
+      </w:r>
+      <w:r>
+        <w:t xml:space="preserve">#### </w:t>
+      </w:r>
+      <w:r>
+        <w:rPr>
+          <w:rFonts w:hint="eastAsia"/>
+        </w:rPr>
+        <w:t>온라인 단독</w:t>
+      </w:r>
+    </w:p>
+    <w:p>
+      <w:r>
+        <w:t>TWF 단골 등록 건 중 당일 내방이력이 존재하지 않는 경우</w:t>
+      </w:r>
+    </w:p>
+    <w:p>
+      <w:r>
+        <w:t xml:space="preserve">##### </w:t>
+      </w:r>
+      <w:r>
+        <w:rPr>
+          <w:rFonts w:hint="eastAsia"/>
+        </w:rPr>
+        <w:t>타사</w:t>
+      </w:r>
+    </w:p>
+    <w:p>
+      <w:r>
+        <w:t>타사 고객의 단골 등록 건 중 TWF를 통해 등록하지 않은 건</w:t>
+      </w:r>
+    </w:p>
+    <w:p>
+      <w:r>
+        <w:rPr>
+          <w:rFonts w:hint="eastAsia"/>
+        </w:rPr>
+        <w:t>#</w:t>
+      </w:r>
+      <w:r>
+        <w:t>####</w:t>
+      </w:r>
+      <w:r>
+        <w:rPr>
+          <w:rFonts w:hint="eastAsia"/>
+        </w:rPr>
+        <w:t xml:space="preserve"> 타사온라인</w:t>
+      </w:r>
+    </w:p>
+    <w:p>
+      <w:r>
+        <w:t>TWF를 통해 단골 등록한 타사 고객</w:t>
+      </w:r>
+    </w:p>
+    <w:p>
+      <w:r>
+        <w:rPr>
+          <w:rFonts w:hint="eastAsia"/>
+        </w:rPr>
+        <w:t>#</w:t>
+      </w:r>
+      <w:r>
+        <w:t xml:space="preserve">### </w:t>
+      </w:r>
+      <w:r>
         <w:t>B</w:t>
       </w:r>
       <w:r>
@@ -2168,6 +2465,7 @@
         <w:rPr>
           <w:rFonts w:hint="eastAsia"/>
         </w:rPr>
+        <w:lastRenderedPageBreak/>
         <w:t>#</w:t>
       </w:r>
       <w:r>
@@ -2276,7 +2574,37 @@
         <w:rPr>
           <w:rFonts w:hint="eastAsia"/>
         </w:rPr>
-        <w:t>스윙)</w:t>
+        <w:t>스윙</w:t>
+      </w:r>
+      <w:r>
+        <w:rPr>
+          <w:rFonts w:hint="eastAsia"/>
+        </w:rPr>
+        <w:t>,</w:t>
+      </w:r>
+      <w:r>
+        <w:t xml:space="preserve"> </w:t>
+      </w:r>
+      <w:r>
+        <w:rPr>
+          <w:rFonts w:hint="eastAsia"/>
+        </w:rPr>
+        <w:t>전산,</w:t>
+      </w:r>
+      <w:r>
+        <w:t xml:space="preserve"> </w:t>
+      </w:r>
+      <w:r>
+        <w:rPr>
+          <w:rFonts w:hint="eastAsia"/>
+        </w:rPr>
+        <w:t>전산 시스템</w:t>
+      </w:r>
+      <w:r>
+        <w:rPr>
+          <w:rFonts w:hint="eastAsia"/>
+        </w:rPr>
+        <w:t>)</w:t>
       </w:r>
     </w:p>
     <w:p>
@@ -2316,10 +2644,16 @@
         <w:rPr>
           <w:rFonts w:hint="eastAsia"/>
         </w:rPr>
-        <w:t xml:space="preserve"> 등급,</w:t>
-      </w:r>
-      <w:r>
-        <w:t xml:space="preserve"> </w:t>
+        <w:t xml:space="preserve"> 등급</w:t>
+      </w:r>
+      <w:r>
+        <w:rPr>
+          <w:rFonts w:hint="eastAsia"/>
+        </w:rPr>
+        <w:t xml:space="preserve"> </w:t>
+      </w:r>
+      <w:r>
+        <w:t>(</w:t>
       </w:r>
       <w:r>
         <w:rPr>
@@ -2329,6 +2663,9 @@
       </w:r>
       <w:r>
         <w:t>Grade</w:t>
+      </w:r>
+      <w:r>
+        <w:t>)</w:t>
       </w:r>
     </w:p>
     <w:p>
@@ -2490,13 +2827,494 @@
         <w:rPr>
           <w:rFonts w:hint="eastAsia"/>
         </w:rPr>
-        <w:t>모집한 단골</w:t>
-      </w:r>
-      <w:r>
-        <w:rPr>
-          <w:rFonts w:hint="eastAsia"/>
-        </w:rPr>
-        <w:t>을 마케팅에 활용하기 위해 고객을 관리하는 것</w:t>
+        <w:t xml:space="preserve">추후 마케팅 활용을 위해 </w:t>
+      </w:r>
+      <w:r>
+        <w:rPr>
+          <w:rFonts w:hint="eastAsia"/>
+        </w:rPr>
+        <w:t>단골</w:t>
+      </w:r>
+      <w:r>
+        <w:rPr>
+          <w:rFonts w:hint="eastAsia"/>
+        </w:rPr>
+        <w:t>을 관리하는 것</w:t>
+      </w:r>
+    </w:p>
+    <w:p>
+      <w:r>
+        <w:t xml:space="preserve">## </w:t>
+      </w:r>
+      <w:r>
+        <w:rPr>
+          <w:rFonts w:hint="eastAsia"/>
+        </w:rPr>
+        <w:t>나.</w:t>
+      </w:r>
+      <w:r>
+        <w:t xml:space="preserve"> </w:t>
+      </w:r>
+      <w:r>
+        <w:t xml:space="preserve">Device </w:t>
+      </w:r>
+      <w:r>
+        <w:rPr>
+          <w:rFonts w:hint="eastAsia"/>
+        </w:rPr>
+        <w:t>별 관리 방법</w:t>
+      </w:r>
+    </w:p>
+    <w:p>
+      <w:r>
+        <w:t>### 1) 스윙 단골고객관리 화면</w:t>
+      </w:r>
+    </w:p>
+    <w:p>
+      <w:r>
+        <w:rPr>
+          <w:rFonts w:hint="eastAsia"/>
+        </w:rPr>
+        <w:t>기본정보</w:t>
+      </w:r>
+      <w:r>
+        <w:t xml:space="preserve">, 단골 </w:t>
+      </w:r>
+      <w:r>
+        <w:rPr>
+          <w:rFonts w:hint="eastAsia"/>
+        </w:rPr>
+        <w:t xml:space="preserve">등급(단골 </w:t>
+      </w:r>
+      <w:r>
+        <w:t>Grade</w:t>
+      </w:r>
+      <w:r>
+        <w:rPr>
+          <w:rFonts w:hint="eastAsia"/>
+        </w:rPr>
+        <w:t>)</w:t>
+      </w:r>
+      <w:r>
+        <w:t>, 구매이력, 상담정보, MMS 수신이력 등 확인</w:t>
+      </w:r>
+    </w:p>
+    <w:p>
+      <w:r>
+        <w:t>### 2) 스마트 진단서</w:t>
+      </w:r>
+    </w:p>
+    <w:p>
+      <w:r>
+        <w:rPr>
+          <w:rFonts w:hint="eastAsia"/>
+        </w:rPr>
+        <w:t>상단의</w:t>
+      </w:r>
+      <w:r>
+        <w:t xml:space="preserve"> 단골 접촉 이력 메뉴 클릭</w:t>
+      </w:r>
+      <w:r>
+        <w:rPr>
+          <w:rFonts w:hint="eastAsia"/>
+        </w:rPr>
+        <w:t>하</w:t>
+      </w:r>
+      <w:r>
+        <w:rPr>
+          <w:rFonts w:hint="eastAsia"/>
+        </w:rPr>
+        <w:t>여</w:t>
+      </w:r>
+      <w:r>
+        <w:rPr>
+          <w:rFonts w:hint="eastAsia"/>
+        </w:rPr>
+        <w:t xml:space="preserve"> </w:t>
+      </w:r>
+      <w:r>
+        <w:rPr>
+          <w:rFonts w:hint="eastAsia"/>
+        </w:rPr>
+        <w:t>등록일자</w:t>
+      </w:r>
+      <w:r>
+        <w:t>, 구매 이력, MMS 수신이력 확인 가능</w:t>
+      </w:r>
+    </w:p>
+    <w:p>
+      <w:r>
+        <w:t xml:space="preserve">### 3) </w:t>
+      </w:r>
+      <w:r>
+        <w:rPr>
+          <w:rFonts w:hint="eastAsia"/>
+        </w:rPr>
+        <w:t xml:space="preserve">스윙 </w:t>
+      </w:r>
+      <w:r>
+        <w:t>단골고객리스트</w:t>
+      </w:r>
+      <w:r>
+        <w:rPr>
+          <w:rFonts w:hint="eastAsia"/>
+        </w:rPr>
+        <w:t xml:space="preserve"> 화면</w:t>
+      </w:r>
+    </w:p>
+    <w:p>
+      <w:r>
+        <w:t>#### A. 담당직원 관리</w:t>
+      </w:r>
+    </w:p>
+    <w:p>
+      <w:r>
+        <w:rPr>
+          <w:rFonts w:hint="eastAsia"/>
+        </w:rPr>
+        <w:t>단골고객을 전담하는 담당 직원을 정하는 것이며,</w:t>
+      </w:r>
+      <w:r>
+        <w:t xml:space="preserve"> </w:t>
+      </w:r>
+      <w:r>
+        <w:rPr>
+          <w:rFonts w:hint="eastAsia"/>
+        </w:rPr>
+        <w:t>신규기변</w:t>
+      </w:r>
+      <w:r>
+        <w:t xml:space="preserve"> 판매자</w:t>
+      </w:r>
+      <w:r>
+        <w:rPr>
+          <w:rFonts w:hint="eastAsia"/>
+        </w:rPr>
+        <w:t>로 자동</w:t>
+      </w:r>
+      <w:r>
+        <w:t xml:space="preserve"> 셋팅되고 소속 변경시 </w:t>
+      </w:r>
+      <w:r>
+        <w:lastRenderedPageBreak/>
+        <w:t>담당직원 없음으로 변경</w:t>
+      </w:r>
+      <w:r>
+        <w:rPr>
+          <w:rFonts w:hint="eastAsia"/>
+        </w:rPr>
+        <w:t>됨.</w:t>
+      </w:r>
+      <w:r>
+        <w:t xml:space="preserve"> </w:t>
+      </w:r>
+      <w:r>
+        <w:rPr>
+          <w:rFonts w:hint="eastAsia"/>
+        </w:rPr>
+        <w:t>스윙에서</w:t>
+      </w:r>
+      <w:r>
+        <w:t xml:space="preserve"> 체크박스 선택</w:t>
+      </w:r>
+      <w:r>
+        <w:rPr>
+          <w:rFonts w:hint="eastAsia"/>
+        </w:rPr>
+        <w:t xml:space="preserve">하여 </w:t>
+      </w:r>
+      <w:r>
+        <w:rPr>
+          <w:rFonts w:hint="eastAsia"/>
+        </w:rPr>
+        <w:t xml:space="preserve">수동 </w:t>
+      </w:r>
+      <w:r>
+        <w:t>변경</w:t>
+      </w:r>
+      <w:r>
+        <w:t xml:space="preserve"> </w:t>
+      </w:r>
+      <w:r>
+        <w:rPr>
+          <w:rFonts w:hint="eastAsia"/>
+        </w:rPr>
+        <w:t>가능.</w:t>
+      </w:r>
+    </w:p>
+    <w:p>
+      <w:r>
+        <w:t>#### B. 그룹 관리</w:t>
+      </w:r>
+    </w:p>
+    <w:p>
+      <w:r>
+        <w:rPr>
+          <w:rFonts w:hint="eastAsia"/>
+        </w:rPr>
+        <w:t xml:space="preserve">단골고객을 </w:t>
+      </w:r>
+      <w:r>
+        <w:rPr>
+          <w:rFonts w:hint="eastAsia"/>
+        </w:rPr>
+        <w:t>매장별</w:t>
+      </w:r>
+      <w:r>
+        <w:rPr>
+          <w:rFonts w:hint="eastAsia"/>
+        </w:rPr>
+        <w:t>로</w:t>
+      </w:r>
+      <w:r>
+        <w:t xml:space="preserve"> </w:t>
+      </w:r>
+      <w:r>
+        <w:rPr>
+          <w:rFonts w:hint="eastAsia"/>
+        </w:rPr>
+        <w:t xml:space="preserve">최대 </w:t>
+      </w:r>
+      <w:r>
+        <w:t>6개 그룹</w:t>
+      </w:r>
+      <w:r>
+        <w:rPr>
+          <w:rFonts w:hint="eastAsia"/>
+        </w:rPr>
+        <w:t>으로 분리하여</w:t>
+      </w:r>
+      <w:r>
+        <w:rPr>
+          <w:rFonts w:hint="eastAsia"/>
+        </w:rPr>
+        <w:t xml:space="preserve"> 관리할 수 있으며 </w:t>
+      </w:r>
+      <w:r>
+        <w:t>3가지 (VVIP, VIP, Black)</w:t>
+      </w:r>
+      <w:r>
+        <w:rPr>
+          <w:rFonts w:hint="eastAsia"/>
+        </w:rPr>
+        <w:t>는 기본</w:t>
+      </w:r>
+      <w:r>
+        <w:t xml:space="preserve"> 셋팅</w:t>
+      </w:r>
+      <w:r>
+        <w:rPr>
+          <w:rFonts w:hint="eastAsia"/>
+        </w:rPr>
+        <w:t xml:space="preserve">되고 </w:t>
+      </w:r>
+      <w:r>
+        <w:rPr>
+          <w:rFonts w:hint="eastAsia"/>
+        </w:rPr>
+        <w:t xml:space="preserve">나머지 </w:t>
+      </w:r>
+      <w:r>
+        <w:t>3</w:t>
+      </w:r>
+      <w:r>
+        <w:rPr>
+          <w:rFonts w:hint="eastAsia"/>
+        </w:rPr>
+        <w:t xml:space="preserve">가지는 </w:t>
+      </w:r>
+      <w:r>
+        <w:t>자율 등록 그룹</w:t>
+      </w:r>
+      <w:r>
+        <w:rPr>
+          <w:rFonts w:hint="eastAsia"/>
+        </w:rPr>
+        <w:t>으로</w:t>
+      </w:r>
+      <w:r>
+        <w:t xml:space="preserve"> </w:t>
+      </w:r>
+      <w:r>
+        <w:rPr>
+          <w:rFonts w:hint="eastAsia"/>
+        </w:rPr>
+        <w:t xml:space="preserve">매장에서 </w:t>
+      </w:r>
+      <w:r>
+        <w:t>이름을 정하</w:t>
+      </w:r>
+      <w:r>
+        <w:rPr>
+          <w:rFonts w:hint="eastAsia"/>
+        </w:rPr>
+        <w:t>여</w:t>
+      </w:r>
+      <w:r>
+        <w:rPr>
+          <w:rFonts w:hint="eastAsia"/>
+        </w:rPr>
+        <w:t xml:space="preserve"> 관리할 수 있음</w:t>
+      </w:r>
+      <w:r>
+        <w:rPr>
+          <w:rFonts w:hint="eastAsia"/>
+        </w:rPr>
+        <w:t>.</w:t>
+      </w:r>
+      <w:r>
+        <w:t xml:space="preserve"> </w:t>
+      </w:r>
+      <w:r>
+        <w:t>MMS발송, 조회시 활용</w:t>
+      </w:r>
+    </w:p>
+    <w:p/>
+    <w:p>
+      <w:r>
+        <w:rPr>
+          <w:rFonts w:hint="eastAsia"/>
+        </w:rPr>
+        <w:t>#</w:t>
+      </w:r>
+      <w:r>
+        <w:t xml:space="preserve"> 4. </w:t>
+      </w:r>
+      <w:r>
+        <w:rPr>
+          <w:rFonts w:hint="eastAsia"/>
+        </w:rPr>
+        <w:t>단골고객 해지</w:t>
+      </w:r>
+      <w:r>
+        <w:rPr>
+          <w:rFonts w:hint="eastAsia"/>
+        </w:rPr>
+        <w:t xml:space="preserve"> </w:t>
+      </w:r>
+      <w:r>
+        <w:t>(</w:t>
+      </w:r>
+      <w:r>
+        <w:rPr>
+          <w:rFonts w:hint="eastAsia"/>
+        </w:rPr>
+        <w:t xml:space="preserve">단골고객 </w:t>
+      </w:r>
+      <w:r>
+        <w:rPr>
+          <w:rFonts w:hint="eastAsia"/>
+        </w:rPr>
+        <w:t>삭제</w:t>
+      </w:r>
+      <w:r>
+        <w:rPr>
+          <w:rFonts w:hint="eastAsia"/>
+        </w:rPr>
+        <w:t>,</w:t>
+      </w:r>
+      <w:r>
+        <w:t xml:space="preserve"> </w:t>
+      </w:r>
+      <w:r>
+        <w:rPr>
+          <w:rFonts w:hint="eastAsia"/>
+        </w:rPr>
+        <w:t>단골 삭제,</w:t>
+      </w:r>
+      <w:r>
+        <w:t xml:space="preserve"> </w:t>
+      </w:r>
+      <w:r>
+        <w:rPr>
+          <w:rFonts w:hint="eastAsia"/>
+        </w:rPr>
+        <w:t>단골 해지</w:t>
+      </w:r>
+      <w:r>
+        <w:rPr>
+          <w:rFonts w:hint="eastAsia"/>
+        </w:rPr>
+        <w:t>)</w:t>
+      </w:r>
+    </w:p>
+    <w:p>
+      <w:r>
+        <w:t xml:space="preserve">## </w:t>
+      </w:r>
+      <w:r>
+        <w:rPr>
+          <w:rFonts w:hint="eastAsia"/>
+        </w:rPr>
+        <w:t>가.</w:t>
+      </w:r>
+      <w:r>
+        <w:t xml:space="preserve"> </w:t>
+      </w:r>
+      <w:r>
+        <w:rPr>
+          <w:rFonts w:hint="eastAsia"/>
+        </w:rPr>
+        <w:t>자동 삭제</w:t>
+      </w:r>
+      <w:r>
+        <w:rPr>
+          <w:rFonts w:hint="eastAsia"/>
+        </w:rPr>
+        <w:t xml:space="preserve"> </w:t>
+      </w:r>
+      <w:r>
+        <w:t>(</w:t>
+      </w:r>
+      <w:r>
+        <w:rPr>
+          <w:rFonts w:hint="eastAsia"/>
+        </w:rPr>
+        <w:t>자동삭제)</w:t>
+      </w:r>
+    </w:p>
+    <w:p>
+      <w:r>
+        <w:rPr>
+          <w:rFonts w:hint="eastAsia"/>
+        </w:rPr>
+        <w:t>개인정보보호법의</w:t>
+      </w:r>
+      <w:r>
+        <w:t xml:space="preserve"> 개인정보 유효기간이 </w:t>
+      </w:r>
+      <w:r>
+        <w:rPr>
+          <w:rFonts w:hint="eastAsia"/>
+        </w:rPr>
+        <w:t>폐지</w:t>
+      </w:r>
+      <w:r>
+        <w:rPr>
+          <w:rFonts w:hint="eastAsia"/>
+        </w:rPr>
+        <w:t>되었으나,</w:t>
+      </w:r>
+      <w:r>
+        <w:t xml:space="preserve"> </w:t>
+      </w:r>
+      <w:r>
+        <w:rPr>
+          <w:rFonts w:hint="eastAsia"/>
+        </w:rPr>
+        <w:t xml:space="preserve">기존 모집 고객은 새로 동의서를 받아야 하므로 소급적용을 하지 않았기에 </w:t>
+      </w:r>
+      <w:r>
+        <w:t>24</w:t>
+      </w:r>
+      <w:r>
+        <w:rPr>
+          <w:rFonts w:hint="eastAsia"/>
+        </w:rPr>
+        <w:t>년7월 이전 모집 고객은 미활용시 삭제될 수 있음</w:t>
+      </w:r>
+      <w:r>
+        <w:t>.</w:t>
       </w:r>
     </w:p>
     <w:p>
@@ -2515,310 +3333,87 @@
         <w:t>나.</w:t>
       </w:r>
       <w:r>
-        <w:t xml:space="preserve"> </w:t>
-      </w:r>
-      <w:r>
-        <w:t xml:space="preserve">Device </w:t>
-      </w:r>
-      <w:r>
-        <w:rPr>
-          <w:rFonts w:hint="eastAsia"/>
-        </w:rPr>
-        <w:t>별 관리 방법</w:t>
-      </w:r>
-    </w:p>
-    <w:p>
-      <w:r>
-        <w:t>### 1) 스윙 단골고객관리 화면</w:t>
-      </w:r>
-    </w:p>
-    <w:p>
-      <w:pPr>
-        <w:rPr>
-          <w:rFonts w:hint="eastAsia"/>
-        </w:rPr>
-      </w:pPr>
-      <w:r>
-        <w:rPr>
-          <w:rFonts w:hint="eastAsia"/>
-        </w:rPr>
-        <w:t>기본정보</w:t>
-      </w:r>
-      <w:r>
-        <w:t xml:space="preserve">, 단골 </w:t>
-      </w:r>
-      <w:r>
-        <w:rPr>
-          <w:rFonts w:hint="eastAsia"/>
-        </w:rPr>
-        <w:t xml:space="preserve">등급(단골 </w:t>
-      </w:r>
-      <w:r>
-        <w:t>Grade</w:t>
-      </w:r>
-      <w:r>
-        <w:rPr>
-          <w:rFonts w:hint="eastAsia"/>
-        </w:rPr>
-        <w:t xml:space="preserve"> 등급)</w:t>
-      </w:r>
-      <w:r>
-        <w:t>, 구매이력, 상담정보, MMS 수신이력 등 확인</w:t>
-      </w:r>
-    </w:p>
-    <w:p>
-      <w:r>
-        <w:t>### 2) 스마트 진단서</w:t>
-      </w:r>
-    </w:p>
-    <w:p>
-      <w:r>
-        <w:rPr>
-          <w:rFonts w:hint="eastAsia"/>
-        </w:rPr>
-        <w:t>상단의</w:t>
-      </w:r>
-      <w:r>
-        <w:t xml:space="preserve"> 단골 접촉 이력 메뉴 클릭</w:t>
-      </w:r>
-      <w:r>
-        <w:rPr>
-          <w:rFonts w:hint="eastAsia"/>
-        </w:rPr>
-        <w:t>하</w:t>
-      </w:r>
-      <w:r>
-        <w:rPr>
-          <w:rFonts w:hint="eastAsia"/>
-        </w:rPr>
-        <w:t>여</w:t>
-      </w:r>
-      <w:r>
-        <w:rPr>
-          <w:rFonts w:hint="eastAsia"/>
-        </w:rPr>
-        <w:t xml:space="preserve"> </w:t>
-      </w:r>
-      <w:r>
-        <w:rPr>
-          <w:rFonts w:hint="eastAsia"/>
-        </w:rPr>
-        <w:t>등록일자</w:t>
-      </w:r>
-      <w:r>
-        <w:t>, 구매 이력, MMS 수신이력 확인 가능</w:t>
-      </w:r>
-    </w:p>
-    <w:p>
-      <w:r>
-        <w:t xml:space="preserve">### 3) </w:t>
-      </w:r>
-      <w:r>
-        <w:rPr>
-          <w:rFonts w:hint="eastAsia"/>
-        </w:rPr>
-        <w:t xml:space="preserve">스윙 </w:t>
-      </w:r>
-      <w:r>
-        <w:t>단골고객리스트</w:t>
-      </w:r>
-      <w:r>
-        <w:rPr>
-          <w:rFonts w:hint="eastAsia"/>
-        </w:rPr>
-        <w:t xml:space="preserve"> 화면</w:t>
-      </w:r>
-    </w:p>
-    <w:p>
-      <w:r>
-        <w:t>#### A. 담당직원 관리</w:t>
-      </w:r>
-    </w:p>
-    <w:p>
-      <w:r>
-        <w:rPr>
-          <w:rFonts w:hint="eastAsia"/>
-        </w:rPr>
-        <w:lastRenderedPageBreak/>
-        <w:t>단골고객을 전담하는 담당 직원을 정하는 것이며,</w:t>
-      </w:r>
-      <w:r>
-        <w:t xml:space="preserve"> </w:t>
-      </w:r>
-      <w:r>
-        <w:rPr>
-          <w:rFonts w:hint="eastAsia"/>
-        </w:rPr>
-        <w:t>신규기변</w:t>
-      </w:r>
-      <w:r>
-        <w:t xml:space="preserve"> 판매자</w:t>
-      </w:r>
-      <w:r>
-        <w:rPr>
-          <w:rFonts w:hint="eastAsia"/>
-        </w:rPr>
-        <w:t>로 자동</w:t>
-      </w:r>
-      <w:r>
-        <w:t xml:space="preserve"> 셋팅되고 소속 변경시 담당직원 없음으로 변경</w:t>
-      </w:r>
-      <w:r>
-        <w:rPr>
-          <w:rFonts w:hint="eastAsia"/>
-        </w:rPr>
-        <w:t>됨.</w:t>
-      </w:r>
-      <w:r>
-        <w:t xml:space="preserve"> </w:t>
-      </w:r>
-      <w:r>
-        <w:rPr>
-          <w:rFonts w:hint="eastAsia"/>
-        </w:rPr>
-        <w:t>스윙에서</w:t>
-      </w:r>
-      <w:r>
-        <w:t xml:space="preserve"> 체크박스 선택</w:t>
-      </w:r>
-      <w:r>
-        <w:rPr>
-          <w:rFonts w:hint="eastAsia"/>
-        </w:rPr>
-        <w:t xml:space="preserve">하여 </w:t>
-      </w:r>
-      <w:r>
-        <w:rPr>
-          <w:rFonts w:hint="eastAsia"/>
-        </w:rPr>
-        <w:t xml:space="preserve">수동 </w:t>
-      </w:r>
-      <w:r>
-        <w:t>변경</w:t>
-      </w:r>
-      <w:r>
-        <w:t xml:space="preserve"> </w:t>
-      </w:r>
-      <w:r>
-        <w:rPr>
-          <w:rFonts w:hint="eastAsia"/>
-        </w:rPr>
-        <w:t>가능.</w:t>
-      </w:r>
-    </w:p>
-    <w:p>
-      <w:r>
-        <w:t>#### B. 그룹 관리</w:t>
-      </w:r>
-    </w:p>
-    <w:p>
-      <w:r>
-        <w:rPr>
-          <w:rFonts w:hint="eastAsia"/>
-        </w:rPr>
-        <w:t xml:space="preserve">단골고객을 </w:t>
-      </w:r>
-      <w:r>
-        <w:rPr>
-          <w:rFonts w:hint="eastAsia"/>
-        </w:rPr>
-        <w:t>매장별</w:t>
-      </w:r>
-      <w:r>
-        <w:rPr>
-          <w:rFonts w:hint="eastAsia"/>
-        </w:rPr>
-        <w:t>로</w:t>
-      </w:r>
-      <w:r>
-        <w:t xml:space="preserve"> </w:t>
-      </w:r>
-      <w:r>
-        <w:rPr>
-          <w:rFonts w:hint="eastAsia"/>
-        </w:rPr>
-        <w:t xml:space="preserve">최대 </w:t>
-      </w:r>
-      <w:r>
-        <w:t>6개 그룹</w:t>
-      </w:r>
-      <w:r>
-        <w:rPr>
-          <w:rFonts w:hint="eastAsia"/>
-        </w:rPr>
-        <w:t>으로 분리하여</w:t>
-      </w:r>
-      <w:r>
-        <w:rPr>
-          <w:rFonts w:hint="eastAsia"/>
-        </w:rPr>
-        <w:t xml:space="preserve"> 관리할 수 있으며 </w:t>
-      </w:r>
-      <w:r>
-        <w:t>3가지 (VVIP, VIP, Black)</w:t>
-      </w:r>
-      <w:r>
-        <w:rPr>
-          <w:rFonts w:hint="eastAsia"/>
-        </w:rPr>
-        <w:t>는 기본</w:t>
-      </w:r>
-      <w:r>
-        <w:t xml:space="preserve"> 셋팅</w:t>
-      </w:r>
-      <w:r>
-        <w:rPr>
-          <w:rFonts w:hint="eastAsia"/>
-        </w:rPr>
-        <w:t xml:space="preserve">되고 </w:t>
-      </w:r>
-      <w:r>
-        <w:rPr>
-          <w:rFonts w:hint="eastAsia"/>
-        </w:rPr>
-        <w:t xml:space="preserve">나머지 </w:t>
-      </w:r>
-      <w:r>
-        <w:t>3</w:t>
-      </w:r>
-      <w:r>
-        <w:rPr>
-          <w:rFonts w:hint="eastAsia"/>
-        </w:rPr>
-        <w:t xml:space="preserve">가지는 </w:t>
-      </w:r>
-      <w:r>
-        <w:t>자율 등록 그룹</w:t>
-      </w:r>
-      <w:r>
-        <w:rPr>
-          <w:rFonts w:hint="eastAsia"/>
-        </w:rPr>
-        <w:t>으로</w:t>
-      </w:r>
-      <w:r>
-        <w:t xml:space="preserve"> </w:t>
-      </w:r>
-      <w:r>
-        <w:rPr>
-          <w:rFonts w:hint="eastAsia"/>
-        </w:rPr>
-        <w:t xml:space="preserve">매장에서 </w:t>
-      </w:r>
-      <w:r>
-        <w:t>이름을 정하</w:t>
-      </w:r>
-      <w:r>
-        <w:rPr>
-          <w:rFonts w:hint="eastAsia"/>
-        </w:rPr>
-        <w:t>여</w:t>
-      </w:r>
-      <w:r>
-        <w:rPr>
-          <w:rFonts w:hint="eastAsia"/>
-        </w:rPr>
-        <w:t xml:space="preserve"> 관리할 수 있음</w:t>
+        <w:t xml:space="preserve"> 해지 </w:t>
+      </w:r>
+      <w:r>
+        <w:rPr>
+          <w:rFonts w:hint="eastAsia"/>
+        </w:rPr>
+        <w:t>유형별 설명</w:t>
+      </w:r>
+    </w:p>
+    <w:p>
+      <w:r>
+        <w:rPr>
+          <w:rFonts w:hint="eastAsia"/>
+        </w:rPr>
+        <w:t>#</w:t>
+      </w:r>
+      <w:r>
+        <w:t xml:space="preserve">## 1) </w:t>
+      </w:r>
+      <w:r>
+        <w:rPr>
+          <w:rFonts w:hint="eastAsia"/>
+        </w:rPr>
+        <w:t>고객의</w:t>
+      </w:r>
+      <w:r>
+        <w:t xml:space="preserve"> 직접 해지</w:t>
+      </w:r>
+    </w:p>
+    <w:p>
+      <w:r>
+        <w:t xml:space="preserve">수신 문자 하단의 080번호 통화 (080-801-0011). 등록된 모든 매장 </w:t>
+      </w:r>
+      <w:r>
+        <w:rPr>
+          <w:rFonts w:hint="eastAsia"/>
+        </w:rPr>
+        <w:t xml:space="preserve">일괄 </w:t>
+      </w:r>
+      <w:r>
+        <w:t>해지</w:t>
+      </w:r>
+    </w:p>
+    <w:p>
+      <w:r>
+        <w:t xml:space="preserve">### 2) </w:t>
+      </w:r>
+      <w:r>
+        <w:rPr>
+          <w:rFonts w:hint="eastAsia"/>
+        </w:rPr>
+        <w:t>매장의</w:t>
+      </w:r>
+      <w:r>
+        <w:t xml:space="preserve"> 강제 해지</w:t>
+      </w:r>
+      <w:r>
+        <w:rPr>
+          <w:rFonts w:hint="eastAsia"/>
+        </w:rPr>
+        <w:t xml:space="preserve"> </w:t>
+      </w:r>
+      <w:r>
+        <w:t>(</w:t>
+      </w:r>
+      <w:r>
+        <w:rPr>
+          <w:rFonts w:hint="eastAsia"/>
+        </w:rPr>
+        <w:t>매장 해지)</w:t>
+      </w:r>
+    </w:p>
+    <w:p>
+      <w:r>
+        <w:t>스윙 단골고객관리 화면</w:t>
+      </w:r>
+      <w:r>
+        <w:rPr>
+          <w:rFonts w:hint="eastAsia"/>
+        </w:rPr>
+        <w:t>에서 삭제</w:t>
       </w:r>
       <w:r>
         <w:rPr>
@@ -2830,230 +3425,45 @@
         <w:t xml:space="preserve"> </w:t>
       </w:r>
       <w:r>
-        <w:t>MMS발송, 조회시 활용</w:t>
-      </w:r>
-    </w:p>
-    <w:p/>
-    <w:p>
-      <w:r>
-        <w:rPr>
-          <w:rFonts w:hint="eastAsia"/>
-        </w:rPr>
-        <w:t>#</w:t>
-      </w:r>
-      <w:r>
-        <w:t xml:space="preserve"> 4. </w:t>
-      </w:r>
-      <w:r>
-        <w:rPr>
-          <w:rFonts w:hint="eastAsia"/>
-        </w:rPr>
-        <w:t>단골고객 해지</w:t>
-      </w:r>
-      <w:r>
-        <w:rPr>
-          <w:rFonts w:hint="eastAsia"/>
-        </w:rPr>
-        <w:t xml:space="preserve"> </w:t>
-      </w:r>
-      <w:r>
+        <w:rPr>
+          <w:rFonts w:hint="eastAsia"/>
+        </w:rPr>
+        <w:t>원복 불가능하므로 주의해야 되며 실수로 삭제한 경우 재모집을 해야 됨.</w:t>
+      </w:r>
+    </w:p>
+    <w:p>
+      <w:r>
+        <w:t xml:space="preserve">## </w:t>
+      </w:r>
+      <w:r>
+        <w:rPr>
+          <w:rFonts w:hint="eastAsia"/>
+        </w:rPr>
+        <w:t>다.</w:t>
+      </w:r>
+      <w:r>
+        <w:t xml:space="preserve"> </w:t>
+      </w:r>
+      <w:r>
+        <w:rPr>
+          <w:rFonts w:hint="eastAsia"/>
+        </w:rPr>
+        <w:t>매장 폐쇄</w:t>
+      </w:r>
+      <w:r>
+        <w:rPr>
+          <w:rFonts w:hint="eastAsia"/>
+        </w:rPr>
+        <w:t>시 발송되는 문자</w:t>
+      </w:r>
+      <w:r>
+        <w:rPr>
+          <w:rFonts w:hint="eastAsia"/>
+        </w:rPr>
         <w:t>(</w:t>
       </w:r>
       <w:r>
-        <w:rPr>
-          <w:rFonts w:hint="eastAsia"/>
-        </w:rPr>
-        <w:t>삭제</w:t>
-      </w:r>
-      <w:r>
-        <w:rPr>
-          <w:rFonts w:hint="eastAsia"/>
-        </w:rPr>
-        <w:t>)</w:t>
-      </w:r>
-    </w:p>
-    <w:p>
-      <w:r>
-        <w:t xml:space="preserve">## </w:t>
-      </w:r>
-      <w:r>
-        <w:rPr>
-          <w:rFonts w:hint="eastAsia"/>
-        </w:rPr>
-        <w:t>가.</w:t>
-      </w:r>
-      <w:r>
-        <w:t xml:space="preserve"> </w:t>
-      </w:r>
-      <w:r>
-        <w:rPr>
-          <w:rFonts w:hint="eastAsia"/>
-        </w:rPr>
-        <w:t>자동 삭제</w:t>
-      </w:r>
-    </w:p>
-    <w:p>
-      <w:pPr>
-        <w:rPr>
-          <w:rFonts w:hint="eastAsia"/>
-        </w:rPr>
-      </w:pPr>
-      <w:r>
-        <w:rPr>
-          <w:rFonts w:hint="eastAsia"/>
-        </w:rPr>
-        <w:t>개인정보보호법의</w:t>
-      </w:r>
-      <w:r>
-        <w:t xml:space="preserve"> 개인정보 유효기간이 </w:t>
-      </w:r>
-      <w:r>
-        <w:rPr>
-          <w:rFonts w:hint="eastAsia"/>
-        </w:rPr>
-        <w:t>폐지</w:t>
-      </w:r>
-      <w:r>
-        <w:rPr>
-          <w:rFonts w:hint="eastAsia"/>
-        </w:rPr>
-        <w:t>되었으나,</w:t>
-      </w:r>
-      <w:r>
-        <w:t xml:space="preserve"> </w:t>
-      </w:r>
-      <w:r>
-        <w:rPr>
-          <w:rFonts w:hint="eastAsia"/>
-        </w:rPr>
-        <w:t xml:space="preserve">기존 모집 고객은 새로 동의서를 받아야 하므로 소급적용을 하지 않았기에 </w:t>
-      </w:r>
-      <w:r>
-        <w:t>24</w:t>
-      </w:r>
-      <w:r>
-        <w:rPr>
-          <w:rFonts w:hint="eastAsia"/>
-        </w:rPr>
-        <w:t>년7월 이전 모집 고객은 미활용시 삭제될 수 있음</w:t>
-      </w:r>
-      <w:r>
-        <w:t>.</w:t>
-      </w:r>
-    </w:p>
-    <w:p>
-      <w:r>
-        <w:t xml:space="preserve">## </w:t>
-      </w:r>
-      <w:r>
-        <w:rPr>
-          <w:rFonts w:hint="eastAsia"/>
-        </w:rPr>
-        <w:t>나.</w:t>
-      </w:r>
-      <w:r>
-        <w:t xml:space="preserve"> 해지 방법, 해지 유형</w:t>
-      </w:r>
-    </w:p>
-    <w:p>
-      <w:r>
-        <w:rPr>
-          <w:rFonts w:hint="eastAsia"/>
-        </w:rPr>
-        <w:t>#</w:t>
-      </w:r>
-      <w:r>
-        <w:t xml:space="preserve">## 1) </w:t>
-      </w:r>
-      <w:r>
-        <w:rPr>
-          <w:rFonts w:hint="eastAsia"/>
-        </w:rPr>
-        <w:t>고객의</w:t>
-      </w:r>
-      <w:r>
-        <w:t xml:space="preserve"> 직접 해지</w:t>
-      </w:r>
-    </w:p>
-    <w:p>
-      <w:r>
-        <w:t xml:space="preserve">수신 문자 하단의 080번호 통화 (080-801-0011). 등록된 모든 매장 </w:t>
-      </w:r>
-      <w:r>
-        <w:rPr>
-          <w:rFonts w:hint="eastAsia"/>
-        </w:rPr>
-        <w:t xml:space="preserve">일괄 </w:t>
-      </w:r>
-      <w:r>
-        <w:t>해지</w:t>
-      </w:r>
-    </w:p>
-    <w:p>
-      <w:r>
-        <w:t xml:space="preserve">### 2) </w:t>
-      </w:r>
-      <w:r>
-        <w:rPr>
-          <w:rFonts w:hint="eastAsia"/>
-        </w:rPr>
-        <w:t>매장의</w:t>
-      </w:r>
-      <w:r>
-        <w:t xml:space="preserve"> 강제 해지</w:t>
-      </w:r>
-      <w:r>
-        <w:br/>
-      </w:r>
-      <w:r>
-        <w:t>스윙 단골고객관리 화면</w:t>
-      </w:r>
-      <w:r>
-        <w:rPr>
-          <w:rFonts w:hint="eastAsia"/>
-        </w:rPr>
-        <w:t>.</w:t>
-      </w:r>
-      <w:r>
-        <w:t xml:space="preserve"> </w:t>
-      </w:r>
-      <w:r>
-        <w:rPr>
-          <w:rFonts w:hint="eastAsia"/>
-        </w:rPr>
-        <w:t>원복 불가능하므로 주의해야 되며 실수로 삭제한 경우 재모집을 해야 됨.</w:t>
-      </w:r>
-    </w:p>
-    <w:p>
-      <w:r>
-        <w:t xml:space="preserve">## </w:t>
-      </w:r>
-      <w:r>
-        <w:rPr>
-          <w:rFonts w:hint="eastAsia"/>
-        </w:rPr>
-        <w:t>다.</w:t>
-      </w:r>
-      <w:r>
-        <w:t xml:space="preserve"> 단골고객 해지시 발송되는 문자</w:t>
-      </w:r>
-      <w:r>
-        <w:rPr>
-          <w:rFonts w:hint="eastAsia"/>
-        </w:rPr>
-        <w:t xml:space="preserve"> </w:t>
-      </w:r>
-      <w:r>
-        <w:t>(</w:t>
-      </w:r>
-      <w:r>
-        <w:rPr>
-          <w:rFonts w:hint="eastAsia"/>
-        </w:rPr>
-        <w:t xml:space="preserve">매장 폐쇄 </w:t>
-      </w:r>
-      <w:r>
-        <w:t>Case)</w:t>
+        <w:t>MMS)</w:t>
       </w:r>
     </w:p>
     <w:tbl>
@@ -3083,6 +3493,11 @@
           </w:p>
           <w:p/>
           <w:p>
+            <w:pPr>
+              <w:rPr>
+                <w:rFonts w:hint="eastAsia"/>
+              </w:rPr>
+            </w:pPr>
             <w:r>
               <w:rPr>
                 <w:rFonts w:hint="eastAsia"/>
@@ -3093,7 +3508,6 @@
               <w:t xml:space="preserve"> 단골로 등록하신 매장의 운영이 종료되어, 정보보호를 위해 고객님의 단골정보가 모두 삭제되었습니다. - OO대리점 OO점</w:t>
             </w:r>
           </w:p>
-          <w:p/>
         </w:tc>
       </w:tr>
     </w:tbl>
@@ -3137,15 +3551,41 @@
         <w:rPr>
           <w:rFonts w:hint="eastAsia"/>
         </w:rPr>
-        <w:t>번호이동</w:t>
-      </w:r>
-      <w:r>
-        <w:t>, 해지, 명의변경</w:t>
-      </w:r>
-    </w:p>
-    <w:p>
-      <w:r>
-        <w:t>고객의 이동전화 상태 변경에 따른 자동 해지</w:t>
+        <w:t>회선 유효하지 않은 상태</w:t>
+      </w:r>
+    </w:p>
+    <w:p>
+      <w:pPr>
+        <w:rPr>
+          <w:rFonts w:hint="eastAsia"/>
+        </w:rPr>
+      </w:pPr>
+      <w:r>
+        <w:t xml:space="preserve">고객의 </w:t>
+      </w:r>
+      <w:r>
+        <w:rPr>
+          <w:rFonts w:hint="eastAsia"/>
+        </w:rPr>
+        <w:t>회선이 유효하지 않게 되어</w:t>
+      </w:r>
+      <w:r>
+        <w:t xml:space="preserve"> 자동 해지</w:t>
+      </w:r>
+      <w:r>
+        <w:rPr>
+          <w:rFonts w:hint="eastAsia"/>
+        </w:rPr>
+        <w:t>되는 경우로 번호이동</w:t>
+      </w:r>
+      <w:r>
+        <w:t>, 해지, 명의변경 3</w:t>
+      </w:r>
+      <w:r>
+        <w:rPr>
+          <w:rFonts w:hint="eastAsia"/>
+        </w:rPr>
+        <w:t>가지로 분류됨</w:t>
       </w:r>
     </w:p>
     <w:p>
@@ -3166,8 +3606,13 @@
       </w:r>
     </w:p>
     <w:p>
-      <w:r>
-        <w:t>고객이 직접 080 해지번호를 통해 삭제 요청</w:t>
+      <w:pPr>
+        <w:rPr>
+          <w:rFonts w:hint="eastAsia"/>
+        </w:rPr>
+      </w:pPr>
+      <w:r>
+        <w:t>고객이 직접 080 해지번호를 통해 삭제</w:t>
       </w:r>
     </w:p>
     <w:p>
@@ -3199,6 +3644,11 @@
       </w:r>
     </w:p>
     <w:p>
+      <w:pPr>
+        <w:rPr>
+          <w:rFonts w:hint="eastAsia"/>
+        </w:rPr>
+      </w:pPr>
       <w:r>
         <w:rPr>
           <w:rFonts w:hint="eastAsia"/>
@@ -3226,6 +3676,30 @@
         </w:rPr>
         <w:t>월 이전 모집 단골에 대해서만 미활용시 삭제됨</w:t>
       </w:r>
+      <w:r>
+        <w:rPr>
+          <w:rFonts w:hint="eastAsia"/>
+        </w:rPr>
+        <w:t>.</w:t>
+      </w:r>
+      <w:r>
+        <w:t xml:space="preserve"> </w:t>
+      </w:r>
+      <w:r>
+        <w:rPr>
+          <w:rFonts w:hint="eastAsia"/>
+        </w:rPr>
+        <w:t>2</w:t>
+      </w:r>
+      <w:r>
+        <w:t>4</w:t>
+      </w:r>
+      <w:r>
+        <w:rPr>
+          <w:rFonts w:hint="eastAsia"/>
+        </w:rPr>
+        <w:t>년8월 모집건부터는 삭제되지 않음.</w:t>
+      </w:r>
     </w:p>
     <w:p>
       <w:r>
@@ -3255,24 +3729,27 @@
         <w:t>타 매장으로 단골고객이 이동하면서 기존 매장 자동 해지</w:t>
       </w:r>
     </w:p>
-    <w:p>
-      <w:pPr>
-        <w:rPr>
-          <w:rFonts w:hint="eastAsia"/>
-        </w:rPr>
-      </w:pPr>
-    </w:p>
-    <w:p>
-      <w:pPr>
-        <w:rPr>
-          <w:rFonts w:hint="eastAsia"/>
-        </w:rPr>
-      </w:pPr>
-    </w:p>
+    <w:p/>
+    <w:p/>
     <w:p>
       <w:r>
         <w:t># 5. 단골고객 이관</w:t>
       </w:r>
+      <w:r>
+        <w:rPr>
+          <w:rFonts w:hint="eastAsia"/>
+        </w:rPr>
+        <w:t xml:space="preserve"> </w:t>
+      </w:r>
+      <w:r>
+        <w:t>(</w:t>
+      </w:r>
+      <w:r>
+        <w:rPr>
+          <w:rFonts w:hint="eastAsia"/>
+        </w:rPr>
+        <w:t>단골 이관)</w:t>
+      </w:r>
     </w:p>
     <w:p>
       <w:r>
@@ -3308,22 +3785,28 @@
         <w:t>매장</w:t>
       </w:r>
       <w:r>
-        <w:t xml:space="preserve"> 이전, 폐쇄</w:t>
-      </w:r>
-      <w:r>
-        <w:rPr>
-          <w:rFonts w:hint="eastAsia"/>
-        </w:rPr>
-        <w:t xml:space="preserve"> </w:t>
-      </w:r>
-      <w:r>
-        <w:t xml:space="preserve">등 </w:t>
-      </w:r>
-      <w:r>
-        <w:rPr>
-          <w:rFonts w:hint="eastAsia"/>
-        </w:rPr>
-        <w:t xml:space="preserve">변화 발생시 </w:t>
+        <w:t xml:space="preserve"> 이전</w:t>
+      </w:r>
+      <w:r>
+        <w:rPr>
+          <w:rFonts w:hint="eastAsia"/>
+        </w:rPr>
+        <w:t>이나</w:t>
+      </w:r>
+      <w:r>
+        <w:t xml:space="preserve"> 폐쇄</w:t>
+      </w:r>
+      <w:r>
+        <w:rPr>
+          <w:rFonts w:hint="eastAsia"/>
+        </w:rPr>
+        <w:t>시</w:t>
+      </w:r>
+      <w:r>
+        <w:rPr>
+          <w:rFonts w:hint="eastAsia"/>
+        </w:rPr>
+        <w:t xml:space="preserve"> </w:t>
       </w:r>
       <w:r>
         <w:rPr>
@@ -3340,6 +3823,15 @@
         </w:rPr>
         <w:t xml:space="preserve"> 이관</w:t>
       </w:r>
+      <w:r>
+        <w:rPr>
+          <w:rFonts w:hint="eastAsia"/>
+        </w:rPr>
+        <w:t>함.</w:t>
+      </w:r>
+      <w:r>
+        <w:t xml:space="preserve"> </w:t>
+      </w:r>
     </w:p>
     <w:p>
       <w:r>
@@ -3514,18 +4006,17 @@
         </w:rPr>
         <w:t>)</w:t>
       </w:r>
-    </w:p>
-    <w:p>
+      <w:r>
+        <w:rPr>
+          <w:rFonts w:hint="eastAsia"/>
+        </w:rPr>
+        <w:t xml:space="preserve">한 뒤 </w:t>
+      </w:r>
       <w:r>
         <w:t>본부 담당자 승인, 본사 담당자 승인으로 진행됨</w:t>
       </w:r>
     </w:p>
     <w:p>
-      <w:pPr>
-        <w:rPr>
-          <w:rFonts w:hint="eastAsia"/>
-        </w:rPr>
-      </w:pPr>
       <w:r>
         <w:rPr>
           <w:rFonts w:hint="eastAsia"/>
@@ -3552,11 +4043,6 @@
       </w:r>
     </w:p>
     <w:p>
-      <w:pPr>
-        <w:rPr>
-          <w:rFonts w:hint="eastAsia"/>
-        </w:rPr>
-      </w:pPr>
       <w:r>
         <w:rPr>
           <w:rFonts w:hint="eastAsia"/>
@@ -3629,7 +4115,6 @@
           </w:tcPr>
           <w:p>
             <w:r>
-              <w:lastRenderedPageBreak/>
               <w:t>#01 단골 고객님, 안녕하세요.</w:t>
             </w:r>
           </w:p>
@@ -3638,6 +4123,7 @@
               <w:rPr>
                 <w:rFonts w:hint="eastAsia"/>
               </w:rPr>
+              <w:lastRenderedPageBreak/>
               <w:t>고객님의</w:t>
             </w:r>
             <w:r>
@@ -3696,6 +4182,7 @@
     </w:tbl>
     <w:p>
       <w:r>
+        <w:lastRenderedPageBreak/>
         <w:t xml:space="preserve">### </w:t>
       </w:r>
       <w:r>
@@ -3946,6 +4433,11 @@
       </w:r>
     </w:p>
     <w:p>
+      <w:pPr>
+        <w:rPr>
+          <w:rFonts w:hint="eastAsia"/>
+        </w:rPr>
+      </w:pPr>
       <w:r>
         <w:t xml:space="preserve">## </w:t>
       </w:r>
@@ -3956,7 +4448,34 @@
         <w:t>나.</w:t>
       </w:r>
       <w:r>
-        <w:t xml:space="preserve"> 단골 MMS 캠페인 (단골 MMS 발송)</w:t>
+        <w:t xml:space="preserve"> 단골 MMS 캠페인 (단골 MMS 발송</w:t>
+      </w:r>
+      <w:r>
+        <w:t xml:space="preserve">, MMS </w:t>
+      </w:r>
+      <w:r>
+        <w:rPr>
+          <w:rFonts w:hint="eastAsia"/>
+        </w:rPr>
+        <w:t>발송,</w:t>
+      </w:r>
+      <w:r>
+        <w:t xml:space="preserve"> </w:t>
+      </w:r>
+      <w:r>
+        <w:rPr>
+          <w:rFonts w:hint="eastAsia"/>
+        </w:rPr>
+        <w:t>단골 문자 발송,</w:t>
+      </w:r>
+      <w:r>
+        <w:t xml:space="preserve"> </w:t>
+      </w:r>
+      <w:r>
+        <w:rPr>
+          <w:rFonts w:hint="eastAsia"/>
+        </w:rPr>
+        <w:t>문자 발송)</w:t>
       </w:r>
     </w:p>
     <w:p>
@@ -4192,11 +4711,6 @@
       </w:r>
     </w:p>
     <w:p>
-      <w:pPr>
-        <w:rPr>
-          <w:rFonts w:hint="eastAsia"/>
-        </w:rPr>
-      </w:pPr>
       <w:r>
         <w:lastRenderedPageBreak/>
         <w:t>###</w:t>
@@ -4414,11 +4928,6 @@
       </w:r>
     </w:p>
     <w:p>
-      <w:pPr>
-        <w:rPr>
-          <w:rFonts w:hint="eastAsia"/>
-        </w:rPr>
-      </w:pPr>
       <w:r>
         <w:rPr>
           <w:rFonts w:hint="eastAsia"/>
@@ -4477,11 +4986,6 @@
       </w:r>
     </w:p>
     <w:p>
-      <w:pPr>
-        <w:rPr>
-          <w:rFonts w:hint="eastAsia"/>
-        </w:rPr>
-      </w:pPr>
       <w:r>
         <w:t xml:space="preserve">##### </w:t>
       </w:r>
@@ -4725,11 +5229,6 @@
       </w:r>
     </w:p>
     <w:p>
-      <w:pPr>
-        <w:rPr>
-          <w:rFonts w:hint="eastAsia"/>
-        </w:rPr>
-      </w:pPr>
       <w:r>
         <w:rPr>
           <w:rFonts w:hint="eastAsia"/>
@@ -5025,13 +5524,7 @@
         <w:t xml:space="preserve"> 완료 시점과 예약 당일 오전 9~10시 예약확인 MMS 자동 발송</w:t>
       </w:r>
     </w:p>
-    <w:p>
-      <w:pPr>
-        <w:rPr>
-          <w:rFonts w:hint="eastAsia"/>
-        </w:rPr>
-      </w:pPr>
-    </w:p>
+    <w:p/>
     <w:p>
       <w:r>
         <w:t>###</w:t>
@@ -5084,15 +5577,31 @@
         <w:rPr>
           <w:rFonts w:hint="eastAsia"/>
         </w:rPr>
-        <w:t>대상)</w:t>
-      </w:r>
-    </w:p>
-    <w:p>
-      <w:pPr>
-        <w:rPr>
-          <w:rFonts w:hint="eastAsia"/>
-        </w:rPr>
-      </w:pPr>
+        <w:t>대상</w:t>
+      </w:r>
+      <w:r>
+        <w:rPr>
+          <w:rFonts w:hint="eastAsia"/>
+        </w:rPr>
+        <w:t>,</w:t>
+      </w:r>
+      <w:r>
+        <w:t xml:space="preserve"> </w:t>
+      </w:r>
+      <w:r>
+        <w:rPr>
+          <w:rFonts w:hint="eastAsia"/>
+        </w:rPr>
+        <w:t>대상군</w:t>
+      </w:r>
+      <w:r>
+        <w:rPr>
+          <w:rFonts w:hint="eastAsia"/>
+        </w:rPr>
+        <w:t>)</w:t>
+      </w:r>
+    </w:p>
+    <w:p>
       <w:r>
         <w:lastRenderedPageBreak/>
         <w:t>고객, 단말기, 요금제, 유무선결합, 상품, 단골매장 등 항목에 총 80여개 조건으로 구성</w:t>
@@ -5108,11 +5617,6 @@
       </w:r>
     </w:p>
     <w:p>
-      <w:pPr>
-        <w:rPr>
-          <w:rFonts w:hint="eastAsia"/>
-        </w:rPr>
-      </w:pPr>
       <w:r>
         <w:t>####</w:t>
       </w:r>
@@ -5457,20 +5961,45 @@
     </w:p>
     <w:p>
       <w:r>
-        <w:t xml:space="preserve">MMS 발송 </w:t>
+        <w:rPr>
+          <w:rFonts w:hint="eastAsia"/>
+        </w:rPr>
+        <w:t>추천</w:t>
+      </w:r>
+      <w:r>
+        <w:t xml:space="preserve"> 고객, 지인찬스 탭 발송건수 합</w:t>
+      </w:r>
+    </w:p>
+    <w:p>
+      <w:r>
+        <w:rPr>
+          <w:rFonts w:hint="eastAsia"/>
+        </w:rPr>
+        <w:t>#</w:t>
+      </w:r>
+      <w:r>
+        <w:t>#### MMS 발송율</w:t>
+      </w:r>
+    </w:p>
+    <w:p>
+      <w:r>
+        <w:t xml:space="preserve">MMS </w:t>
+      </w:r>
+      <w:r>
+        <w:rPr>
+          <w:rFonts w:hint="eastAsia"/>
+        </w:rPr>
+        <w:t xml:space="preserve">발송 </w:t>
       </w:r>
       <w:proofErr w:type="gramStart"/>
       <w:r>
-        <w:t>건수</w:t>
-      </w:r>
-      <w:r>
-        <w:rPr>
-          <w:rFonts w:hint="eastAsia"/>
-        </w:rPr>
-        <w:t xml:space="preserve"> </w:t>
-      </w:r>
-      <w:r>
-        <w:t>:</w:t>
+        <w:rPr>
+          <w:rFonts w:hint="eastAsia"/>
+        </w:rPr>
+        <w:t xml:space="preserve">건수 </w:t>
+      </w:r>
+      <w:r>
+        <w:t>/</w:t>
       </w:r>
       <w:proofErr w:type="gramEnd"/>
       <w:r>
@@ -5480,10 +6009,7 @@
         <w:rPr>
           <w:rFonts w:hint="eastAsia"/>
         </w:rPr>
-        <w:t>추천</w:t>
-      </w:r>
-      <w:r>
-        <w:t xml:space="preserve"> 고객, 일반고객, 지인찬스 탭 발송건수 합</w:t>
+        <w:t>누적단골고객수</w:t>
       </w:r>
     </w:p>
     <w:p>
@@ -5494,15 +6020,103 @@
         <w:t>#</w:t>
       </w:r>
       <w:r>
-        <w:t>#### MMS 발송율</w:t>
-      </w:r>
-    </w:p>
-    <w:p>
-      <w:pPr>
-        <w:rPr>
-          <w:rFonts w:hint="eastAsia"/>
-        </w:rPr>
-      </w:pPr>
+        <w:t xml:space="preserve">## B. </w:t>
+      </w:r>
+      <w:r>
+        <w:rPr>
+          <w:rFonts w:hint="eastAsia"/>
+        </w:rPr>
+        <w:t>본부</w:t>
+      </w:r>
+      <w:r>
+        <w:t>시나리오 발송</w:t>
+      </w:r>
+      <w:r>
+        <w:rPr>
+          <w:rFonts w:hint="eastAsia"/>
+        </w:rPr>
+        <w:t>율</w:t>
+      </w:r>
+    </w:p>
+    <w:p>
+      <w:r>
+        <w:rPr>
+          <w:rFonts w:hint="eastAsia"/>
+        </w:rPr>
+        <w:t>#</w:t>
+      </w:r>
+      <w:r>
+        <w:t xml:space="preserve">#### </w:t>
+      </w:r>
+      <w:r>
+        <w:rPr>
+          <w:rFonts w:hint="eastAsia"/>
+        </w:rPr>
+        <w:t xml:space="preserve">본부시나리오 모수 </w:t>
+      </w:r>
+      <w:r>
+        <w:t>(시나리오 대상군</w:t>
+      </w:r>
+      <w:r>
+        <w:rPr>
+          <w:rFonts w:hint="eastAsia"/>
+        </w:rPr>
+        <w:t>)</w:t>
+      </w:r>
+    </w:p>
+    <w:p>
+      <w:r>
+        <w:rPr>
+          <w:rFonts w:hint="eastAsia"/>
+        </w:rPr>
+        <w:t>본부</w:t>
+      </w:r>
+      <w:r>
+        <w:t>시나리오 대상</w:t>
+      </w:r>
+      <w:r>
+        <w:rPr>
+          <w:rFonts w:hint="eastAsia"/>
+        </w:rPr>
+        <w:t>군 전체</w:t>
+      </w:r>
+    </w:p>
+    <w:p>
+      <w:r>
+        <w:t xml:space="preserve">##### </w:t>
+      </w:r>
+      <w:r>
+        <w:rPr>
+          <w:rFonts w:hint="eastAsia"/>
+        </w:rPr>
+        <w:t>본부시나리오 M</w:t>
+      </w:r>
+      <w:r>
+        <w:t xml:space="preserve">MS </w:t>
+      </w:r>
+      <w:r>
+        <w:rPr>
+          <w:rFonts w:hint="eastAsia"/>
+        </w:rPr>
+        <w:t xml:space="preserve">발송건수 </w:t>
+      </w:r>
+      <w:r>
+        <w:t>(</w:t>
+      </w:r>
+      <w:r>
+        <w:rPr>
+          <w:rFonts w:hint="eastAsia"/>
+        </w:rPr>
+        <w:t>발송 자수)</w:t>
+      </w:r>
+    </w:p>
+    <w:p>
+      <w:r>
+        <w:rPr>
+          <w:rFonts w:hint="eastAsia"/>
+        </w:rPr>
+        <w:t xml:space="preserve">본부시나리오를 활용해 발송한 </w:t>
+      </w:r>
       <w:r>
         <w:t xml:space="preserve">MMS </w:t>
       </w:r>
@@ -5510,14 +6124,51 @@
         <w:rPr>
           <w:rFonts w:hint="eastAsia"/>
         </w:rPr>
-        <w:t xml:space="preserve">발송 </w:t>
+        <w:t>건수 전체</w:t>
+      </w:r>
+    </w:p>
+    <w:p>
+      <w:r>
+        <w:rPr>
+          <w:rFonts w:hint="eastAsia"/>
+        </w:rPr>
+        <w:t>#</w:t>
+      </w:r>
+      <w:r>
+        <w:t xml:space="preserve">#### </w:t>
+      </w:r>
+      <w:r>
+        <w:rPr>
+          <w:rFonts w:hint="eastAsia"/>
+        </w:rPr>
+        <w:t>본부</w:t>
+      </w:r>
+      <w:r>
+        <w:t>시나리오 발송</w:t>
+      </w:r>
+      <w:r>
+        <w:rPr>
+          <w:rFonts w:hint="eastAsia"/>
+        </w:rPr>
+        <w:t>율</w:t>
+      </w:r>
+    </w:p>
+    <w:p>
+      <w:r>
+        <w:rPr>
+          <w:rFonts w:hint="eastAsia"/>
+        </w:rPr>
+        <w:t>본부시나리오 M</w:t>
+      </w:r>
+      <w:r>
+        <w:t xml:space="preserve">MS </w:t>
       </w:r>
       <w:proofErr w:type="gramStart"/>
       <w:r>
         <w:rPr>
           <w:rFonts w:hint="eastAsia"/>
         </w:rPr>
-        <w:t xml:space="preserve">건수 </w:t>
+        <w:t xml:space="preserve">발송건수 </w:t>
       </w:r>
       <w:r>
         <w:t>/</w:t>
@@ -5530,7 +6181,171 @@
         <w:rPr>
           <w:rFonts w:hint="eastAsia"/>
         </w:rPr>
-        <w:t>누적단골고객수</w:t>
+        <w:t>본부시나리오 모수</w:t>
+      </w:r>
+    </w:p>
+    <w:p/>
+    <w:p>
+      <w:r>
+        <w:lastRenderedPageBreak/>
+        <w:t>##</w:t>
+      </w:r>
+      <w:r>
+        <w:t xml:space="preserve"> </w:t>
+      </w:r>
+      <w:r>
+        <w:rPr>
+          <w:rFonts w:hint="eastAsia"/>
+        </w:rPr>
+        <w:t>라.</w:t>
+      </w:r>
+      <w:r>
+        <w:t xml:space="preserve"> TM (텔레마케팅</w:t>
+      </w:r>
+      <w:r>
+        <w:t xml:space="preserve">, </w:t>
+      </w:r>
+      <w:r>
+        <w:rPr>
+          <w:rFonts w:hint="eastAsia"/>
+        </w:rPr>
+        <w:t>전화영업</w:t>
+      </w:r>
+      <w:r>
+        <w:t xml:space="preserve">, </w:t>
+      </w:r>
+      <w:r>
+        <w:rPr>
+          <w:rFonts w:hint="eastAsia"/>
+        </w:rPr>
+        <w:t>티엠)</w:t>
+      </w:r>
+    </w:p>
+    <w:p>
+      <w:r>
+        <w:t>###</w:t>
+      </w:r>
+      <w:r>
+        <w:t xml:space="preserve"> 1)</w:t>
+      </w:r>
+      <w:r>
+        <w:t xml:space="preserve"> 개요</w:t>
+      </w:r>
+    </w:p>
+    <w:p>
+      <w:r>
+        <w:rPr>
+          <w:rFonts w:hint="eastAsia"/>
+        </w:rPr>
+        <w:t>전화(</w:t>
+      </w:r>
+      <w:r>
+        <w:t>TM = Tele-marketing)</w:t>
+      </w:r>
+      <w:r>
+        <w:rPr>
+          <w:rFonts w:hint="eastAsia"/>
+        </w:rPr>
+        <w:t xml:space="preserve">로 </w:t>
+      </w:r>
+      <w:r>
+        <w:rPr>
+          <w:rFonts w:hint="eastAsia"/>
+        </w:rPr>
+        <w:t>단골과 접촉</w:t>
+      </w:r>
+      <w:r>
+        <w:rPr>
+          <w:rFonts w:hint="eastAsia"/>
+        </w:rPr>
+        <w:t xml:space="preserve">하는 </w:t>
+      </w:r>
+      <w:r>
+        <w:rPr>
+          <w:rFonts w:hint="eastAsia"/>
+        </w:rPr>
+        <w:t>마케팅 업무</w:t>
+      </w:r>
+    </w:p>
+    <w:p>
+      <w:r>
+        <w:t xml:space="preserve">### </w:t>
+      </w:r>
+      <w:r>
+        <w:t xml:space="preserve">2) </w:t>
+      </w:r>
+      <w:r>
+        <w:t>방법, 절차, 순서</w:t>
+      </w:r>
+    </w:p>
+    <w:p>
+      <w:r>
+        <w:rPr>
+          <w:rFonts w:hint="eastAsia"/>
+        </w:rPr>
+        <w:t>시나리오에서</w:t>
+      </w:r>
+      <w:r>
+        <w:t xml:space="preserve"> 대상고객리스트를 선택하면 채번요청 팝업창이 뜨</w:t>
+      </w:r>
+      <w:r>
+        <w:rPr>
+          <w:rFonts w:hint="eastAsia"/>
+        </w:rPr>
+        <w:t>고</w:t>
+      </w:r>
+      <w:r>
+        <w:t xml:space="preserve"> 채번하기를 누르면 2시간동안 유효한 050 임시번호 발급</w:t>
+      </w:r>
+      <w:r>
+        <w:rPr>
+          <w:rFonts w:hint="eastAsia"/>
+        </w:rPr>
+        <w:t xml:space="preserve">되며 </w:t>
+      </w:r>
+      <w:r>
+        <w:t>2</w:t>
+      </w:r>
+      <w:r>
+        <w:rPr>
+          <w:rFonts w:hint="eastAsia"/>
+        </w:rPr>
+        <w:t>시간 경과시 다시 채번해야 됨.</w:t>
+      </w:r>
+    </w:p>
+    <w:p>
+      <w:r>
+        <w:rPr>
+          <w:rFonts w:hint="eastAsia"/>
+        </w:rPr>
+        <w:t>기본정보</w:t>
+      </w:r>
+      <w:r>
+        <w:t>, 메모 내용을 기반으로 타겟 마케팅 시행</w:t>
+      </w:r>
+      <w:r>
+        <w:rPr>
+          <w:rFonts w:hint="eastAsia"/>
+        </w:rPr>
+        <w:t xml:space="preserve"> </w:t>
+      </w:r>
+      <w:r>
+        <w:t>(</w:t>
+      </w:r>
+      <w:r>
+        <w:rPr>
+          <w:rFonts w:hint="eastAsia"/>
+        </w:rPr>
+        <w:t>저장된</w:t>
+      </w:r>
+      <w:r>
+        <w:t xml:space="preserve"> 메모, 고객과의 약속은 스케줄러의 고객약속 영역에서 조회 가능</w:t>
+      </w:r>
+      <w:r>
+        <w:rPr>
+          <w:rFonts w:hint="eastAsia"/>
+        </w:rPr>
+        <w:t>)</w:t>
       </w:r>
     </w:p>
     <w:p>
@@ -5541,22 +6356,13 @@
         <w:t>#</w:t>
       </w:r>
       <w:r>
-        <w:t xml:space="preserve">## B. </w:t>
-      </w:r>
-      <w:r>
-        <w:rPr>
-          <w:rFonts w:hint="eastAsia"/>
-        </w:rPr>
-        <w:t>본부</w:t>
-      </w:r>
-      <w:r>
-        <w:t>시나리오 발송</w:t>
-      </w:r>
-      <w:r>
-        <w:rPr>
-          <w:rFonts w:hint="eastAsia"/>
-        </w:rPr>
-        <w:t>율</w:t>
+        <w:t xml:space="preserve">## 3) </w:t>
+      </w:r>
+      <w:r>
+        <w:rPr>
+          <w:rFonts w:hint="eastAsia"/>
+        </w:rPr>
+        <w:t>관리 지표</w:t>
       </w:r>
     </w:p>
     <w:p>
@@ -5567,90 +6373,24 @@
         <w:t>#</w:t>
       </w:r>
       <w:r>
-        <w:t xml:space="preserve">#### </w:t>
-      </w:r>
-      <w:r>
-        <w:rPr>
-          <w:rFonts w:hint="eastAsia"/>
-        </w:rPr>
-        <w:t xml:space="preserve">본부시나리오 모수 </w:t>
-      </w:r>
-      <w:r>
-        <w:t>(시나리오 대상군</w:t>
-      </w:r>
-      <w:r>
-        <w:rPr>
-          <w:rFonts w:hint="eastAsia"/>
-        </w:rPr>
-        <w:t>)</w:t>
-      </w:r>
-    </w:p>
-    <w:p>
-      <w:r>
-        <w:rPr>
-          <w:rFonts w:hint="eastAsia"/>
-        </w:rPr>
-        <w:t>본부</w:t>
-      </w:r>
-      <w:r>
-        <w:t>시나리오 대상</w:t>
-      </w:r>
-      <w:r>
-        <w:rPr>
-          <w:rFonts w:hint="eastAsia"/>
-        </w:rPr>
-        <w:t>군 전체</w:t>
-      </w:r>
-    </w:p>
-    <w:p>
-      <w:pPr>
-        <w:rPr>
-          <w:rFonts w:hint="eastAsia"/>
-        </w:rPr>
-      </w:pPr>
-      <w:r>
-        <w:t xml:space="preserve">##### </w:t>
-      </w:r>
-      <w:r>
-        <w:rPr>
-          <w:rFonts w:hint="eastAsia"/>
-        </w:rPr>
-        <w:t>본부시나리오 M</w:t>
-      </w:r>
-      <w:r>
-        <w:t xml:space="preserve">MS </w:t>
-      </w:r>
-      <w:r>
-        <w:rPr>
-          <w:rFonts w:hint="eastAsia"/>
-        </w:rPr>
-        <w:t xml:space="preserve">발송건수 </w:t>
-      </w:r>
-      <w:r>
-        <w:t>(</w:t>
-      </w:r>
-      <w:r>
-        <w:rPr>
-          <w:rFonts w:hint="eastAsia"/>
-        </w:rPr>
-        <w:t>발송 자수)</w:t>
-      </w:r>
-    </w:p>
-    <w:p>
-      <w:r>
-        <w:rPr>
-          <w:rFonts w:hint="eastAsia"/>
-        </w:rPr>
-        <w:t xml:space="preserve">본부시나리오를 활용해 발송한 </w:t>
-      </w:r>
-      <w:r>
-        <w:t xml:space="preserve">MMS </w:t>
-      </w:r>
-      <w:r>
-        <w:rPr>
-          <w:rFonts w:hint="eastAsia"/>
-        </w:rPr>
-        <w:t>건수 전체</w:t>
+        <w:t xml:space="preserve">### </w:t>
+      </w:r>
+      <w:r>
+        <w:t xml:space="preserve">A. </w:t>
+      </w:r>
+      <w:r>
+        <w:rPr>
+          <w:rFonts w:hint="eastAsia"/>
+        </w:rPr>
+        <w:t>채번고객</w:t>
+      </w:r>
+      <w:r>
+        <w:t xml:space="preserve"> 수</w:t>
+      </w:r>
+    </w:p>
+    <w:p>
+      <w:r>
+        <w:t>050 채번한 횟수</w:t>
       </w:r>
     </w:p>
     <w:p>
@@ -5661,370 +6401,105 @@
         <w:t>#</w:t>
       </w:r>
       <w:r>
-        <w:t xml:space="preserve">#### </w:t>
-      </w:r>
-      <w:r>
-        <w:rPr>
-          <w:rFonts w:hint="eastAsia"/>
-        </w:rPr>
-        <w:t>본부</w:t>
-      </w:r>
-      <w:r>
-        <w:t>시나리오 발송</w:t>
-      </w:r>
-      <w:r>
-        <w:rPr>
-          <w:rFonts w:hint="eastAsia"/>
-        </w:rPr>
-        <w:t>율</w:t>
-      </w:r>
-    </w:p>
-    <w:p>
-      <w:pPr>
-        <w:rPr>
-          <w:rFonts w:hint="eastAsia"/>
-        </w:rPr>
-      </w:pPr>
-      <w:r>
-        <w:rPr>
-          <w:rFonts w:hint="eastAsia"/>
-        </w:rPr>
-        <w:t>본부시나리오 M</w:t>
-      </w:r>
-      <w:r>
-        <w:t xml:space="preserve">MS </w:t>
+        <w:t xml:space="preserve">### </w:t>
+      </w:r>
+      <w:r>
+        <w:t xml:space="preserve">B. </w:t>
+      </w:r>
+      <w:r>
+        <w:t>Call시도</w:t>
+      </w:r>
+    </w:p>
+    <w:p>
+      <w:r>
+        <w:t>채번한 050 번호</w:t>
+      </w:r>
+      <w:r>
+        <w:rPr>
+          <w:rFonts w:hint="eastAsia"/>
+        </w:rPr>
+        <w:t>로</w:t>
+      </w:r>
+      <w:r>
+        <w:t xml:space="preserve"> 전화</w:t>
+      </w:r>
+      <w:r>
+        <w:rPr>
+          <w:rFonts w:hint="eastAsia"/>
+        </w:rPr>
+        <w:t>한</w:t>
+      </w:r>
+      <w:r>
+        <w:t xml:space="preserve"> 횟수</w:t>
+      </w:r>
+    </w:p>
+    <w:p>
+      <w:r>
+        <w:rPr>
+          <w:rFonts w:hint="eastAsia"/>
+        </w:rPr>
+        <w:t>#</w:t>
+      </w:r>
+      <w:r>
+        <w:t xml:space="preserve">### </w:t>
+      </w:r>
+      <w:r>
+        <w:t xml:space="preserve">C. </w:t>
+      </w:r>
+      <w:r>
+        <w:t>Call성공</w:t>
+      </w:r>
+    </w:p>
+    <w:p>
+      <w:r>
+        <w:t>고객이 해당 전화를 수신</w:t>
+      </w:r>
+      <w:r>
+        <w:rPr>
+          <w:rFonts w:hint="eastAsia"/>
+        </w:rPr>
+        <w:t>해 통화 연결된</w:t>
+      </w:r>
+      <w:r>
+        <w:t xml:space="preserve"> 횟수</w:t>
+      </w:r>
+      <w:r>
+        <w:rPr>
+          <w:rFonts w:hint="eastAsia"/>
+        </w:rPr>
+        <w:t>.</w:t>
+      </w:r>
+      <w:r>
+        <w:t xml:space="preserve"> </w:t>
+      </w:r>
+      <w:r>
+        <w:rPr>
+          <w:rFonts w:hint="eastAsia"/>
+        </w:rPr>
+        <w:t xml:space="preserve">서번 및 상세 이력 확인이 가능한 </w:t>
       </w:r>
       <w:proofErr w:type="gramStart"/>
       <w:r>
         <w:rPr>
           <w:rFonts w:hint="eastAsia"/>
         </w:rPr>
-        <w:t xml:space="preserve">발송건수 </w:t>
-      </w:r>
-      <w:r>
-        <w:t>/</w:t>
+        <w:t xml:space="preserve">정형리포트를 </w:t>
+      </w:r>
+      <w:r>
+        <w:t xml:space="preserve"> </w:t>
+      </w:r>
+      <w:r>
+        <w:rPr>
+          <w:rFonts w:hint="eastAsia"/>
+        </w:rPr>
+        <w:t>기준으로</w:t>
       </w:r>
       <w:proofErr w:type="gramEnd"/>
       <w:r>
-        <w:t xml:space="preserve"> </w:t>
-      </w:r>
-      <w:r>
-        <w:rPr>
-          <w:rFonts w:hint="eastAsia"/>
-        </w:rPr>
-        <w:t>본부시나리오 모수</w:t>
-      </w:r>
-    </w:p>
-    <w:p>
-      <w:pPr>
-        <w:rPr>
-          <w:rFonts w:hint="eastAsia"/>
-        </w:rPr>
-      </w:pPr>
-    </w:p>
-    <w:p>
-      <w:pPr>
-        <w:rPr>
-          <w:rFonts w:hint="eastAsia"/>
-        </w:rPr>
-      </w:pPr>
-    </w:p>
-    <w:p>
-      <w:r>
-        <w:t>##</w:t>
-      </w:r>
-      <w:r>
-        <w:t xml:space="preserve"> </w:t>
-      </w:r>
-      <w:r>
-        <w:rPr>
-          <w:rFonts w:hint="eastAsia"/>
-        </w:rPr>
-        <w:t>라.</w:t>
-      </w:r>
-      <w:r>
-        <w:t xml:space="preserve"> TM (텔레마케팅</w:t>
-      </w:r>
-      <w:r>
-        <w:t xml:space="preserve">, </w:t>
-      </w:r>
-      <w:r>
-        <w:rPr>
-          <w:rFonts w:hint="eastAsia"/>
-        </w:rPr>
-        <w:t>전화영업</w:t>
-      </w:r>
-      <w:r>
-        <w:t xml:space="preserve">, </w:t>
-      </w:r>
-      <w:r>
-        <w:rPr>
-          <w:rFonts w:hint="eastAsia"/>
-        </w:rPr>
-        <w:t>티엠)</w:t>
-      </w:r>
-    </w:p>
-    <w:p>
-      <w:r>
-        <w:t>###</w:t>
-      </w:r>
-      <w:r>
-        <w:t xml:space="preserve"> 1)</w:t>
-      </w:r>
-      <w:r>
-        <w:t xml:space="preserve"> 개요</w:t>
-      </w:r>
-    </w:p>
-    <w:p>
-      <w:r>
-        <w:rPr>
-          <w:rFonts w:hint="eastAsia"/>
-        </w:rPr>
-        <w:t>전화(</w:t>
-      </w:r>
-      <w:r>
-        <w:t>TM = Tele-marketing)</w:t>
-      </w:r>
-      <w:r>
-        <w:rPr>
-          <w:rFonts w:hint="eastAsia"/>
-        </w:rPr>
-        <w:t xml:space="preserve">로 </w:t>
-      </w:r>
-      <w:r>
-        <w:rPr>
-          <w:rFonts w:hint="eastAsia"/>
-        </w:rPr>
-        <w:t>단골과 접촉</w:t>
-      </w:r>
-      <w:r>
-        <w:rPr>
-          <w:rFonts w:hint="eastAsia"/>
-        </w:rPr>
-        <w:t xml:space="preserve">하는 </w:t>
-      </w:r>
-      <w:r>
-        <w:rPr>
-          <w:rFonts w:hint="eastAsia"/>
-        </w:rPr>
-        <w:t>마케팅 업무</w:t>
-      </w:r>
-    </w:p>
-    <w:p>
-      <w:r>
-        <w:t xml:space="preserve">### </w:t>
-      </w:r>
-      <w:r>
-        <w:t xml:space="preserve">2) </w:t>
-      </w:r>
-      <w:r>
-        <w:t>방법, 절차, 순서</w:t>
-      </w:r>
-    </w:p>
-    <w:p>
-      <w:pPr>
-        <w:rPr>
-          <w:rFonts w:hint="eastAsia"/>
-        </w:rPr>
-      </w:pPr>
-      <w:r>
-        <w:rPr>
-          <w:rFonts w:hint="eastAsia"/>
-        </w:rPr>
-        <w:t>시나리오에서</w:t>
-      </w:r>
-      <w:r>
-        <w:t xml:space="preserve"> 대상고객리스트를 선택하면 채번요청 팝업창이 뜨며 채번하기를 누르면 2시간동안 유효한 050 임시번호 발급</w:t>
-      </w:r>
-      <w:r>
-        <w:rPr>
-          <w:rFonts w:hint="eastAsia"/>
-        </w:rPr>
-        <w:t xml:space="preserve">되며 </w:t>
-      </w:r>
-      <w:r>
-        <w:t>2</w:t>
-      </w:r>
-      <w:r>
-        <w:rPr>
-          <w:rFonts w:hint="eastAsia"/>
-        </w:rPr>
-        <w:t>시간 경과시 다시 채번해야 됨.</w:t>
-      </w:r>
-    </w:p>
-    <w:p>
-      <w:r>
-        <w:rPr>
-          <w:rFonts w:hint="eastAsia"/>
-        </w:rPr>
-        <w:t>기본정보</w:t>
-      </w:r>
-      <w:r>
-        <w:t>, 메모 내용을 기반으로 타겟 마케팅 시행</w:t>
-      </w:r>
-      <w:r>
-        <w:rPr>
-          <w:rFonts w:hint="eastAsia"/>
-        </w:rPr>
-        <w:t xml:space="preserve"> </w:t>
-      </w:r>
-      <w:r>
-        <w:t>(</w:t>
-      </w:r>
-      <w:r>
-        <w:rPr>
-          <w:rFonts w:hint="eastAsia"/>
-        </w:rPr>
-        <w:t>저장된</w:t>
-      </w:r>
-      <w:r>
-        <w:t xml:space="preserve"> 메모, 고객과의 약속은 스케줄러의 고객약속 영역에서 조회 가능</w:t>
-      </w:r>
-      <w:r>
-        <w:rPr>
-          <w:rFonts w:hint="eastAsia"/>
-        </w:rPr>
-        <w:t>)</w:t>
-      </w:r>
-    </w:p>
-    <w:p>
-      <w:r>
-        <w:rPr>
-          <w:rFonts w:hint="eastAsia"/>
-        </w:rPr>
-        <w:t>추천고객</w:t>
-      </w:r>
-      <w:r>
-        <w:t xml:space="preserve">, 일반고객 모두 </w:t>
-      </w:r>
-      <w:r>
-        <w:t xml:space="preserve">TM </w:t>
-      </w:r>
-      <w:r>
-        <w:t>가능</w:t>
-      </w:r>
-    </w:p>
-    <w:p>
-      <w:pPr>
-        <w:rPr>
-          <w:rFonts w:hint="eastAsia"/>
-        </w:rPr>
-      </w:pPr>
-      <w:r>
-        <w:rPr>
-          <w:rFonts w:hint="eastAsia"/>
-        </w:rPr>
-        <w:t>#</w:t>
-      </w:r>
-      <w:r>
-        <w:t xml:space="preserve">## 3) </w:t>
-      </w:r>
-      <w:r>
-        <w:rPr>
-          <w:rFonts w:hint="eastAsia"/>
-        </w:rPr>
-        <w:t>관리 지표</w:t>
-      </w:r>
-    </w:p>
-    <w:p>
-      <w:r>
-        <w:rPr>
-          <w:rFonts w:hint="eastAsia"/>
-        </w:rPr>
-        <w:t>#</w:t>
-      </w:r>
-      <w:r>
-        <w:t xml:space="preserve">### </w:t>
-      </w:r>
-      <w:r>
-        <w:t xml:space="preserve">A. </w:t>
-      </w:r>
-      <w:r>
-        <w:rPr>
-          <w:rFonts w:hint="eastAsia"/>
-        </w:rPr>
-        <w:t>채번고객</w:t>
-      </w:r>
-      <w:r>
-        <w:t xml:space="preserve"> 수</w:t>
-      </w:r>
-    </w:p>
-    <w:p>
-      <w:r>
-        <w:t>050 채번한 횟수</w:t>
-      </w:r>
-    </w:p>
-    <w:p>
-      <w:r>
-        <w:rPr>
-          <w:rFonts w:hint="eastAsia"/>
-        </w:rPr>
-        <w:t>#</w:t>
-      </w:r>
-      <w:r>
-        <w:t xml:space="preserve">### </w:t>
-      </w:r>
-      <w:r>
-        <w:t xml:space="preserve">B. </w:t>
-      </w:r>
-      <w:r>
-        <w:t>Call시도</w:t>
-      </w:r>
-    </w:p>
-    <w:p>
-      <w:r>
-        <w:t>채번한 050 번호</w:t>
-      </w:r>
-      <w:r>
-        <w:rPr>
-          <w:rFonts w:hint="eastAsia"/>
-        </w:rPr>
-        <w:t>로</w:t>
-      </w:r>
-      <w:r>
-        <w:t xml:space="preserve"> 전화(Call)</w:t>
-      </w:r>
-      <w:r>
-        <w:rPr>
-          <w:rFonts w:hint="eastAsia"/>
-        </w:rPr>
-        <w:t>한</w:t>
-      </w:r>
-      <w:r>
-        <w:t xml:space="preserve"> 횟수</w:t>
-      </w:r>
-    </w:p>
-    <w:p>
-      <w:r>
-        <w:rPr>
-          <w:rFonts w:hint="eastAsia"/>
-        </w:rPr>
-        <w:t>#</w:t>
-      </w:r>
-      <w:r>
-        <w:t xml:space="preserve">### </w:t>
-      </w:r>
-      <w:r>
-        <w:t xml:space="preserve">C. </w:t>
-      </w:r>
-      <w:r>
-        <w:t>Call성공</w:t>
-      </w:r>
-    </w:p>
-    <w:p>
-      <w:pPr>
-        <w:rPr>
-          <w:rFonts w:hint="eastAsia"/>
-        </w:rPr>
-      </w:pPr>
-      <w:r>
-        <w:t>고객이 해당 전화를 수신한 횟수 (고객이 전화를 받지 않으면 카운트되지 않음</w:t>
-      </w:r>
-      <w:r>
-        <w:rPr>
-          <w:rFonts w:hint="eastAsia"/>
-        </w:rPr>
-        <w:t>)</w:t>
+        <w:rPr>
+          <w:rFonts w:hint="eastAsia"/>
+        </w:rPr>
+        <w:t xml:space="preserve"> 최종 숫자를 측정함</w:t>
       </w:r>
       <w:r>
         <w:rPr>
@@ -6033,28 +6508,19 @@
         <w:t>.</w:t>
       </w:r>
       <w:r>
-        <w:t xml:space="preserve"> </w:t>
-      </w:r>
-      <w:r>
-        <w:rPr>
-          <w:rFonts w:hint="eastAsia"/>
-        </w:rPr>
-        <w:t>최종 성공 카운트는 서번 및 상세 이력 확인이 가능한 정형리포트를 사용함</w:t>
+        <w:t xml:space="preserve"> D-2 </w:t>
+      </w:r>
+      <w:r>
+        <w:rPr>
+          <w:rFonts w:hint="eastAsia"/>
+        </w:rPr>
+        <w:t>기준 집계</w:t>
       </w:r>
       <w:r>
         <w:rPr>
           <w:rFonts w:hint="eastAsia"/>
         </w:rPr>
         <w:t>.</w:t>
-      </w:r>
-      <w:r>
-        <w:t xml:space="preserve"> D-2 </w:t>
-      </w:r>
-      <w:r>
-        <w:rPr>
-          <w:rFonts w:hint="eastAsia"/>
-        </w:rPr>
-        <w:t>기준 집계됨</w:t>
       </w:r>
     </w:p>
     <w:p/>
@@ -6208,14 +6674,274 @@
     </w:p>
     <w:p>
       <w:r>
+        <w:t>내방일 기준 D-14일 이내에 단골</w:t>
+      </w:r>
+      <w:r>
+        <w:rPr>
+          <w:rFonts w:hint="eastAsia"/>
+        </w:rPr>
+        <w:t xml:space="preserve"> </w:t>
+      </w:r>
+      <w:r>
+        <w:t>MMS를 1회 이상 수신한 이력이 존재하는 고객 수</w:t>
+      </w:r>
+      <w:r>
+        <w:rPr>
+          <w:rFonts w:hint="eastAsia"/>
+        </w:rPr>
+        <w:t xml:space="preserve"> </w:t>
+      </w:r>
+      <w:r>
+        <w:t>(</w:t>
+      </w:r>
+      <w:r>
+        <w:rPr>
+          <w:rFonts w:hint="eastAsia"/>
+        </w:rPr>
+        <w:t xml:space="preserve">고객이 </w:t>
+      </w:r>
+      <w:r>
+        <w:rPr>
+          <w:rFonts w:hint="eastAsia"/>
+        </w:rPr>
+        <w:t xml:space="preserve">문자를 </w:t>
+      </w:r>
+      <w:r>
+        <w:rPr>
+          <w:rFonts w:hint="eastAsia"/>
+        </w:rPr>
+        <w:t xml:space="preserve">읽어보고 반응한 것인지는 </w:t>
+      </w:r>
+      <w:r>
+        <w:rPr>
+          <w:rFonts w:hint="eastAsia"/>
+        </w:rPr>
+        <w:t>확인 불가.</w:t>
+      </w:r>
+      <w:r>
+        <w:t xml:space="preserve"> </w:t>
+      </w:r>
+      <w:r>
+        <w:rPr>
+          <w:rFonts w:hint="eastAsia"/>
+        </w:rPr>
+        <w:t>문자 발송</w:t>
+      </w:r>
+      <w:r>
+        <w:rPr>
+          <w:rFonts w:hint="eastAsia"/>
+        </w:rPr>
+        <w:t>되었는지 여부만 측정</w:t>
+      </w:r>
+      <w:r>
+        <w:rPr>
+          <w:rFonts w:hint="eastAsia"/>
+        </w:rPr>
+        <w:t>)</w:t>
+      </w:r>
+    </w:p>
+    <w:p>
+      <w:r>
+        <w:rPr>
+          <w:rFonts w:hint="eastAsia"/>
+        </w:rPr>
+        <w:t>#</w:t>
+      </w:r>
+      <w:r>
+        <w:t xml:space="preserve">### </w:t>
+      </w:r>
+      <w:r>
+        <w:rPr>
+          <w:rFonts w:hint="eastAsia"/>
+        </w:rPr>
+        <w:t>B</w:t>
+      </w:r>
+      <w:r>
+        <w:t xml:space="preserve">. </w:t>
+      </w:r>
+      <w:r>
+        <w:rPr>
+          <w:rFonts w:hint="eastAsia"/>
+        </w:rPr>
+        <w:t xml:space="preserve">내방 유도율 </w:t>
+      </w:r>
+      <w:r>
+        <w:t>(</w:t>
+      </w:r>
+      <w:r>
+        <w:rPr>
+          <w:rFonts w:hint="eastAsia"/>
+        </w:rPr>
+        <w:t>연계내방율)</w:t>
+      </w:r>
+    </w:p>
+    <w:p>
+      <w:r>
         <w:lastRenderedPageBreak/>
-        <w:t>내방일 기준 D-14일 이내에 단골MMS를 1회 이상 수신한 이력이 존재하는 고객 수</w:t>
-      </w:r>
-      <w:r>
-        <w:rPr>
-          <w:rFonts w:hint="eastAsia"/>
-        </w:rPr>
-        <w:t xml:space="preserve"> </w:t>
+        <w:t>연계내방</w:t>
+      </w:r>
+      <w:r>
+        <w:rPr>
+          <w:rFonts w:hint="eastAsia"/>
+        </w:rPr>
+        <w:t xml:space="preserve"> </w:t>
+      </w:r>
+      <w:proofErr w:type="gramStart"/>
+      <w:r>
+        <w:rPr>
+          <w:rFonts w:hint="eastAsia"/>
+        </w:rPr>
+        <w:t>고</w:t>
+      </w:r>
+      <w:r>
+        <w:t>객수 /</w:t>
+      </w:r>
+      <w:proofErr w:type="gramEnd"/>
+      <w:r>
+        <w:t xml:space="preserve"> MMS발송건수</w:t>
+      </w:r>
+    </w:p>
+    <w:p/>
+    <w:p>
+      <w:r>
+        <w:rPr>
+          <w:rFonts w:hint="eastAsia"/>
+        </w:rPr>
+        <w:t>#</w:t>
+      </w:r>
+      <w:r>
+        <w:t xml:space="preserve"># </w:t>
+      </w:r>
+      <w:r>
+        <w:rPr>
+          <w:rFonts w:hint="eastAsia"/>
+        </w:rPr>
+        <w:t>나.</w:t>
+      </w:r>
+      <w:r>
+        <w:t xml:space="preserve"> </w:t>
+      </w:r>
+      <w:r>
+        <w:rPr>
+          <w:rFonts w:hint="eastAsia"/>
+        </w:rPr>
+        <w:t>단골고객 연계판매</w:t>
+      </w:r>
+    </w:p>
+    <w:p>
+      <w:r>
+        <w:rPr>
+          <w:rFonts w:hint="eastAsia"/>
+        </w:rPr>
+        <w:t>#</w:t>
+      </w:r>
+      <w:r>
+        <w:t xml:space="preserve">## </w:t>
+      </w:r>
+      <w:r>
+        <w:t xml:space="preserve">1) </w:t>
+      </w:r>
+      <w:r>
+        <w:rPr>
+          <w:rFonts w:hint="eastAsia"/>
+        </w:rPr>
+        <w:t>정의</w:t>
+      </w:r>
+    </w:p>
+    <w:p>
+      <w:r>
+        <w:rPr>
+          <w:rFonts w:hint="eastAsia"/>
+        </w:rPr>
+        <w:t xml:space="preserve">단골 </w:t>
+      </w:r>
+      <w:r>
+        <w:t>MMS</w:t>
+      </w:r>
+      <w:r>
+        <w:rPr>
+          <w:rFonts w:hint="eastAsia"/>
+        </w:rPr>
+        <w:t>로 인해 발송 매장에서 고객이 기변을 했다고 판단되는 건</w:t>
+      </w:r>
+    </w:p>
+    <w:p>
+      <w:r>
+        <w:rPr>
+          <w:rFonts w:hint="eastAsia"/>
+        </w:rPr>
+        <w:t>#</w:t>
+      </w:r>
+      <w:r>
+        <w:t xml:space="preserve">## 2) </w:t>
+      </w:r>
+      <w:r>
+        <w:rPr>
+          <w:rFonts w:hint="eastAsia"/>
+        </w:rPr>
+        <w:t>지표</w:t>
+      </w:r>
+    </w:p>
+    <w:p>
+      <w:r>
+        <w:rPr>
+          <w:rFonts w:hint="eastAsia"/>
+        </w:rPr>
+        <w:t>#</w:t>
+      </w:r>
+      <w:r>
+        <w:t xml:space="preserve">### A. </w:t>
+      </w:r>
+      <w:r>
+        <w:rPr>
+          <w:rFonts w:hint="eastAsia"/>
+        </w:rPr>
+        <w:t>연계판매</w:t>
+      </w:r>
+    </w:p>
+    <w:p>
+      <w:r>
+        <w:t>신규/기변 발생 고객 중 D-14일 이내에 단골MMS를 1회 이상 수신한 고객 수</w:t>
+      </w:r>
+    </w:p>
+    <w:p>
+      <w:r>
+        <w:rPr>
+          <w:rFonts w:hint="eastAsia"/>
+        </w:rPr>
+        <w:t>#</w:t>
+      </w:r>
+      <w:r>
+        <w:t xml:space="preserve">### </w:t>
+      </w:r>
+      <w:r>
+        <w:t>B</w:t>
+      </w:r>
+      <w:r>
+        <w:t xml:space="preserve">. </w:t>
+      </w:r>
+      <w:r>
+        <w:rPr>
+          <w:rFonts w:hint="eastAsia"/>
+        </w:rPr>
+        <w:t>연계판매율</w:t>
+      </w:r>
+    </w:p>
+    <w:p>
+      <w:r>
+        <w:rPr>
+          <w:rFonts w:hint="eastAsia"/>
+        </w:rPr>
+        <w:t>#</w:t>
+      </w:r>
+      <w:r>
+        <w:t xml:space="preserve">#### </w:t>
+      </w:r>
+      <w:r>
+        <w:rPr>
+          <w:rFonts w:hint="eastAsia"/>
+        </w:rPr>
+        <w:t xml:space="preserve">소매 실적 </w:t>
       </w:r>
       <w:r>
         <w:t>(</w:t>
@@ -6224,24 +6950,45 @@
         <w:rPr>
           <w:rFonts w:hint="eastAsia"/>
         </w:rPr>
-        <w:t>문자를 실제로 인지하고 왔는지는 확인 불가.</w:t>
-      </w:r>
-      <w:r>
-        <w:t xml:space="preserve"> </w:t>
-      </w:r>
-      <w:r>
-        <w:rPr>
-          <w:rFonts w:hint="eastAsia"/>
-        </w:rPr>
-        <w:t>문자가 발송되었음만 확인 가능)</w:t>
-      </w:r>
-    </w:p>
-    <w:p>
-      <w:pPr>
-        <w:rPr>
-          <w:rFonts w:hint="eastAsia"/>
-        </w:rPr>
-      </w:pPr>
+        <w:t>연계판매 모수)</w:t>
+      </w:r>
+    </w:p>
+    <w:p>
+      <w:r>
+        <w:rPr>
+          <w:rFonts w:hint="eastAsia"/>
+        </w:rPr>
+        <w:t>매장의 소매 실적 전체(신규</w:t>
+      </w:r>
+      <w:r>
+        <w:rPr>
+          <w:rFonts w:hint="eastAsia"/>
+        </w:rPr>
+        <w:t>,</w:t>
+      </w:r>
+      <w:r>
+        <w:t xml:space="preserve"> </w:t>
+      </w:r>
+      <w:r>
+        <w:rPr>
+          <w:rFonts w:hint="eastAsia"/>
+        </w:rPr>
+        <w:t xml:space="preserve">기변 </w:t>
+      </w:r>
+      <w:r>
+        <w:rPr>
+          <w:rFonts w:hint="eastAsia"/>
+        </w:rPr>
+        <w:t>총 실적</w:t>
+      </w:r>
+      <w:r>
+        <w:rPr>
+          <w:rFonts w:hint="eastAsia"/>
+        </w:rPr>
+        <w:t>)</w:t>
+      </w:r>
+    </w:p>
+    <w:p>
       <w:r>
         <w:rPr>
           <w:rFonts w:hint="eastAsia"/>
@@ -6249,22 +6996,528 @@
         <w:t>#</w:t>
       </w:r>
       <w:r>
+        <w:t xml:space="preserve">#### </w:t>
+      </w:r>
+      <w:r>
+        <w:rPr>
+          <w:rFonts w:hint="eastAsia"/>
+        </w:rPr>
+        <w:t xml:space="preserve">연계판매 </w:t>
+      </w:r>
+      <w:r>
+        <w:t>(</w:t>
+      </w:r>
+      <w:r>
+        <w:rPr>
+          <w:rFonts w:hint="eastAsia"/>
+        </w:rPr>
+        <w:t>연계판매 자수)</w:t>
+      </w:r>
+    </w:p>
+    <w:p>
+      <w:r>
+        <w:t>단골고객 기변건 중 D-14일이내 MMS/TM 수신이력(발송) 존재건</w:t>
+      </w:r>
+    </w:p>
+    <w:p>
+      <w:r>
+        <w:rPr>
+          <w:rFonts w:hint="eastAsia"/>
+        </w:rPr>
+        <w:t xml:space="preserve">고객이 </w:t>
+      </w:r>
+      <w:r>
+        <w:rPr>
+          <w:rFonts w:hint="eastAsia"/>
+        </w:rPr>
+        <w:t>문자를</w:t>
+      </w:r>
+      <w:r>
+        <w:t xml:space="preserve"> 인지하고 기변했는지 여부는 알 수 없으며, 기변전 문자 발송 이력만 확인하는 개념</w:t>
+      </w:r>
+    </w:p>
+    <w:p>
+      <w:r>
+        <w:rPr>
+          <w:rFonts w:hint="eastAsia"/>
+        </w:rPr>
+        <w:t>#</w:t>
+      </w:r>
+      <w:r>
+        <w:t xml:space="preserve">#### </w:t>
+      </w:r>
+      <w:r>
+        <w:rPr>
+          <w:rFonts w:hint="eastAsia"/>
+        </w:rPr>
+        <w:t>연계판매율</w:t>
+      </w:r>
+    </w:p>
+    <w:p>
+      <w:r>
+        <w:rPr>
+          <w:rFonts w:hint="eastAsia"/>
+        </w:rPr>
+        <w:t xml:space="preserve">연계판매 </w:t>
+      </w:r>
+      <w:proofErr w:type="gramStart"/>
+      <w:r>
+        <w:rPr>
+          <w:rFonts w:hint="eastAsia"/>
+        </w:rPr>
+        <w:t xml:space="preserve">건수 </w:t>
+      </w:r>
+      <w:r>
+        <w:t>/</w:t>
+      </w:r>
+      <w:proofErr w:type="gramEnd"/>
+      <w:r>
+        <w:t xml:space="preserve"> </w:t>
+      </w:r>
+      <w:r>
+        <w:rPr>
+          <w:rFonts w:hint="eastAsia"/>
+        </w:rPr>
+        <w:t>소매 실적</w:t>
+      </w:r>
+    </w:p>
+    <w:p/>
+    <w:p>
+      <w:r>
+        <w:rPr>
+          <w:rFonts w:hint="eastAsia"/>
+        </w:rPr>
+        <w:t>#</w:t>
+      </w:r>
+      <w:r>
+        <w:t xml:space="preserve"># </w:t>
+      </w:r>
+      <w:r>
+        <w:rPr>
+          <w:rFonts w:hint="eastAsia"/>
+        </w:rPr>
+        <w:t>다.</w:t>
+      </w:r>
+      <w:r>
+        <w:t xml:space="preserve"> </w:t>
+      </w:r>
+      <w:r>
+        <w:rPr>
+          <w:rFonts w:hint="eastAsia"/>
+        </w:rPr>
+        <w:t>단골 재구매</w:t>
+      </w:r>
+    </w:p>
+    <w:p>
+      <w:r>
+        <w:rPr>
+          <w:rFonts w:hint="eastAsia"/>
+        </w:rPr>
+        <w:t>#</w:t>
+      </w:r>
+      <w:r>
+        <w:t xml:space="preserve">## 1) </w:t>
+      </w:r>
+      <w:r>
+        <w:rPr>
+          <w:rFonts w:hint="eastAsia"/>
+        </w:rPr>
+        <w:t>정의</w:t>
+      </w:r>
+    </w:p>
+    <w:p>
+      <w:r>
+        <w:rPr>
+          <w:rFonts w:hint="eastAsia"/>
+        </w:rPr>
+        <w:t>단골 고객이 단골로 등록된 매장에서 지속적으로 재구매하여 진성 단골이 되었는지 판단하기 위한 지표</w:t>
+      </w:r>
+    </w:p>
+    <w:p>
+      <w:r>
+        <w:rPr>
+          <w:rFonts w:hint="eastAsia"/>
+        </w:rPr>
+        <w:t>#</w:t>
+      </w:r>
+      <w:r>
+        <w:t xml:space="preserve">## 2) </w:t>
+      </w:r>
+      <w:r>
+        <w:rPr>
+          <w:rFonts w:hint="eastAsia"/>
+        </w:rPr>
+        <w:t>지표</w:t>
+      </w:r>
+    </w:p>
+    <w:p>
+      <w:r>
+        <w:rPr>
+          <w:rFonts w:hint="eastAsia"/>
+        </w:rPr>
+        <w:t>#</w:t>
+      </w:r>
+      <w:r>
+        <w:t>### A.</w:t>
+      </w:r>
+      <w:r>
+        <w:t xml:space="preserve"> 재구매</w:t>
+      </w:r>
+      <w:r>
+        <w:rPr>
+          <w:rFonts w:hint="eastAsia"/>
+        </w:rPr>
+        <w:t xml:space="preserve"> </w:t>
+      </w:r>
+      <w:r>
+        <w:t>(</w:t>
+      </w:r>
+      <w:r>
+        <w:rPr>
+          <w:rFonts w:hint="eastAsia"/>
+        </w:rPr>
+        <w:t>단골재구매)</w:t>
+      </w:r>
+    </w:p>
+    <w:p>
+      <w:r>
+        <w:t xml:space="preserve">기변 시점 구매매장 = 직전 구매매장 = 단골매장 3가지 조건을 만족하는 </w:t>
+      </w:r>
+      <w:r>
+        <w:rPr>
+          <w:rFonts w:hint="eastAsia"/>
+        </w:rPr>
+        <w:t>구매 건</w:t>
+      </w:r>
+    </w:p>
+    <w:p>
+      <w:r>
+        <w:rPr>
+          <w:rFonts w:hint="eastAsia"/>
+        </w:rPr>
+        <w:t>#</w:t>
+      </w:r>
+      <w:r>
+        <w:t xml:space="preserve">### B. </w:t>
+      </w:r>
+      <w:r>
+        <w:rPr>
+          <w:rFonts w:hint="eastAsia"/>
+        </w:rPr>
+        <w:t>비단골재구매</w:t>
+      </w:r>
+    </w:p>
+    <w:p>
+      <w:r>
+        <w:lastRenderedPageBreak/>
+        <w:t>기변 시점 구매매장 = 직전 구매매장 조건은 만족하나 직전 구매매장 ≠ 단골매장 또는 비단골 인 경우</w:t>
+      </w:r>
+    </w:p>
+    <w:p>
+      <w:r>
+        <w:rPr>
+          <w:rFonts w:hint="eastAsia"/>
+        </w:rPr>
+        <w:t>#</w:t>
+      </w:r>
+      <w:r>
         <w:t xml:space="preserve">### </w:t>
       </w:r>
       <w:r>
         <w:rPr>
           <w:rFonts w:hint="eastAsia"/>
         </w:rPr>
-        <w:t>B</w:t>
+        <w:t>C</w:t>
+      </w:r>
+      <w:r>
+        <w:t>. 판매대비 단골 재구매율</w:t>
+      </w:r>
+    </w:p>
+    <w:p>
+      <w:r>
+        <w:t>단골재구매</w:t>
+      </w:r>
+      <w:r>
+        <w:rPr>
+          <w:rFonts w:hint="eastAsia"/>
+        </w:rPr>
+        <w:t xml:space="preserve"> </w:t>
+      </w:r>
+      <w:proofErr w:type="gramStart"/>
+      <w:r>
+        <w:t>건</w:t>
+      </w:r>
+      <w:r>
+        <w:rPr>
+          <w:rFonts w:hint="eastAsia"/>
+        </w:rPr>
+        <w:t xml:space="preserve">수 </w:t>
+      </w:r>
+      <w:r>
+        <w:t>/</w:t>
+      </w:r>
+      <w:proofErr w:type="gramEnd"/>
+      <w:r>
+        <w:t xml:space="preserve"> 소매실적</w:t>
+      </w:r>
+    </w:p>
+    <w:p>
+      <w:r>
+        <w:t>#### D. 전체 재구매</w:t>
+      </w:r>
+      <w:r>
+        <w:rPr>
+          <w:rFonts w:hint="eastAsia"/>
+        </w:rPr>
+        <w:t xml:space="preserve"> 중</w:t>
+      </w:r>
+      <w:r>
+        <w:t xml:space="preserve"> 단골비중</w:t>
+      </w:r>
+    </w:p>
+    <w:p>
+      <w:r>
+        <w:rPr>
+          <w:rFonts w:hint="eastAsia"/>
+        </w:rPr>
+        <w:t>단골</w:t>
+      </w:r>
+      <w:r>
+        <w:t xml:space="preserve"> 재구매</w:t>
+      </w:r>
+      <w:r>
+        <w:rPr>
+          <w:rFonts w:hint="eastAsia"/>
+        </w:rPr>
+        <w:t xml:space="preserve"> </w:t>
+      </w:r>
+      <w:proofErr w:type="gramStart"/>
+      <w:r>
+        <w:t>건</w:t>
+      </w:r>
+      <w:r>
+        <w:rPr>
+          <w:rFonts w:hint="eastAsia"/>
+        </w:rPr>
+        <w:t xml:space="preserve">수 </w:t>
+      </w:r>
+      <w:r>
+        <w:t>/</w:t>
+      </w:r>
+      <w:proofErr w:type="gramEnd"/>
+      <w:r>
+        <w:t xml:space="preserve"> </w:t>
+      </w:r>
+      <w:r>
+        <w:t>전체 재구매건</w:t>
+      </w:r>
+    </w:p>
+    <w:p/>
+    <w:p>
+      <w:r>
+        <w:t xml:space="preserve"># </w:t>
+      </w:r>
+      <w:r>
+        <w:t>8</w:t>
       </w:r>
       <w:r>
         <w:t xml:space="preserve">. </w:t>
       </w:r>
       <w:r>
-        <w:rPr>
-          <w:rFonts w:hint="eastAsia"/>
-        </w:rPr>
-        <w:t xml:space="preserve">내방 유도율 </w:t>
+        <w:t>VD평가</w:t>
+      </w:r>
+      <w:r>
+        <w:t xml:space="preserve"> (</w:t>
+      </w:r>
+      <w:r>
+        <w:t xml:space="preserve">VD </w:t>
+      </w:r>
+      <w:r>
+        <w:rPr>
+          <w:rFonts w:hint="eastAsia"/>
+        </w:rPr>
+        <w:t>평가</w:t>
+      </w:r>
+      <w:r>
+        <w:rPr>
+          <w:rFonts w:hint="eastAsia"/>
+        </w:rPr>
+        <w:t>)</w:t>
+      </w:r>
+    </w:p>
+    <w:p>
+      <w:r>
+        <w:t xml:space="preserve">## </w:t>
+      </w:r>
+      <w:r>
+        <w:rPr>
+          <w:rFonts w:hint="eastAsia"/>
+        </w:rPr>
+        <w:t>가.</w:t>
+      </w:r>
+      <w:r>
+        <w:t xml:space="preserve"> </w:t>
+      </w:r>
+      <w:r>
+        <w:rPr>
+          <w:rFonts w:hint="eastAsia"/>
+        </w:rPr>
+        <w:t>공통</w:t>
+      </w:r>
+      <w:r>
+        <w:t xml:space="preserve"> 적용 </w:t>
+      </w:r>
+      <w:r>
+        <w:rPr>
+          <w:rFonts w:hint="eastAsia"/>
+        </w:rPr>
+        <w:t>조건</w:t>
+      </w:r>
+    </w:p>
+    <w:p>
+      <w:r>
+        <w:rPr>
+          <w:rFonts w:hint="eastAsia"/>
+        </w:rPr>
+        <w:t>단골관련</w:t>
+      </w:r>
+      <w:r>
+        <w:t xml:space="preserve"> 고객 VOC 발생시 팀 경영평가 0점, 대리점 VD 평가 0점 반영</w:t>
+      </w:r>
+    </w:p>
+    <w:p>
+      <w:r>
+        <w:rPr>
+          <w:rFonts w:hint="eastAsia"/>
+        </w:rPr>
+        <w:t>모든 지표</w:t>
+      </w:r>
+      <w:r>
+        <w:t>, 점수는 소수점 둘째자리 반올림</w:t>
+      </w:r>
+    </w:p>
+    <w:p>
+      <w:bookmarkStart w:id="0" w:name="_GoBack"/>
+      <w:bookmarkEnd w:id="0"/>
+      <w:r>
+        <w:t>##</w:t>
+      </w:r>
+      <w:r>
+        <w:t xml:space="preserve"> </w:t>
+      </w:r>
+      <w:r>
+        <w:rPr>
+          <w:rFonts w:hint="eastAsia"/>
+        </w:rPr>
+        <w:t>나</w:t>
+      </w:r>
+      <w:r>
+        <w:rPr>
+          <w:rFonts w:hint="eastAsia"/>
+        </w:rPr>
+        <w:t>.</w:t>
+      </w:r>
+      <w:r>
+        <w:t xml:space="preserve"> 평가 항목</w:t>
+      </w:r>
+      <w:r>
+        <w:rPr>
+          <w:rFonts w:hint="eastAsia"/>
+        </w:rPr>
+        <w:t xml:space="preserve"> 및 배점</w:t>
+      </w:r>
+      <w:r>
+        <w:rPr>
+          <w:rFonts w:hint="eastAsia"/>
+        </w:rPr>
+        <w:t>,</w:t>
+      </w:r>
+      <w:r>
+        <w:t xml:space="preserve"> </w:t>
+      </w:r>
+      <w:r>
+        <w:rPr>
+          <w:rFonts w:hint="eastAsia"/>
+        </w:rPr>
+        <w:t>로직</w:t>
+      </w:r>
+    </w:p>
+    <w:p>
+      <w:r>
+        <w:t xml:space="preserve">### </w:t>
+      </w:r>
+      <w:r>
+        <w:t xml:space="preserve">1) </w:t>
+      </w:r>
+      <w:r>
+        <w:t>내방 단골등록률</w:t>
+      </w:r>
+    </w:p>
+    <w:p>
+      <w:r>
+        <w:rPr>
+          <w:rFonts w:hint="eastAsia"/>
+        </w:rPr>
+        <w:t>#</w:t>
+      </w:r>
+      <w:r>
+        <w:t xml:space="preserve">### A. </w:t>
+      </w:r>
+      <w:r>
+        <w:rPr>
+          <w:rFonts w:hint="eastAsia"/>
+        </w:rPr>
+        <w:t>목표</w:t>
+      </w:r>
+    </w:p>
+    <w:p>
+      <w:r>
+        <w:t>1</w:t>
+      </w:r>
+      <w:r>
+        <w:t>8</w:t>
+      </w:r>
+      <w:r>
+        <w:t>%</w:t>
+      </w:r>
+    </w:p>
+    <w:p>
+      <w:r>
+        <w:rPr>
+          <w:rFonts w:hint="eastAsia"/>
+        </w:rPr>
+        <w:t>#</w:t>
+      </w:r>
+      <w:r>
+        <w:t xml:space="preserve">### B. </w:t>
+      </w:r>
+      <w:r>
+        <w:rPr>
+          <w:rFonts w:hint="eastAsia"/>
+        </w:rPr>
+        <w:t>배점</w:t>
+      </w:r>
+    </w:p>
+    <w:p>
+      <w:r>
+        <w:t>3점</w:t>
+      </w:r>
+    </w:p>
+    <w:p>
+      <w:r>
+        <w:rPr>
+          <w:rFonts w:hint="eastAsia"/>
+        </w:rPr>
+        <w:t>#</w:t>
+      </w:r>
+      <w:r>
+        <w:t xml:space="preserve">### C. </w:t>
+      </w:r>
+      <w:r>
+        <w:rPr>
+          <w:rFonts w:hint="eastAsia"/>
+        </w:rPr>
+        <w:t xml:space="preserve">점수 구간 </w:t>
       </w:r>
       <w:r>
         <w:t>(</w:t>
@@ -6273,45 +7526,83 @@
         <w:rPr>
           <w:rFonts w:hint="eastAsia"/>
         </w:rPr>
-        <w:t>연계내방율)</w:t>
-      </w:r>
-    </w:p>
-    <w:p>
-      <w:pPr>
-        <w:rPr>
-          <w:rFonts w:hint="eastAsia"/>
-        </w:rPr>
-      </w:pPr>
-      <w:r>
-        <w:t>연계내방</w:t>
-      </w:r>
-      <w:r>
-        <w:rPr>
-          <w:rFonts w:hint="eastAsia"/>
-        </w:rPr>
-        <w:t xml:space="preserve"> </w:t>
+        <w:t>배점 구간)</w:t>
+      </w:r>
+    </w:p>
+    <w:p>
+      <w:r>
+        <w:t xml:space="preserve">18% </w:t>
       </w:r>
       <w:proofErr w:type="gramStart"/>
       <w:r>
-        <w:rPr>
-          <w:rFonts w:hint="eastAsia"/>
-        </w:rPr>
-        <w:t>고</w:t>
-      </w:r>
-      <w:r>
-        <w:t>객수 /</w:t>
+        <w:t>이상 :</w:t>
       </w:r>
       <w:proofErr w:type="gramEnd"/>
       <w:r>
-        <w:t xml:space="preserve"> MMS발송건수</w:t>
-      </w:r>
-    </w:p>
-    <w:p>
-      <w:pPr>
-        <w:rPr>
-          <w:rFonts w:hint="eastAsia"/>
-        </w:rPr>
-      </w:pPr>
+        <w:t xml:space="preserve"> 만점(3점)</w:t>
+      </w:r>
+    </w:p>
+    <w:p>
+      <w:r>
+        <w:t xml:space="preserve">13% </w:t>
+      </w:r>
+      <w:proofErr w:type="gramStart"/>
+      <w:r>
+        <w:t>이하 :</w:t>
+      </w:r>
+      <w:proofErr w:type="gramEnd"/>
+      <w:r>
+        <w:t xml:space="preserve"> 0점</w:t>
+      </w:r>
+    </w:p>
+    <w:p>
+      <w:r>
+        <w:t>13-18</w:t>
+      </w:r>
+      <w:proofErr w:type="gramStart"/>
+      <w:r>
+        <w:t>% :</w:t>
+      </w:r>
+      <w:proofErr w:type="gramEnd"/>
+      <w:r>
+        <w:t xml:space="preserve"> 0-3점 1차함수 배점</w:t>
+      </w:r>
+    </w:p>
+    <w:p>
+      <w:r>
+        <w:t>#### D. 조건</w:t>
+      </w:r>
+    </w:p>
+    <w:p>
+      <w:r>
+        <w:rPr>
+          <w:rFonts w:hint="eastAsia"/>
+        </w:rPr>
+        <w:t>미</w:t>
+      </w:r>
+      <w:r>
+        <w:t xml:space="preserve"> 인지 단골고객 관련 VOC 발생시 매장 단골 건 0건 처리</w:t>
+      </w:r>
+    </w:p>
+    <w:p>
+      <w:r>
+        <w:t xml:space="preserve">### </w:t>
+      </w:r>
+      <w:r>
+        <w:t>2)</w:t>
+      </w:r>
+      <w:r>
+        <w:t xml:space="preserve"> </w:t>
+      </w:r>
+      <w:r>
+        <w:rPr>
+          <w:rFonts w:hint="eastAsia"/>
+        </w:rPr>
+        <w:t>본부</w:t>
+      </w:r>
+      <w:r>
+        <w:t>시나리오 발송율</w:t>
+      </w:r>
     </w:p>
     <w:p>
       <w:r>
@@ -6321,322 +7612,18 @@
         <w:t>#</w:t>
       </w:r>
       <w:r>
-        <w:t xml:space="preserve"># </w:t>
-      </w:r>
-      <w:r>
-        <w:rPr>
-          <w:rFonts w:hint="eastAsia"/>
-        </w:rPr>
-        <w:t>나.</w:t>
-      </w:r>
-      <w:r>
-        <w:t xml:space="preserve"> </w:t>
-      </w:r>
-      <w:r>
-        <w:rPr>
-          <w:rFonts w:hint="eastAsia"/>
-        </w:rPr>
-        <w:t>단골고객 연계판매</w:t>
-      </w:r>
-    </w:p>
-    <w:p>
-      <w:r>
-        <w:rPr>
-          <w:rFonts w:hint="eastAsia"/>
-        </w:rPr>
-        <w:t>#</w:t>
-      </w:r>
-      <w:r>
-        <w:t xml:space="preserve">## </w:t>
-      </w:r>
-      <w:r>
-        <w:t xml:space="preserve">1) </w:t>
-      </w:r>
-      <w:r>
-        <w:rPr>
-          <w:rFonts w:hint="eastAsia"/>
-        </w:rPr>
-        <w:t>정의</w:t>
-      </w:r>
-    </w:p>
-    <w:p>
-      <w:r>
-        <w:rPr>
-          <w:rFonts w:hint="eastAsia"/>
-        </w:rPr>
-        <w:t xml:space="preserve">단골 </w:t>
-      </w:r>
-      <w:r>
-        <w:t>MMS</w:t>
-      </w:r>
-      <w:r>
-        <w:rPr>
-          <w:rFonts w:hint="eastAsia"/>
-        </w:rPr>
-        <w:t>로 인해 발송 매장에서 고객이 기변을 했다고 판단되는 건</w:t>
-      </w:r>
-    </w:p>
-    <w:p>
-      <w:r>
-        <w:rPr>
-          <w:rFonts w:hint="eastAsia"/>
-        </w:rPr>
-        <w:t>#</w:t>
-      </w:r>
-      <w:r>
-        <w:t xml:space="preserve">## 2) </w:t>
-      </w:r>
-      <w:r>
-        <w:rPr>
-          <w:rFonts w:hint="eastAsia"/>
-        </w:rPr>
-        <w:t>지표</w:t>
-      </w:r>
-    </w:p>
-    <w:p>
-      <w:r>
-        <w:rPr>
-          <w:rFonts w:hint="eastAsia"/>
-        </w:rPr>
-        <w:t>#</w:t>
-      </w:r>
-      <w:r>
         <w:t xml:space="preserve">### A. </w:t>
       </w:r>
       <w:r>
         <w:rPr>
           <w:rFonts w:hint="eastAsia"/>
         </w:rPr>
-        <w:t>연계판매</w:t>
-      </w:r>
-    </w:p>
-    <w:p>
-      <w:r>
-        <w:t>신규/기변 발생 고객 중 D-14일 이내에 단골MMS를 1회 이상 수신한 고객 수</w:t>
-      </w:r>
-    </w:p>
-    <w:p>
-      <w:r>
-        <w:rPr>
-          <w:rFonts w:hint="eastAsia"/>
-        </w:rPr>
-        <w:t>#</w:t>
-      </w:r>
-      <w:r>
-        <w:t xml:space="preserve">### </w:t>
-      </w:r>
-      <w:r>
-        <w:t>B</w:t>
-      </w:r>
-      <w:r>
-        <w:t xml:space="preserve">. </w:t>
-      </w:r>
-      <w:r>
-        <w:rPr>
-          <w:rFonts w:hint="eastAsia"/>
-        </w:rPr>
-        <w:t>연계판매율</w:t>
-      </w:r>
-    </w:p>
-    <w:p>
-      <w:r>
-        <w:rPr>
-          <w:rFonts w:hint="eastAsia"/>
-        </w:rPr>
-        <w:t>#</w:t>
-      </w:r>
-      <w:r>
-        <w:t xml:space="preserve">#### </w:t>
-      </w:r>
-      <w:r>
-        <w:rPr>
-          <w:rFonts w:hint="eastAsia"/>
-        </w:rPr>
-        <w:t xml:space="preserve">소매 실적 </w:t>
-      </w:r>
-      <w:r>
-        <w:t>(</w:t>
-      </w:r>
-      <w:r>
-        <w:rPr>
-          <w:rFonts w:hint="eastAsia"/>
-        </w:rPr>
-        <w:t>연계판매 모수)</w:t>
-      </w:r>
-    </w:p>
-    <w:p>
-      <w:r>
-        <w:rPr>
-          <w:rFonts w:hint="eastAsia"/>
-        </w:rPr>
-        <w:t>매장의 소매 실적 전체(신규/기변 합)</w:t>
-      </w:r>
-    </w:p>
-    <w:p>
-      <w:r>
-        <w:rPr>
-          <w:rFonts w:hint="eastAsia"/>
-        </w:rPr>
-        <w:t>#</w:t>
-      </w:r>
-      <w:r>
-        <w:t xml:space="preserve">#### </w:t>
-      </w:r>
-      <w:r>
-        <w:rPr>
-          <w:rFonts w:hint="eastAsia"/>
-        </w:rPr>
-        <w:t xml:space="preserve">연계판매 </w:t>
-      </w:r>
-      <w:r>
-        <w:t>(</w:t>
-      </w:r>
-      <w:r>
-        <w:rPr>
-          <w:rFonts w:hint="eastAsia"/>
-        </w:rPr>
-        <w:t>연계판매 자수)</w:t>
-      </w:r>
-    </w:p>
-    <w:p>
-      <w:r>
-        <w:t>단골고객 기변건 중 D-14일이내 MMS/TM 수신이력(발송) 존재건</w:t>
-      </w:r>
-    </w:p>
-    <w:p>
-      <w:r>
-        <w:rPr>
-          <w:rFonts w:hint="eastAsia"/>
-        </w:rPr>
-        <w:t xml:space="preserve">고객이 </w:t>
-      </w:r>
-      <w:r>
-        <w:rPr>
-          <w:rFonts w:hint="eastAsia"/>
-        </w:rPr>
-        <w:t>문자를</w:t>
-      </w:r>
-      <w:r>
-        <w:t xml:space="preserve"> 인지하고 기변했는지 여부는 알 수 없으며, 기변전 문자 발송 이력만 확인하는 개념</w:t>
-      </w:r>
-    </w:p>
-    <w:p>
-      <w:r>
-        <w:rPr>
-          <w:rFonts w:hint="eastAsia"/>
-        </w:rPr>
-        <w:t>#</w:t>
-      </w:r>
-      <w:r>
-        <w:t xml:space="preserve">#### </w:t>
-      </w:r>
-      <w:r>
-        <w:rPr>
-          <w:rFonts w:hint="eastAsia"/>
-        </w:rPr>
-        <w:t>연계판매율</w:t>
-      </w:r>
-    </w:p>
-    <w:p>
-      <w:r>
-        <w:rPr>
-          <w:rFonts w:hint="eastAsia"/>
-        </w:rPr>
-        <w:t xml:space="preserve">연계판매 </w:t>
-      </w:r>
-      <w:proofErr w:type="gramStart"/>
-      <w:r>
-        <w:rPr>
-          <w:rFonts w:hint="eastAsia"/>
-        </w:rPr>
-        <w:t xml:space="preserve">건수 </w:t>
-      </w:r>
-      <w:r>
-        <w:t>/</w:t>
-      </w:r>
-      <w:proofErr w:type="gramEnd"/>
-      <w:r>
-        <w:t xml:space="preserve"> </w:t>
-      </w:r>
-      <w:r>
-        <w:rPr>
-          <w:rFonts w:hint="eastAsia"/>
-        </w:rPr>
-        <w:t>소매 실적</w:t>
-      </w:r>
-    </w:p>
-    <w:p/>
-    <w:p>
-      <w:r>
-        <w:rPr>
-          <w:rFonts w:hint="eastAsia"/>
-        </w:rPr>
-        <w:t>#</w:t>
-      </w:r>
-      <w:r>
-        <w:t xml:space="preserve"># </w:t>
-      </w:r>
-      <w:r>
-        <w:rPr>
-          <w:rFonts w:hint="eastAsia"/>
-        </w:rPr>
-        <w:t>다.</w:t>
-      </w:r>
-      <w:r>
-        <w:t xml:space="preserve"> </w:t>
-      </w:r>
-      <w:r>
-        <w:rPr>
-          <w:rFonts w:hint="eastAsia"/>
-        </w:rPr>
-        <w:t>단골 재구매</w:t>
-      </w:r>
-    </w:p>
-    <w:p>
-      <w:pPr>
-        <w:rPr>
-          <w:rFonts w:hint="eastAsia"/>
-        </w:rPr>
-      </w:pPr>
-      <w:r>
-        <w:rPr>
-          <w:rFonts w:hint="eastAsia"/>
-        </w:rPr>
-        <w:t>#</w:t>
-      </w:r>
-      <w:r>
-        <w:t xml:space="preserve">## 1) </w:t>
-      </w:r>
-      <w:r>
-        <w:rPr>
-          <w:rFonts w:hint="eastAsia"/>
-        </w:rPr>
-        <w:t>정의</w:t>
-      </w:r>
-    </w:p>
-    <w:p>
-      <w:r>
-        <w:rPr>
-          <w:rFonts w:hint="eastAsia"/>
-        </w:rPr>
-        <w:t>단골 고객이 단골로 등록된 매장에서 지속적으로 재구매하여 진성 단골이 되었는지 판단하기 위한 지표</w:t>
-      </w:r>
-    </w:p>
-    <w:p>
-      <w:r>
-        <w:rPr>
-          <w:rFonts w:hint="eastAsia"/>
-        </w:rPr>
-        <w:t>#</w:t>
-      </w:r>
-      <w:r>
-        <w:t xml:space="preserve">## 2) </w:t>
-      </w:r>
-      <w:r>
-        <w:rPr>
-          <w:rFonts w:hint="eastAsia"/>
-        </w:rPr>
-        <w:t>지표</w:t>
+        <w:t>목표</w:t>
+      </w:r>
+    </w:p>
+    <w:p>
+      <w:r>
+        <w:t>50%</w:t>
       </w:r>
     </w:p>
     <w:p>
@@ -6648,16 +7635,35 @@
         <w:t>#</w:t>
       </w:r>
       <w:r>
-        <w:t>### A.</w:t>
-      </w:r>
-      <w:r>
-        <w:t xml:space="preserve"> 재구매</w:t>
-      </w:r>
-      <w:r>
-        <w:rPr>
-          <w:rFonts w:hint="eastAsia"/>
-        </w:rPr>
-        <w:t xml:space="preserve"> </w:t>
+        <w:t xml:space="preserve">### B. </w:t>
+      </w:r>
+      <w:r>
+        <w:rPr>
+          <w:rFonts w:hint="eastAsia"/>
+        </w:rPr>
+        <w:t>배점</w:t>
+      </w:r>
+    </w:p>
+    <w:p>
+      <w:r>
+        <w:t>4점</w:t>
+      </w:r>
+    </w:p>
+    <w:p>
+      <w:r>
+        <w:rPr>
+          <w:rFonts w:hint="eastAsia"/>
+        </w:rPr>
+        <w:t>#</w:t>
+      </w:r>
+      <w:r>
+        <w:t xml:space="preserve">### C. </w:t>
+      </w:r>
+      <w:r>
+        <w:rPr>
+          <w:rFonts w:hint="eastAsia"/>
+        </w:rPr>
+        <w:t xml:space="preserve">점수 구간 </w:t>
       </w:r>
       <w:r>
         <w:t>(</w:t>
@@ -6666,18 +7672,95 @@
         <w:rPr>
           <w:rFonts w:hint="eastAsia"/>
         </w:rPr>
-        <w:t>단골재구매)</w:t>
-      </w:r>
-    </w:p>
-    <w:p>
-      <w:r>
-        <w:t xml:space="preserve">기변 시점 구매매장 = 직전 구매매장 = 단골매장 3가지 조건을 만족하는 </w:t>
-      </w:r>
-      <w:r>
-        <w:rPr>
-          <w:rFonts w:hint="eastAsia"/>
-        </w:rPr>
-        <w:t>구매 건</w:t>
+        <w:t>배점 구간)</w:t>
+      </w:r>
+    </w:p>
+    <w:p>
+      <w:r>
+        <w:rPr>
+          <w:rFonts w:hint="eastAsia"/>
+        </w:rPr>
+        <w:t>보간법</w:t>
+      </w:r>
+      <w:r>
+        <w:t xml:space="preserve"> 적용</w:t>
+      </w:r>
+    </w:p>
+    <w:p>
+      <w:r>
+        <w:t>50%</w:t>
+      </w:r>
+      <w:proofErr w:type="gramStart"/>
+      <w:r>
+        <w:t>이상 :</w:t>
+      </w:r>
+      <w:proofErr w:type="gramEnd"/>
+      <w:r>
+        <w:t xml:space="preserve"> 4점</w:t>
+      </w:r>
+    </w:p>
+    <w:p>
+      <w:r>
+        <w:t>48%</w:t>
+      </w:r>
+      <w:proofErr w:type="gramStart"/>
+      <w:r>
+        <w:t>이상 :</w:t>
+      </w:r>
+      <w:proofErr w:type="gramEnd"/>
+      <w:r>
+        <w:t xml:space="preserve"> 3점</w:t>
+      </w:r>
+    </w:p>
+    <w:p>
+      <w:r>
+        <w:t>45%</w:t>
+      </w:r>
+      <w:proofErr w:type="gramStart"/>
+      <w:r>
+        <w:t>이상 :</w:t>
+      </w:r>
+      <w:proofErr w:type="gramEnd"/>
+      <w:r>
+        <w:t xml:space="preserve"> 2점</w:t>
+      </w:r>
+    </w:p>
+    <w:p>
+      <w:r>
+        <w:t>40%</w:t>
+      </w:r>
+      <w:proofErr w:type="gramStart"/>
+      <w:r>
+        <w:t>이상 :</w:t>
+      </w:r>
+      <w:proofErr w:type="gramEnd"/>
+      <w:r>
+        <w:t xml:space="preserve"> 1점</w:t>
+      </w:r>
+    </w:p>
+    <w:p>
+      <w:r>
+        <w:t>40%</w:t>
+      </w:r>
+      <w:proofErr w:type="gramStart"/>
+      <w:r>
+        <w:t>미만 :</w:t>
+      </w:r>
+      <w:proofErr w:type="gramEnd"/>
+      <w:r>
+        <w:t xml:space="preserve"> 0점</w:t>
+      </w:r>
+    </w:p>
+    <w:p/>
+    <w:p>
+      <w:r>
+        <w:t xml:space="preserve">### </w:t>
+      </w:r>
+      <w:r>
+        <w:t xml:space="preserve">3) </w:t>
+      </w:r>
+      <w:r>
+        <w:t>채번Call 성공건수</w:t>
       </w:r>
     </w:p>
     <w:p>
@@ -6688,338 +7771,34 @@
         <w:t>#</w:t>
       </w:r>
       <w:r>
+        <w:t xml:space="preserve">### A. </w:t>
+      </w:r>
+      <w:r>
+        <w:rPr>
+          <w:rFonts w:hint="eastAsia"/>
+        </w:rPr>
+        <w:t>목표</w:t>
+      </w:r>
+    </w:p>
+    <w:p>
+      <w:r>
+        <w:t>10건</w:t>
+      </w:r>
+    </w:p>
+    <w:p>
+      <w:r>
+        <w:rPr>
+          <w:rFonts w:hint="eastAsia"/>
+        </w:rPr>
+        <w:t>#</w:t>
+      </w:r>
+      <w:r>
         <w:t xml:space="preserve">### B. </w:t>
       </w:r>
       <w:r>
         <w:rPr>
           <w:rFonts w:hint="eastAsia"/>
         </w:rPr>
-        <w:t>비단골재구매</w:t>
-      </w:r>
-    </w:p>
-    <w:p>
-      <w:r>
-        <w:t>기변 시점 구매매장 = 직전 구매매장 조건은 만족하나 직전 구매매장 ≠ 단골매장 또는 비단골 인 경우</w:t>
-      </w:r>
-    </w:p>
-    <w:p>
-      <w:r>
-        <w:rPr>
-          <w:rFonts w:hint="eastAsia"/>
-        </w:rPr>
-        <w:t>#</w:t>
-      </w:r>
-      <w:r>
-        <w:t xml:space="preserve">### </w:t>
-      </w:r>
-      <w:r>
-        <w:rPr>
-          <w:rFonts w:hint="eastAsia"/>
-        </w:rPr>
-        <w:t>C</w:t>
-      </w:r>
-      <w:r>
-        <w:t xml:space="preserve">. </w:t>
-      </w:r>
-      <w:r>
-        <w:t>판매대비 단골 재구매율</w:t>
-      </w:r>
-    </w:p>
-    <w:p>
-      <w:r>
-        <w:t>단골재구매</w:t>
-      </w:r>
-      <w:r>
-        <w:rPr>
-          <w:rFonts w:hint="eastAsia"/>
-        </w:rPr>
-        <w:t xml:space="preserve"> </w:t>
-      </w:r>
-      <w:proofErr w:type="gramStart"/>
-      <w:r>
-        <w:t>건</w:t>
-      </w:r>
-      <w:r>
-        <w:rPr>
-          <w:rFonts w:hint="eastAsia"/>
-        </w:rPr>
-        <w:t xml:space="preserve">수 </w:t>
-      </w:r>
-      <w:r>
-        <w:t>/</w:t>
-      </w:r>
-      <w:proofErr w:type="gramEnd"/>
-      <w:r>
-        <w:t xml:space="preserve"> </w:t>
-      </w:r>
-      <w:r>
-        <w:t>소매실적</w:t>
-      </w:r>
-    </w:p>
-    <w:p>
-      <w:r>
-        <w:t xml:space="preserve">#### D. </w:t>
-      </w:r>
-      <w:r>
-        <w:t>전체 재구매</w:t>
-      </w:r>
-      <w:r>
-        <w:rPr>
-          <w:rFonts w:hint="eastAsia"/>
-        </w:rPr>
-        <w:t xml:space="preserve"> 중</w:t>
-      </w:r>
-      <w:r>
-        <w:t xml:space="preserve"> 단골비중</w:t>
-      </w:r>
-    </w:p>
-    <w:p>
-      <w:pPr>
-        <w:rPr>
-          <w:rFonts w:hint="eastAsia"/>
-        </w:rPr>
-      </w:pPr>
-      <w:r>
-        <w:rPr>
-          <w:rFonts w:hint="eastAsia"/>
-        </w:rPr>
-        <w:t>단골</w:t>
-      </w:r>
-      <w:r>
-        <w:t xml:space="preserve"> 재구매</w:t>
-      </w:r>
-      <w:r>
-        <w:rPr>
-          <w:rFonts w:hint="eastAsia"/>
-        </w:rPr>
-        <w:t xml:space="preserve"> </w:t>
-      </w:r>
-      <w:proofErr w:type="gramStart"/>
-      <w:r>
-        <w:t>건</w:t>
-      </w:r>
-      <w:r>
-        <w:rPr>
-          <w:rFonts w:hint="eastAsia"/>
-        </w:rPr>
-        <w:t xml:space="preserve">수 </w:t>
-      </w:r>
-      <w:r>
-        <w:t>/</w:t>
-      </w:r>
-      <w:proofErr w:type="gramEnd"/>
-      <w:r>
-        <w:t xml:space="preserve"> </w:t>
-      </w:r>
-      <w:r>
-        <w:t>전체 재구매건</w:t>
-      </w:r>
-    </w:p>
-    <w:p/>
-    <w:p>
-      <w:r>
-        <w:t xml:space="preserve"># </w:t>
-      </w:r>
-      <w:r>
-        <w:t>8</w:t>
-      </w:r>
-      <w:r>
-        <w:t xml:space="preserve">. </w:t>
-      </w:r>
-      <w:r>
-        <w:t>VD평가</w:t>
-      </w:r>
-      <w:r>
-        <w:t xml:space="preserve"> (</w:t>
-      </w:r>
-      <w:r>
-        <w:t xml:space="preserve">VD </w:t>
-      </w:r>
-      <w:r>
-        <w:rPr>
-          <w:rFonts w:hint="eastAsia"/>
-        </w:rPr>
-        <w:t>평가</w:t>
-      </w:r>
-      <w:r>
-        <w:rPr>
-          <w:rFonts w:hint="eastAsia"/>
-        </w:rPr>
-        <w:t>)</w:t>
-      </w:r>
-    </w:p>
-    <w:p>
-      <w:r>
-        <w:t xml:space="preserve">## </w:t>
-      </w:r>
-      <w:r>
-        <w:rPr>
-          <w:rFonts w:hint="eastAsia"/>
-        </w:rPr>
-        <w:t>가</w:t>
-      </w:r>
-      <w:r>
-        <w:rPr>
-          <w:rFonts w:hint="eastAsia"/>
-        </w:rPr>
-        <w:t>.</w:t>
-      </w:r>
-      <w:r>
-        <w:t xml:space="preserve"> </w:t>
-      </w:r>
-      <w:r>
-        <w:rPr>
-          <w:rFonts w:hint="eastAsia"/>
-        </w:rPr>
-        <w:t>공통</w:t>
-      </w:r>
-      <w:r>
-        <w:t xml:space="preserve"> 적용 </w:t>
-      </w:r>
-      <w:r>
-        <w:rPr>
-          <w:rFonts w:hint="eastAsia"/>
-        </w:rPr>
-        <w:t>조건</w:t>
-      </w:r>
-    </w:p>
-    <w:p>
-      <w:r>
-        <w:rPr>
-          <w:rFonts w:hint="eastAsia"/>
-        </w:rPr>
-        <w:t>단골관련</w:t>
-      </w:r>
-      <w:r>
-        <w:t xml:space="preserve"> 고객 VOC 발생시 팀 경영평가 0점, 대리점 VD 평가 0점 반영</w:t>
-      </w:r>
-    </w:p>
-    <w:p>
-      <w:r>
-        <w:rPr>
-          <w:rFonts w:hint="eastAsia"/>
-        </w:rPr>
-        <w:t>모든 지표</w:t>
-      </w:r>
-      <w:r>
-        <w:t>, 점수는 소수점 둘째자리 반올림</w:t>
-      </w:r>
-    </w:p>
-    <w:p>
-      <w:pPr>
-        <w:rPr>
-          <w:rFonts w:hint="eastAsia"/>
-        </w:rPr>
-      </w:pPr>
-      <w:r>
-        <w:t>"팀평가대상 N(신설) &amp; VD평가대상 Y &amp; 달성배점 0"인 경우 각 구간별 최저점 부</w:t>
-      </w:r>
-      <w:r>
-        <w:rPr>
-          <w:rFonts w:hint="eastAsia"/>
-        </w:rPr>
-        <w:t>여</w:t>
-      </w:r>
-    </w:p>
-    <w:p>
-      <w:r>
-        <w:t>##</w:t>
-      </w:r>
-      <w:r>
-        <w:t xml:space="preserve"> </w:t>
-      </w:r>
-      <w:r>
-        <w:rPr>
-          <w:rFonts w:hint="eastAsia"/>
-        </w:rPr>
-        <w:t>나</w:t>
-      </w:r>
-      <w:bookmarkStart w:id="0" w:name="_GoBack"/>
-      <w:bookmarkEnd w:id="0"/>
-      <w:r>
-        <w:rPr>
-          <w:rFonts w:hint="eastAsia"/>
-        </w:rPr>
-        <w:t>.</w:t>
-      </w:r>
-      <w:r>
-        <w:t xml:space="preserve"> 평가 항목</w:t>
-      </w:r>
-      <w:r>
-        <w:rPr>
-          <w:rFonts w:hint="eastAsia"/>
-        </w:rPr>
-        <w:t xml:space="preserve"> 및 배점</w:t>
-      </w:r>
-      <w:r>
-        <w:rPr>
-          <w:rFonts w:hint="eastAsia"/>
-        </w:rPr>
-        <w:t>,</w:t>
-      </w:r>
-      <w:r>
-        <w:t xml:space="preserve"> </w:t>
-      </w:r>
-      <w:r>
-        <w:rPr>
-          <w:rFonts w:hint="eastAsia"/>
-        </w:rPr>
-        <w:t>로직</w:t>
-      </w:r>
-    </w:p>
-    <w:p>
-      <w:r>
-        <w:t xml:space="preserve">### </w:t>
-      </w:r>
-      <w:r>
-        <w:t xml:space="preserve">1) </w:t>
-      </w:r>
-      <w:r>
-        <w:t>내방 단골등록률</w:t>
-      </w:r>
-    </w:p>
-    <w:p>
-      <w:r>
-        <w:rPr>
-          <w:rFonts w:hint="eastAsia"/>
-        </w:rPr>
-        <w:t>#</w:t>
-      </w:r>
-      <w:r>
-        <w:t xml:space="preserve">### A. </w:t>
-      </w:r>
-      <w:r>
-        <w:rPr>
-          <w:rFonts w:hint="eastAsia"/>
-        </w:rPr>
-        <w:t>목표</w:t>
-      </w:r>
-    </w:p>
-    <w:p>
-      <w:r>
-        <w:t>1</w:t>
-      </w:r>
-      <w:r>
-        <w:t>8</w:t>
-      </w:r>
-      <w:r>
-        <w:t>%</w:t>
-      </w:r>
-    </w:p>
-    <w:p>
-      <w:r>
-        <w:rPr>
-          <w:rFonts w:hint="eastAsia"/>
-        </w:rPr>
-        <w:t>#</w:t>
-      </w:r>
-      <w:r>
-        <w:t xml:space="preserve">### B. </w:t>
-      </w:r>
-      <w:r>
-        <w:rPr>
-          <w:rFonts w:hint="eastAsia"/>
-        </w:rPr>
         <w:t>배점</w:t>
       </w:r>
     </w:p>
@@ -7029,342 +7808,6 @@
       </w:r>
     </w:p>
     <w:p>
-      <w:pPr>
-        <w:rPr>
-          <w:rFonts w:hint="eastAsia"/>
-        </w:rPr>
-      </w:pPr>
-      <w:r>
-        <w:rPr>
-          <w:rFonts w:hint="eastAsia"/>
-        </w:rPr>
-        <w:t>#</w:t>
-      </w:r>
-      <w:r>
-        <w:t xml:space="preserve">### C. </w:t>
-      </w:r>
-      <w:r>
-        <w:rPr>
-          <w:rFonts w:hint="eastAsia"/>
-        </w:rPr>
-        <w:t xml:space="preserve">점수 구간 </w:t>
-      </w:r>
-      <w:r>
-        <w:t>(</w:t>
-      </w:r>
-      <w:r>
-        <w:rPr>
-          <w:rFonts w:hint="eastAsia"/>
-        </w:rPr>
-        <w:t>배점 구간)</w:t>
-      </w:r>
-    </w:p>
-    <w:p>
-      <w:r>
-        <w:t xml:space="preserve">18% </w:t>
-      </w:r>
-      <w:proofErr w:type="gramStart"/>
-      <w:r>
-        <w:t>이상 :</w:t>
-      </w:r>
-      <w:proofErr w:type="gramEnd"/>
-      <w:r>
-        <w:t xml:space="preserve"> 만점(3점)</w:t>
-      </w:r>
-    </w:p>
-    <w:p>
-      <w:r>
-        <w:t xml:space="preserve">13% </w:t>
-      </w:r>
-      <w:proofErr w:type="gramStart"/>
-      <w:r>
-        <w:t>이하 :</w:t>
-      </w:r>
-      <w:proofErr w:type="gramEnd"/>
-      <w:r>
-        <w:t xml:space="preserve"> 0점</w:t>
-      </w:r>
-    </w:p>
-    <w:p>
-      <w:r>
-        <w:t>13-18</w:t>
-      </w:r>
-      <w:proofErr w:type="gramStart"/>
-      <w:r>
-        <w:t>% :</w:t>
-      </w:r>
-      <w:proofErr w:type="gramEnd"/>
-      <w:r>
-        <w:t xml:space="preserve"> 0-3점 1차함수 배점</w:t>
-      </w:r>
-    </w:p>
-    <w:p>
-      <w:r>
-        <w:t xml:space="preserve">#### </w:t>
-      </w:r>
-      <w:r>
-        <w:t>D</w:t>
-      </w:r>
-      <w:r>
-        <w:t>. 조건</w:t>
-      </w:r>
-    </w:p>
-    <w:p>
-      <w:r>
-        <w:rPr>
-          <w:rFonts w:hint="eastAsia"/>
-        </w:rPr>
-        <w:lastRenderedPageBreak/>
-        <w:t>미</w:t>
-      </w:r>
-      <w:r>
-        <w:t xml:space="preserve"> 인지 단골고객 관련 VOC 발생시 매장 단골 건 0건 처리</w:t>
-      </w:r>
-    </w:p>
-    <w:p>
-      <w:r>
-        <w:t xml:space="preserve">### </w:t>
-      </w:r>
-      <w:r>
-        <w:t>2)</w:t>
-      </w:r>
-      <w:r>
-        <w:t xml:space="preserve"> </w:t>
-      </w:r>
-      <w:r>
-        <w:rPr>
-          <w:rFonts w:hint="eastAsia"/>
-        </w:rPr>
-        <w:t>본부</w:t>
-      </w:r>
-      <w:r>
-        <w:t>시나리오 발송율</w:t>
-      </w:r>
-    </w:p>
-    <w:p>
-      <w:r>
-        <w:rPr>
-          <w:rFonts w:hint="eastAsia"/>
-        </w:rPr>
-        <w:t>#</w:t>
-      </w:r>
-      <w:r>
-        <w:t xml:space="preserve">### A. </w:t>
-      </w:r>
-      <w:r>
-        <w:rPr>
-          <w:rFonts w:hint="eastAsia"/>
-        </w:rPr>
-        <w:t>목표</w:t>
-      </w:r>
-    </w:p>
-    <w:p>
-      <w:r>
-        <w:t>50%</w:t>
-      </w:r>
-    </w:p>
-    <w:p>
-      <w:r>
-        <w:rPr>
-          <w:rFonts w:hint="eastAsia"/>
-        </w:rPr>
-        <w:t>#</w:t>
-      </w:r>
-      <w:r>
-        <w:t xml:space="preserve">### B. </w:t>
-      </w:r>
-      <w:r>
-        <w:rPr>
-          <w:rFonts w:hint="eastAsia"/>
-        </w:rPr>
-        <w:t>배점</w:t>
-      </w:r>
-    </w:p>
-    <w:p>
-      <w:r>
-        <w:t>4점</w:t>
-      </w:r>
-    </w:p>
-    <w:p>
-      <w:pPr>
-        <w:rPr>
-          <w:rFonts w:hint="eastAsia"/>
-        </w:rPr>
-      </w:pPr>
-      <w:r>
-        <w:rPr>
-          <w:rFonts w:hint="eastAsia"/>
-        </w:rPr>
-        <w:t>#</w:t>
-      </w:r>
-      <w:r>
-        <w:t xml:space="preserve">### C. </w:t>
-      </w:r>
-      <w:r>
-        <w:rPr>
-          <w:rFonts w:hint="eastAsia"/>
-        </w:rPr>
-        <w:t xml:space="preserve">점수 구간 </w:t>
-      </w:r>
-      <w:r>
-        <w:t>(</w:t>
-      </w:r>
-      <w:r>
-        <w:rPr>
-          <w:rFonts w:hint="eastAsia"/>
-        </w:rPr>
-        <w:t>배점 구간)</w:t>
-      </w:r>
-    </w:p>
-    <w:p>
-      <w:pPr>
-        <w:rPr>
-          <w:rFonts w:hint="eastAsia"/>
-        </w:rPr>
-      </w:pPr>
-      <w:r>
-        <w:rPr>
-          <w:rFonts w:hint="eastAsia"/>
-        </w:rPr>
-        <w:t>보간법</w:t>
-      </w:r>
-      <w:r>
-        <w:t xml:space="preserve"> 적용</w:t>
-      </w:r>
-    </w:p>
-    <w:p>
-      <w:r>
-        <w:t>50%</w:t>
-      </w:r>
-      <w:proofErr w:type="gramStart"/>
-      <w:r>
-        <w:t>이상 :</w:t>
-      </w:r>
-      <w:proofErr w:type="gramEnd"/>
-      <w:r>
-        <w:t xml:space="preserve"> 4점</w:t>
-      </w:r>
-    </w:p>
-    <w:p>
-      <w:r>
-        <w:t>48%</w:t>
-      </w:r>
-      <w:proofErr w:type="gramStart"/>
-      <w:r>
-        <w:t>이상 :</w:t>
-      </w:r>
-      <w:proofErr w:type="gramEnd"/>
-      <w:r>
-        <w:t xml:space="preserve"> 3점</w:t>
-      </w:r>
-    </w:p>
-    <w:p>
-      <w:r>
-        <w:t>45%</w:t>
-      </w:r>
-      <w:proofErr w:type="gramStart"/>
-      <w:r>
-        <w:t>이상 :</w:t>
-      </w:r>
-      <w:proofErr w:type="gramEnd"/>
-      <w:r>
-        <w:t xml:space="preserve"> 2점</w:t>
-      </w:r>
-    </w:p>
-    <w:p>
-      <w:r>
-        <w:t>40%</w:t>
-      </w:r>
-      <w:proofErr w:type="gramStart"/>
-      <w:r>
-        <w:t>이상 :</w:t>
-      </w:r>
-      <w:proofErr w:type="gramEnd"/>
-      <w:r>
-        <w:t xml:space="preserve"> 1점</w:t>
-      </w:r>
-    </w:p>
-    <w:p>
-      <w:r>
-        <w:t>40%</w:t>
-      </w:r>
-      <w:proofErr w:type="gramStart"/>
-      <w:r>
-        <w:t>미만 :</w:t>
-      </w:r>
-      <w:proofErr w:type="gramEnd"/>
-      <w:r>
-        <w:t xml:space="preserve"> 0점</w:t>
-      </w:r>
-    </w:p>
-    <w:p>
-      <w:pPr>
-        <w:rPr>
-          <w:rFonts w:hint="eastAsia"/>
-        </w:rPr>
-      </w:pPr>
-    </w:p>
-    <w:p>
-      <w:r>
-        <w:t xml:space="preserve">### </w:t>
-      </w:r>
-      <w:r>
-        <w:t xml:space="preserve">3) </w:t>
-      </w:r>
-      <w:r>
-        <w:t>채번Call 성공건수</w:t>
-      </w:r>
-    </w:p>
-    <w:p>
-      <w:r>
-        <w:rPr>
-          <w:rFonts w:hint="eastAsia"/>
-        </w:rPr>
-        <w:t>#</w:t>
-      </w:r>
-      <w:r>
-        <w:t xml:space="preserve">### A. </w:t>
-      </w:r>
-      <w:r>
-        <w:rPr>
-          <w:rFonts w:hint="eastAsia"/>
-        </w:rPr>
-        <w:t>목표</w:t>
-      </w:r>
-    </w:p>
-    <w:p>
-      <w:r>
-        <w:t>10건</w:t>
-      </w:r>
-    </w:p>
-    <w:p>
-      <w:r>
-        <w:rPr>
-          <w:rFonts w:hint="eastAsia"/>
-        </w:rPr>
-        <w:t>#</w:t>
-      </w:r>
-      <w:r>
-        <w:t xml:space="preserve">### B. </w:t>
-      </w:r>
-      <w:r>
-        <w:rPr>
-          <w:rFonts w:hint="eastAsia"/>
-        </w:rPr>
-        <w:t>배점</w:t>
-      </w:r>
-    </w:p>
-    <w:p>
-      <w:r>
-        <w:t>3점</w:t>
-      </w:r>
-    </w:p>
-    <w:p>
-      <w:pPr>
-        <w:rPr>
-          <w:rFonts w:hint="eastAsia"/>
-        </w:rPr>
-      </w:pPr>
       <w:r>
         <w:rPr>
           <w:rFonts w:hint="eastAsia"/>
